--- a/index.docx
+++ b/index.docx
@@ -7,7 +7,7 @@
         <w:pStyle w:val="Title"/>
       </w:pPr>
       <w:r>
-        <w:t xml:space="preserve">How food webs are built shapes how they behave</w:t>
+        <w:t xml:space="preserve">From metawebs to dynamics: How food webs are built shapes how they behave</w:t>
       </w:r>
     </w:p>
     <w:p>
@@ -15,7 +15,7 @@
         <w:pStyle w:val="Date"/>
       </w:pPr>
       <w:r>
-        <w:t xml:space="preserve">2026-09-04</w:t>
+        <w:t xml:space="preserve">2026-10-14</w:t>
       </w:r>
     </w:p>
     <w:p>
@@ -48,7 +48,7 @@
         <w:pStyle w:val="FirstParagraph"/>
       </w:pPr>
       <w:r>
-        <w:t xml:space="preserve">Ecological networks provide one of the most powerful frameworks for understanding how biodiversity is organised and how ecological communities respond to environmental change. Historically, food web research focused largely on describing structural properties such as connectance, trophic organisation and degree distributions, revealing remarkably consistent patterns across ecosystems</w:t>
+        <w:t xml:space="preserve">Ecological networks provide a powerful framework for understanding how biodiversity is organised and how ecological communities respond to environmental change. Early food web research focused largely on describing structural properties such as connectance, trophic organisation, and degree distributions, revealing recurring patterns across ecosystems</w:t>
       </w:r>
       <w:r>
         <w:t xml:space="preserve"> </w:t>
@@ -57,7 +57,7 @@
         <w:t xml:space="preserve">(Williams &amp; Martinez, 2000)</w:t>
       </w:r>
       <w:r>
-        <w:t xml:space="preserve">. Increasingly, however, the focus has shifted from describing network architecture to predicting ecological processes. Mechanistic dynamic food web models now allow researchers to investigate community stability, biomass dynamics, extinction cascades and ecosystem responses to perturbation by explicitly simulating the transfer of energy through interacting species</w:t>
+        <w:t xml:space="preserve">. Increasingly, however, attention has shifted from describing network architecture to predicting ecological processes. Mechanistic dynamic food web models enable researchers to investigate community stability, biomass dynamics, extinction cascades, and responses to perturbation by explicitly simulating energy transfer among interacting species</w:t>
       </w:r>
       <w:r>
         <w:t xml:space="preserve"> </w:t>
@@ -66,7 +66,7 @@
         <w:t xml:space="preserve">(Brose et al., 2006; Curtsdotter et al., 2011; Delmas et al., 2017; Yodzis &amp; Innes, 1992)</w:t>
       </w:r>
       <w:r>
-        <w:t xml:space="preserve">. These approaches represent an important advance over purely topological analyses because secondary extinctions emerge from ecological dynamics—including resource limitation, interaction strengths and feedbacks—rather than simply from the structural loss of trophic links. As a result, dynamic food web models are increasingly used to address questions spanning conservation biology, ecosystem functioning and macroecological responses to environmental change.</w:t>
+        <w:t xml:space="preserve">. By incorporating processes such as resource limitation, interaction strengths, and feedbacks, these models provide a means of linking network structure to ecological dynamics. Their predictions, however, depend not only on the dynamical model itself, but also on the food web supplied as input.</w:t>
       </w:r>
     </w:p>
     <w:p>
@@ -74,19 +74,7 @@
         <w:pStyle w:val="BodyText"/>
       </w:pPr>
       <w:r>
-        <w:t xml:space="preserve">Despite these advances, the application of dynamic food web models remains constrained by an often overlooked problem - the nature of the network used as model input. Dynamic simulations require a realised interaction network representing trophic interactions that can occur simultaneously within a community, yet the networks used to construct these models vary considerably in both their provenance and ecological representation. Synthetic networks, such as those generated by the Cascade</w:t>
-      </w:r>
-      <w:r>
-        <w:t xml:space="preserve"> </w:t>
-      </w:r>
-      <w:r>
-        <w:t xml:space="preserve">(Cohen et al., 1985)</w:t>
-      </w:r>
-      <w:r>
-        <w:t xml:space="preserve"> </w:t>
-      </w:r>
-      <w:r>
-        <w:t xml:space="preserve">and Niche</w:t>
+        <w:t xml:space="preserve">Constructing suitable networks for dynamic modelling presents a fundamental challenge. Synthetic food web models, such as the niche model, provide tractable representations of trophic structure and can be readily coupled to population dynamics</w:t>
       </w:r>
       <w:r>
         <w:t xml:space="preserve"> </w:t>
@@ -95,37 +83,16 @@
         <w:t xml:space="preserve">(Williams &amp; Martinez, 2000)</w:t>
       </w:r>
       <w:r>
-        <w:t xml:space="preserve"> </w:t>
-      </w:r>
-      <w:r>
-        <w:t xml:space="preserve">models, provide useful theoretical abstractions of food web structure and can be readily coupled to dynamic models, but are not intended to represent particular communities. More detailed networks can instead be constructed from empirical observations or inferred using biological information such as body size, energetics and trophic constraints. Mechanistic approaches such as the Allometric Diet Breadth Model (ADBM;</w:t>
-      </w:r>
-      <w:r>
-        <w:t xml:space="preserve"> </w:t>
-      </w:r>
-      <w:r>
-        <w:t xml:space="preserve">Petchey et al. (2008)</w:t>
-      </w:r>
-      <w:r>
-        <w:t xml:space="preserve">) and Allometric Trophic Networks (ATNs;</w:t>
-      </w:r>
-      <w:r>
-        <w:t xml:space="preserve"> </w:t>
-      </w:r>
-      <w:r>
-        <w:t xml:space="preserve">Brose et al. (2006)</w:t>
-      </w:r>
-      <w:r>
-        <w:t xml:space="preserve">), for example, can generate empirically parameterised networks. However, these models require detailed data (abundances and body sizes) and it remains to be seen if they are able to accurately recover specific pairwise interactions as they do not account for trait-based compatibility between specific species pairs</w:t>
-      </w:r>
-      <w:r>
-        <w:t xml:space="preserve"> </w:t>
-      </w:r>
-      <w:r>
-        <w:t xml:space="preserve">(Strydom, Dunhill, et al., 2026; Strydom, Karapunar, et al., 2026)</w:t>
-      </w:r>
-      <w:r>
-        <w:t xml:space="preserve">. Conversely, a literature- or inference-derived metaweb only represents feasible pairwise interactions for species in a community</w:t>
+        <w:t xml:space="preserve">. Other approaches use biological information, including body size and energetic constraints, to generate more mechanistically informed networks, as in allometric trophic network models</w:t>
+      </w:r>
+      <w:r>
+        <w:t xml:space="preserve"> </w:t>
+      </w:r>
+      <w:r>
+        <w:t xml:space="preserve">(Brose et al., 2006; Petchey et al., 2008)</w:t>
+      </w:r>
+      <w:r>
+        <w:t xml:space="preserve">. However, these approaches represent particular assumptions about how trophic interactions are organised and do not necessarily recover the specific interactions occurring within a given community. Empirical metawebs offer an alternative by compiling potential trophic interactions among species from observations, literature, or trait-based inference</w:t>
       </w:r>
       <w:r>
         <w:t xml:space="preserve"> </w:t>
@@ -134,6 +101,40 @@
         <w:t xml:space="preserve">(Dunne, 2006)</w:t>
       </w:r>
       <w:r>
+        <w:t xml:space="preserve">. Yet, because these interactions may have been observed or inferred across different locations, seasons, or environmental conditions, a metaweb does not necessarily represent a set of interactions that can occur simultaneously within a single community. Converting an empirical metaweb into a plausible community-level food web therefore requires an additional step: selecting which potential interactions are realised together.</w:t>
+      </w:r>
+    </w:p>
+    <w:p>
+      <w:pPr>
+        <w:pStyle w:val="BodyText"/>
+      </w:pPr>
+      <w:r>
+        <w:t xml:space="preserve">This process of network realisation introduces assumptions about the ecological processes that determine which interactions persist within a community. Different approaches may favour interactions involving particular species, retain central portions of consumers’ potential trophic niches, or select links without reference to their ecological characteristics. These alternatives can produce networks with different structural properties even when they originate from the same empirical interaction pool. Consequently, network reconstruction is not simply a technical step for reducing network size or connectance; it is an ecological modelling decision that may influence subsequent predictions. Although food web reconstruction and the reuse of interaction networks can substantially affect ecological inference</w:t>
+      </w:r>
+      <w:r>
+        <w:t xml:space="preserve"> </w:t>
+      </w:r>
+      <w:r>
+        <w:t xml:space="preserve">(Brimacombe et al., 2023)</w:t>
+      </w:r>
+      <w:r>
+        <w:t xml:space="preserve">, the extent to which assumptions introduced during network realisation propagate through dynamic modelling remains an important question.</w:t>
+      </w:r>
+    </w:p>
+    <w:p>
+      <w:pPr>
+        <w:pStyle w:val="BodyText"/>
+      </w:pPr>
+      <w:r>
+        <w:t xml:space="preserve">Network construction is also followed by a second filtering process. Dynamic food web models typically undergo a burn-in period during which biomass changes and species that cannot persist under the specified model conditions are lost. This process transforms the initial network into a dynamically viable community, potentially altering its structure before any perturbation is imposed. The resulting network therefore reflects two successive sets of assumptions: first, those determining which potential interactions are included, and second, those determining which species and interactions persist under the modelled dynamics. These stages may have distinct or interacting effects on network topology and ecological behaviour. In particular, it remains unclear whether structural signatures introduced during network construction persist following dynamical burn-in, and whether differences among reconstructed networks translate into differences in extinction responses. This distinction matters because topological extinction analyses assess consequences of network structure alone, whereas dynamic extinction simulations additionally incorporate biomass-dependent ecological processes</w:t>
+      </w:r>
+      <w:r>
+        <w:t xml:space="preserve"> </w:t>
+      </w:r>
+      <w:r>
+        <w:t xml:space="preserve">(Curtsdotter et al., 2011)</w:t>
+      </w:r>
+      <w:r>
         <w:t xml:space="preserve">.</w:t>
       </w:r>
     </w:p>
@@ -142,16 +143,25 @@
         <w:pStyle w:val="BodyText"/>
       </w:pPr>
       <w:r>
-        <w:t xml:space="preserve">This distinction is important because empirical provenance does not necessarily imply realised ecological structure. Metawebs can incorporate substantial information about real ecological interactions while aggregating interactions observed or inferred across locations, seasons, sampling periods or environmental contexts</w:t>
-      </w:r>
-      <w:r>
-        <w:t xml:space="preserve"> </w:t>
-      </w:r>
-      <w:r>
-        <w:t xml:space="preserve">(Dunne, 2006)</w:t>
-      </w:r>
-      <w:r>
-        <w:t xml:space="preserve">. They therefore provide a potentially powerful empirical basis for dynamic modelling, but typically contain more interactions than are realised simultaneously within any particular community. For regional metawebs, exploiting this information in a dynamic framework consequently requires an additional network realisation step - selecting from the pool of potential interactions to generate plausible community-level networks. Such network realisation is more than a computational reduction in connectance; it is an ecological modelling decision that determines which interactions are assumed to occur together.</w:t>
+        <w:t xml:space="preserve">Resolving these uncertainties is particularly relevant when dynamic models are used to investigate ecological change in systems for which empirical interaction data are incomplete. Palaeoecological records, for example, offer opportunities to examine community responses to major extinction events, but reconstructed fossil assemblages rarely provide a complete representation of a single realised food web</w:t>
+      </w:r>
+      <w:r>
+        <w:t xml:space="preserve"> </w:t>
+      </w:r>
+      <w:r>
+        <w:t xml:space="preserve">(Dunhill et al., 2024; Fricke et al., 2022; Karapunar et al., 2026; Roopnarine, 2017; Roopnarine, 2006)</w:t>
+      </w:r>
+      <w:r>
+        <w:t xml:space="preserve">. Instead, they may be more appropriately represented as empirically constrained pools of potential interactions from which plausible community networks must be inferred. Developing approaches that translate these interaction pools into dynamically viable food webs could therefore support mechanistic investigations of ecological change through comparisons across extinction events and hindcasting exercises</w:t>
+      </w:r>
+      <w:r>
+        <w:t xml:space="preserve"> </w:t>
+      </w:r>
+      <w:r>
+        <w:t xml:space="preserve">(Strydom, Catchen, et al., 2021)</w:t>
+      </w:r>
+      <w:r>
+        <w:t xml:space="preserve">. However, such applications require an understanding of how the assumptions used to reconstruct networks influence the structure and dynamics of the resulting communities.</w:t>
       </w:r>
     </w:p>
     <w:p>
@@ -159,57 +169,11 @@
         <w:pStyle w:val="BodyText"/>
       </w:pPr>
       <w:r>
-        <w:t xml:space="preserve">The need for</w:t>
-      </w:r>
-      <w:r>
-        <w:t xml:space="preserve"> </w:t>
-      </w:r>
-      <w:r>
-        <w:t xml:space="preserve">‘metaweb realisation’</w:t>
-      </w:r>
-      <w:r>
-        <w:t xml:space="preserve"> </w:t>
-      </w:r>
-      <w:r>
-        <w:t xml:space="preserve">is particularly apparent when considering ecological systems for which dynamic predictions could be most informative but empirical data are inherently incomplete. Palaeoecological records, for example, can provide unusually valuable opportunities to study the ecological consequences of major extinction events because fossil assemblages can document communities before and after large-scale biodiversity loss</w:t>
-      </w:r>
-      <w:r>
-        <w:t xml:space="preserve"> </w:t>
-      </w:r>
-      <w:r>
-        <w:t xml:space="preserve">(Dunhill et al., 2024; Fricke et al., 2022; Karapunar et al., 2026; Roopnarine, 2017; Roopnarine, 2006)</w:t>
-      </w:r>
-      <w:r>
-        <w:t xml:space="preserve">. Yet even where species composition and trophic interactions can be reconstructed, palaeoecological data rarely provide a complete observation of a single realised food web. Instead, they are more naturally used to reconstruct empirically constrained interaction pools from which plausible community networks can be inferred. This creates an opportunity for dynamic food web modelling - provided metawebs can be converted into dynamically viable realised networks. Empirically-informed ecological change has the potential be used to test mechanistic explanations through comparisons before and after extinction event or more complex hindcasting exercises</w:t>
-      </w:r>
-      <w:r>
-        <w:t xml:space="preserve"> </w:t>
-      </w:r>
-      <w:r>
-        <w:t xml:space="preserve">(Strydom, Catchen, et al., 2021)</w:t>
-      </w:r>
-      <w:r>
-        <w:t xml:space="preserve">.</w:t>
-      </w:r>
-    </w:p>
-    <w:p>
-      <w:pPr>
-        <w:pStyle w:val="BodyText"/>
-      </w:pPr>
-      <w:r>
-        <w:t xml:space="preserve">However, the process of metaweb realisation itself has the potential to introduce assumptions that may propagate into subsequent ecological inference. In this sense, realised-network generation constitutes an ecological model in its own right, introducing structural assumptions before any population dynamics are simulated. These assumptions may then be compounded by the dynamics themselves. Once a realised network has been generated, dynamic models typically undergo a burn-in period during which biomass redistributes and species unable to persist under the chosen dynamical formulation are lost. Burn-in therefore represents a further filtering step, transforming a structurally feasible network into a dynamically viable community. Only after these successive stages of network realisation and dynamical filtering are perturbations, such as species removals or environmental change, imposed. Ecological inference from dynamic food web models is consequently conditioned not only by the dynamical formulation of the model, but also by assumptions introduced during network construction and by the subsequent process of dynamical realisation.</w:t>
-      </w:r>
-    </w:p>
-    <w:p>
-      <w:pPr>
-        <w:pStyle w:val="BodyText"/>
-      </w:pPr>
-      <w:r>
-        <w:t xml:space="preserve">Here we investigate whether alternative approaches to network realisation influence the behaviour of subsequent ecological models. Using empirical metawebs, we generate ensembles of realised food webs using four ecologically motivated downsampling algorithms representing contrasting hypotheses about interaction realisation, alongside networks generated using the Niche and ATN models as additional reference approaches. We then evaluate how these alternative assumptions influence network structure, dynamical burn-in, and extinction responses. Our objective is not to identify an optimal downsampling algorithm, nor to suggest that any single approach provides the correct realised community. Rather, we use network realisation as a proof of concept for integrating empirical interaction pools into dynamic food web models, asking whether the ecological signatures introduced during network construction remain detectable throughout subsequent dynamical modelling. More broadly, we ask whether realised metawebs can provide a viable bridge between observed ecological interaction structure and mechanistic dynamic modelling, and whether the assumptions required to construct that bridge ultimately become as influential as the ecological dynamics themselves.</w:t>
+        <w:t xml:space="preserve">Here, we investigate how alternative approaches to network realisation influence food web structure, dynamical burn-in, and inferred extinction robustness. Using empirical metawebs, we generate realised food webs with four ecologically motivated downsampling approaches and compare them with networks generated using the niche and allometric trophic network models. We ask three questions: (1) how does the choice of network construction approach influence initial food web topology, and how do these differences change during dynamical burn-in? (2) To what extent do alternative reconstruction approaches influence the relationship between topological and dynamic estimates of extinction robustness? And (3) do network reconstruction approaches that differ structurally also produce distinct dynamical responses to extinction, or do these responses converge during subsequent simulations? Rather than identifying a single optimal reconstruction method, we use these comparisons to evaluate whether assumptions introduced during network construction remain detectable throughout dynamic modelling. We argue that network realisation should be treated as an explicit source of ecological model uncertainty when empirical interaction data are used to generate mechanistic predictions about ecological change.</w:t>
       </w:r>
     </w:p>
     <w:bookmarkEnd w:id="9"/>
-    <w:bookmarkStart w:id="19" w:name="methods"/>
+    <w:bookmarkStart w:id="21" w:name="methods"/>
     <w:p>
       <w:pPr>
         <w:pStyle w:val="Heading1"/>
@@ -350,7 +314,7 @@
         <w:t xml:space="preserve">(Brose et al., 2006)</w:t>
       </w:r>
       <w:r>
-        <w:t xml:space="preserve">, providing a complementary mechanistic representation of trophic interactions based on consumer–resource body-size relationships.</w:t>
+        <w:t xml:space="preserve">, providing a complementary mechanistic representation of trophic interactions based on consumer–resource body-size relationships. For the ATN networks we generated a range of networks by varying they probability parameter and selected the network that best matched the target connectance.</w:t>
       </w:r>
     </w:p>
     <w:bookmarkEnd w:id="11"/>
@@ -409,7 +373,7 @@
         <w:t xml:space="preserve"> </w:t>
       </w:r>
       <w:r>
-        <w:t xml:space="preserve">and so the SVD composition should retain the diet of the species.</w:t>
+        <w:t xml:space="preserve">and so the SVD composition should retain the dietary signal of the species. This is done as follows:</w:t>
       </w:r>
     </w:p>
     <w:p>
@@ -1158,15 +1122,9 @@
             </m:dPr>
             <m:e>
               <m:r>
-                <m:rPr>
-                  <m:sty m:val="p"/>
-                </m:rPr>
                 <m:t>s</m:t>
               </m:r>
               <m:r>
-                <m:rPr>
-                  <m:sty m:val="p"/>
-                </m:rPr>
                 <m:t>d</m:t>
               </m:r>
               <m:r>
@@ -1793,7 +1751,7 @@
         <w:pStyle w:val="FirstParagraph"/>
       </w:pPr>
       <w:r>
-        <w:t xml:space="preserve">The degree-product approach assumes that interaction realisation depends on the centrality of both interacting species. Each interaction is assigned a weight</w:t>
+        <w:t xml:space="preserve">The degree-product approach assumes that interaction realisation depends on the centrality of both interacting species. Here each interaction is assigned a weight</w:t>
       </w:r>
     </w:p>
     <w:p>
@@ -1839,21 +1797,12 @@
             </m:sub>
             <m:sup>
               <m:r>
-                <m:rPr>
-                  <m:sty m:val="p"/>
-                </m:rPr>
                 <m:t>o</m:t>
               </m:r>
               <m:r>
-                <m:rPr>
-                  <m:sty m:val="p"/>
-                </m:rPr>
                 <m:t>u</m:t>
               </m:r>
               <m:r>
-                <m:rPr>
-                  <m:sty m:val="p"/>
-                </m:rPr>
                 <m:t>t</m:t>
               </m:r>
             </m:sup>
@@ -1871,15 +1820,9 @@
             </m:sub>
             <m:sup>
               <m:r>
-                <m:rPr>
-                  <m:sty m:val="p"/>
-                </m:rPr>
                 <m:t>i</m:t>
               </m:r>
               <m:r>
-                <m:rPr>
-                  <m:sty m:val="p"/>
-                </m:rPr>
                 <m:t>n</m:t>
               </m:r>
             </m:sup>
@@ -1911,21 +1854,12 @@
           </m:sub>
           <m:sup>
             <m:r>
-              <m:rPr>
-                <m:sty m:val="p"/>
-              </m:rPr>
               <m:t>o</m:t>
             </m:r>
             <m:r>
-              <m:rPr>
-                <m:sty m:val="p"/>
-              </m:rPr>
               <m:t>u</m:t>
             </m:r>
             <m:r>
-              <m:rPr>
-                <m:sty m:val="p"/>
-              </m:rPr>
               <m:t>t</m:t>
             </m:r>
           </m:sup>
@@ -1954,15 +1888,9 @@
           </m:sub>
           <m:sup>
             <m:r>
-              <m:rPr>
-                <m:sty m:val="p"/>
-              </m:rPr>
               <m:t>i</m:t>
             </m:r>
             <m:r>
-              <m:rPr>
-                <m:sty m:val="p"/>
-              </m:rPr>
               <m:t>n</m:t>
             </m:r>
           </m:sup>
@@ -2099,7 +2027,7 @@
         </m:r>
       </m:oMath>
       <w:r>
-        <w:t xml:space="preserve">. Under iterative downsampling, degrees are recalculated following each interaction removal, allowing probabilities to evolve as the realised network changes. Ecologically, this assumes that highly connected species possess many potential interactions that are not simultaneously realised within any local community, whereas interactions involving more specialised or weakly connected species are more likely to represent essential realised links.</w:t>
+        <w:t xml:space="preserve">. Under iterative downsampling, degrees are recalculated following each interaction removal, allowing probabilities to evolve as the realised network changes. Ecologically, this assumes that highly connected species possess many potential interactions that are not simultaneously realised within any local community, whereas interactions involving more specialised species are more likely to represent essential realised links.</w:t>
       </w:r>
     </w:p>
     <w:bookmarkEnd w:id="14"/>
@@ -2180,7 +2108,7 @@
     </w:p>
     <w:bookmarkEnd w:id="15"/>
     <w:bookmarkEnd w:id="16"/>
-    <w:bookmarkStart w:id="17" w:name="simulations"/>
+    <w:bookmarkStart w:id="19" w:name="simulations"/>
     <w:p>
       <w:pPr>
         <w:pStyle w:val="Heading2"/>
@@ -2189,12 +2117,21 @@
         <w:t xml:space="preserve">2.4 Simulations</w:t>
       </w:r>
     </w:p>
+    <w:bookmarkStart w:id="17" w:name="network-construction-1"/>
+    <w:p>
+      <w:pPr>
+        <w:pStyle w:val="Heading3"/>
+      </w:pPr>
+      <w:r>
+        <w:t xml:space="preserve">2.4.1 Network construction</w:t>
+      </w:r>
+    </w:p>
     <w:p>
       <w:pPr>
         <w:pStyle w:val="FirstParagraph"/>
       </w:pPr>
       <w:r>
-        <w:t xml:space="preserve">For each empirical community, we generated 30 replicate network ensembles. Species body masses were sampled independently from truncated log-normal distributions constrained by their categorical body-size classifications but were only used in the construction of the ATNs; for the dynamic simulations body masses were assigned using the predator-prey body mass distribution where body mass (</w:t>
+        <w:t xml:space="preserve">For each empirical community, we generated 30 network replicates. Species body masses were sampled independently from truncated log-normal distributions constrained by their categorical body-size classifications but were only used in the construction of the ATNs; for the dynamic simulations body masses were assigned using the predator-prey body mass distribution where body mass (</w:t>
       </w:r>
       <m:oMath>
         <m:sSub>
@@ -2295,7 +2232,7 @@
         <w:t xml:space="preserve"> </w:t>
       </w:r>
       <w:r>
-        <w:t xml:space="preserve">represents the assumed constant predator–prey body-mass ratio, here set to 10. Initial biomasses were drawn from a uniform distribution. These trait values were used to construct a series of alternative networks, representing different two realised networks (ATN and niche model), one metaweb, and four downsampled (realised) metawebs (niche, power-law, degree-product, and random).</w:t>
+        <w:t xml:space="preserve">represents the assumed constant predator–prey body-mass ratio, here set to 10. Initial biomasses were drawn from a uniform distribution. These trait values were used to construct a series of alternative networks.</w:t>
       </w:r>
     </w:p>
     <w:p>
@@ -2303,7 +2240,7 @@
         <w:pStyle w:val="BodyText"/>
       </w:pPr>
       <w:r>
-        <w:t xml:space="preserve">For the allometric trophic network (ATN), interaction strengths were generated by varying the feeding threshold between 0.01 and 0.12 and selecting the network whose connectance most closely matched a target connectance. Target connectance was independently sampled for each replicate from a truncated normal distribution bounded between 0.05 and 0.15. The target connectance and richness of the metaweb were used to build a niche model and the metaweb was downsampled until the target connectance was reach. These represent the</w:t>
+        <w:t xml:space="preserve">For the ATN, interaction probabilities were generated by varying the feeding threshold between 0.01 and 0.12 and selecting the network whose connectance most closely matched a target connectance. Target connectance was independently sampled for each replicate from a truncated normal distribution bounded between 0.05 and 0.15. The target connectance and richness of the metaweb were used to build a niche model and the metaweb was downsampled until the target connectance was reach. These represent the</w:t>
       </w:r>
       <w:r>
         <w:t xml:space="preserve"> </w:t>
@@ -2373,9 +2310,19 @@
         <w:t xml:space="preserve">networks.</w:t>
       </w:r>
     </w:p>
-    <w:p>
-      <w:pPr>
-        <w:pStyle w:val="BodyText"/>
+    <w:bookmarkEnd w:id="17"/>
+    <w:bookmarkStart w:id="18" w:name="extinction-simulations"/>
+    <w:p>
+      <w:pPr>
+        <w:pStyle w:val="Heading3"/>
+      </w:pPr>
+      <w:r>
+        <w:t xml:space="preserve">2.4.2 Extinction simulations</w:t>
+      </w:r>
+    </w:p>
+    <w:p>
+      <w:pPr>
+        <w:pStyle w:val="FirstParagraph"/>
       </w:pPr>
       <w:r>
         <w:t xml:space="preserve">Extinction experiments were subsequently performed on both the creation and realised networks. Topological extinction simulations were conducted on both network stages, whereas dynamic extinction simulations were performed only on realised networks. In all simulations, primary extinctions followed one of the prescribed extinction scenarios. During topological simulations, secondary extinctions occurred when species lost all prey, these were allowed to cascade. During dynamic simulations, primary extinctions were imposed by setting the biomass of the focal species to the survival threshold (</w:t>
@@ -2435,97 +2382,98 @@
         <w:t xml:space="preserve">), estimated by linear interpolation between extinction events.</w:t>
       </w:r>
     </w:p>
-    <w:bookmarkEnd w:id="17"/>
-    <w:bookmarkStart w:id="18" w:name="software"/>
-    <w:p>
-      <w:pPr>
-        <w:pStyle w:val="Heading2"/>
-      </w:pPr>
-      <w:r>
-        <w:t xml:space="preserve">2.5 Software</w:t>
-      </w:r>
-    </w:p>
-    <w:p>
-      <w:pPr>
-        <w:pStyle w:val="FirstParagraph"/>
-      </w:pPr>
-      <w:r>
-        <w:t xml:space="preserve">Network construction and extinction simulations were run in Julia v1.12.6</w:t>
-      </w:r>
-      <w:r>
-        <w:t xml:space="preserve"> </w:t>
-      </w:r>
-      <w:r>
-        <w:t xml:space="preserve">(Bezanson et al., 2017)</w:t>
-      </w:r>
-      <w:r>
-        <w:t xml:space="preserve">, we used</w:t>
-      </w:r>
-      <w:r>
-        <w:t xml:space="preserve"> </w:t>
-      </w:r>
-      <w:r>
-        <w:rPr>
-          <w:rStyle w:val="VerbatimChar"/>
-        </w:rPr>
-        <w:t xml:space="preserve">EcologicalNetworksDynamics.jl</w:t>
-      </w:r>
-      <w:r>
-        <w:t xml:space="preserve"> </w:t>
-      </w:r>
-      <w:r>
-        <w:t xml:space="preserve">(Lajaaiti et al., 2025)</w:t>
-      </w:r>
-      <w:r>
-        <w:t xml:space="preserve"> </w:t>
-      </w:r>
-      <w:r>
-        <w:t xml:space="preserve">for dynamic simulations,</w:t>
-      </w:r>
-      <w:r>
-        <w:t xml:space="preserve"> </w:t>
-      </w:r>
-      <w:r>
-        <w:rPr>
-          <w:rStyle w:val="VerbatimChar"/>
-        </w:rPr>
-        <w:t xml:space="preserve">PFIM.jl</w:t>
-      </w:r>
-      <w:r>
-        <w:t xml:space="preserve"> </w:t>
-      </w:r>
-      <w:r>
-        <w:t xml:space="preserve">[REF] for construction of metawebs,</w:t>
-      </w:r>
-      <w:r>
-        <w:t xml:space="preserve"> </w:t>
-      </w:r>
-      <w:r>
-        <w:rPr>
-          <w:rStyle w:val="VerbatimChar"/>
-        </w:rPr>
-        <w:t xml:space="preserve">FoodWebTools.jl</w:t>
-      </w:r>
-      <w:r>
-        <w:t xml:space="preserve"> </w:t>
-      </w:r>
-      <w:r>
-        <w:t xml:space="preserve">[REF] for network downsampling, and Extinctions.jl [REF] for extinctions and robustness calculations. Statistical analyses were run in R v4.5.2 [REF]. All code can be found at</w:t>
-      </w:r>
-      <w:r>
-        <w:t xml:space="preserve"> </w:t>
-      </w:r>
-      <w:r>
-        <w:rPr>
-          <w:i/>
-          <w:iCs/>
-        </w:rPr>
-        <w:t xml:space="preserve">TODO</w:t>
-      </w:r>
-    </w:p>
     <w:bookmarkEnd w:id="18"/>
     <w:bookmarkEnd w:id="19"/>
-    <w:bookmarkStart w:id="24" w:name="X3c581d960fc25a54dbdc8cfff3f6b3d201997b2"/>
+    <w:bookmarkStart w:id="20" w:name="software"/>
+    <w:p>
+      <w:pPr>
+        <w:pStyle w:val="Heading2"/>
+      </w:pPr>
+      <w:r>
+        <w:t xml:space="preserve">2.5 Software</w:t>
+      </w:r>
+    </w:p>
+    <w:p>
+      <w:pPr>
+        <w:pStyle w:val="FirstParagraph"/>
+      </w:pPr>
+      <w:r>
+        <w:t xml:space="preserve">Network construction and extinction simulations were run in Julia v1.12.6</w:t>
+      </w:r>
+      <w:r>
+        <w:t xml:space="preserve"> </w:t>
+      </w:r>
+      <w:r>
+        <w:t xml:space="preserve">(Bezanson et al., 2017)</w:t>
+      </w:r>
+      <w:r>
+        <w:t xml:space="preserve">, we used</w:t>
+      </w:r>
+      <w:r>
+        <w:t xml:space="preserve"> </w:t>
+      </w:r>
+      <w:r>
+        <w:rPr>
+          <w:rStyle w:val="VerbatimChar"/>
+        </w:rPr>
+        <w:t xml:space="preserve">EcologicalNetworksDynamics.jl</w:t>
+      </w:r>
+      <w:r>
+        <w:t xml:space="preserve"> </w:t>
+      </w:r>
+      <w:r>
+        <w:t xml:space="preserve">(Lajaaiti et al., 2025)</w:t>
+      </w:r>
+      <w:r>
+        <w:t xml:space="preserve"> </w:t>
+      </w:r>
+      <w:r>
+        <w:t xml:space="preserve">for dynamic simulations,</w:t>
+      </w:r>
+      <w:r>
+        <w:t xml:space="preserve"> </w:t>
+      </w:r>
+      <w:r>
+        <w:rPr>
+          <w:rStyle w:val="VerbatimChar"/>
+        </w:rPr>
+        <w:t xml:space="preserve">PFIM.jl</w:t>
+      </w:r>
+      <w:r>
+        <w:t xml:space="preserve"> </w:t>
+      </w:r>
+      <w:r>
+        <w:t xml:space="preserve">[REF] for construction of metawebs,</w:t>
+      </w:r>
+      <w:r>
+        <w:t xml:space="preserve"> </w:t>
+      </w:r>
+      <w:r>
+        <w:rPr>
+          <w:rStyle w:val="VerbatimChar"/>
+        </w:rPr>
+        <w:t xml:space="preserve">FoodWebTools.jl</w:t>
+      </w:r>
+      <w:r>
+        <w:t xml:space="preserve"> </w:t>
+      </w:r>
+      <w:r>
+        <w:t xml:space="preserve">[REF] for network downsampling, and Extinctions.jl [REF] for extinctions and robustness calculations. Statistical analyses were run in R v4.5.2 [REF]. All code can be found at</w:t>
+      </w:r>
+      <w:r>
+        <w:t xml:space="preserve"> </w:t>
+      </w:r>
+      <w:r>
+        <w:rPr>
+          <w:i/>
+          <w:iCs/>
+        </w:rPr>
+        <w:t xml:space="preserve">TODO</w:t>
+      </w:r>
+    </w:p>
+    <w:bookmarkEnd w:id="20"/>
+    <w:bookmarkEnd w:id="21"/>
+    <w:bookmarkStart w:id="26" w:name="X3c581d960fc25a54dbdc8cfff3f6b3d201997b2"/>
     <w:p>
       <w:pPr>
         <w:pStyle w:val="Heading1"/>
@@ -2697,7 +2645,7 @@
       <w:tr>
         <w:tc>
           <w:tcPr/>
-          <w:bookmarkStart w:id="23" w:name="fig-downsample"/>
+          <w:bookmarkStart w:id="25" w:name="fig-downsample"/>
           <w:p>
             <w:pPr>
               <w:pStyle w:val="Compact"/>
@@ -2708,18 +2656,18 @@
                 <wp:inline>
                   <wp:extent cx="5334000" cy="8297333"/>
                   <wp:effectExtent b="0" l="0" r="0" t="0"/>
-                  <wp:docPr descr="" title="" id="21" name="Picture"/>
+                  <wp:docPr descr="" title="" id="23" name="Picture"/>
                   <a:graphic>
                     <a:graphicData uri="http://schemas.openxmlformats.org/drawingml/2006/picture">
                       <pic:pic>
                         <pic:nvPicPr>
-                          <pic:cNvPr descr="figures/downsamplingEffect.png" id="22" name="Picture"/>
+                          <pic:cNvPr descr="figures/downsamplingEffect.png" id="24" name="Picture"/>
                           <pic:cNvPicPr>
                             <a:picLocks noChangeArrowheads="1" noChangeAspect="1"/>
                           </pic:cNvPicPr>
                         </pic:nvPicPr>
                         <pic:blipFill>
-                          <a:blip r:embed="rId20"/>
+                          <a:blip r:embed="rId22"/>
                           <a:stretch>
                             <a:fillRect/>
                           </a:stretch>
@@ -2792,7 +2740,7 @@
               <w:t xml:space="preserve">) gradient after accounting for community-level variation. (B) Principal component trajectories illustrating structural change between network creation and burn-in for each downsampling approach. (C) Loadings of the top ten contributing structure metrics.</w:t>
             </w:r>
           </w:p>
-          <w:bookmarkEnd w:id="23"/>
+          <w:bookmarkEnd w:id="25"/>
         </w:tc>
       </w:tr>
     </w:tbl>
@@ -2837,7 +2785,7 @@
         <w:t xml:space="preserve"> </w:t>
       </w:r>
       <w:r>
-        <w:t xml:space="preserve">&lt; 0.001). Metawebs underwent the greatest structural reorganisation, whereas ATNs exhibited the smallest displacement. Among the downsampled networks, all but the randomly downsampled networks had displacement similar to that of the niche model (Figure S2), while all downsampled networks showed displacement distinct from the original metaweb. When looking at the loadings of the first two PC axes (</w:t>
+        <w:t xml:space="preserve">&lt; 0.001). Metawebs underwent the greatest structural reorganisation, whereas ATNs exhibited the smallest displacement. Among the downsampled networks, all but the randomly downsampled networks had displacement similar to that of the Niche model (Figure S2), while all downsampled networks showed displacement distinct from the original metaweb. When looking at the loadings of the first two PC axes (</w:t>
       </w:r>
       <w:hyperlink w:anchor="fig-downsample">
         <w:r>
@@ -2874,14 +2822,14 @@
         <w:t xml:space="preserve"> </w:t>
       </w:r>
       <w:r>
-        <w:t xml:space="preserve">(Strydom, Karapunar, et al., 2026)</w:t>
+        <w:t xml:space="preserve">(Strydom et al., 2026)</w:t>
       </w:r>
       <w:r>
         <w:t xml:space="preserve">.</w:t>
       </w:r>
     </w:p>
-    <w:bookmarkEnd w:id="24"/>
-    <w:bookmarkStart w:id="33" w:name="X21b5c175c484a79e9a2bfb142eef60b64b79ffb"/>
+    <w:bookmarkEnd w:id="26"/>
+    <w:bookmarkStart w:id="31" w:name="X21b5c175c484a79e9a2bfb142eef60b64b79ffb"/>
     <w:p>
       <w:pPr>
         <w:pStyle w:val="Heading1"/>
@@ -3026,7 +2974,7 @@
       <w:tr>
         <w:tc>
           <w:tcPr/>
-          <w:bookmarkStart w:id="28" w:name="fig-TopoVDynamic"/>
+          <w:bookmarkStart w:id="30" w:name="fig-TopoVDynamic"/>
           <w:p>
             <w:pPr>
               <w:pStyle w:val="Compact"/>
@@ -3037,18 +2985,18 @@
                 <wp:inline>
                   <wp:extent cx="5334000" cy="3200400"/>
                   <wp:effectExtent b="0" l="0" r="0" t="0"/>
-                  <wp:docPr descr="" title="" id="26" name="Picture"/>
+                  <wp:docPr descr="" title="" id="28" name="Picture"/>
                   <a:graphic>
                     <a:graphicData uri="http://schemas.openxmlformats.org/drawingml/2006/picture">
                       <pic:pic>
                         <pic:nvPicPr>
-                          <pic:cNvPr descr="figures/robustnessTopoVDynamic.png" id="27" name="Picture"/>
+                          <pic:cNvPr descr="figures/robustnessTopoVDynamic.png" id="29" name="Picture"/>
                           <pic:cNvPicPr>
                             <a:picLocks noChangeArrowheads="1" noChangeAspect="1"/>
                           </pic:cNvPicPr>
                         </pic:nvPicPr>
                         <pic:blipFill>
-                          <a:blip r:embed="rId25"/>
+                          <a:blip r:embed="rId27"/>
                           <a:stretch>
                             <a:fillRect/>
                           </a:stretch>
@@ -3126,7 +3074,7 @@
               <w:t xml:space="preserve">is persistent across all extinction scenarios with the exception of random, basal extinctions in which the difference was diminished and in some cases reversed</w:t>
             </w:r>
           </w:p>
-          <w:bookmarkEnd w:id="28"/>
+          <w:bookmarkEnd w:id="30"/>
         </w:tc>
       </w:tr>
     </w:tbl>
@@ -3150,17 +3098,19 @@
         <w:t xml:space="preserve">extends well beyond the niche model. While the precise magnitude of the discrepancy between topological and dynamic robustness depends on both network reconstruction and extinction mechanism, the qualitative tendency for topological extinction simulations to infer greater robustness than dynamic simulations was recovered across the vast majority of reconstructed food webs examined here.</w:t>
       </w:r>
     </w:p>
-    <w:p>
-      <w:pPr>
-        <w:pStyle w:val="BodyText"/>
-      </w:pPr>
-      <w:r>
-        <w:t xml:space="preserve"># Dynamic extinctions re-enforce ecological assumptions</w:t>
-      </w:r>
-    </w:p>
-    <w:p>
-      <w:pPr>
-        <w:pStyle w:val="BodyText"/>
+    <w:bookmarkEnd w:id="31"/>
+    <w:bookmarkStart w:id="36" w:name="Xd8d9fd7b282731d400e44ad0589b1702338a2f6"/>
+    <w:p>
+      <w:pPr>
+        <w:pStyle w:val="Heading1"/>
+      </w:pPr>
+      <w:r>
+        <w:t xml:space="preserve">5. Dynamic extinctions re-enforce ecological assumptions</w:t>
+      </w:r>
+    </w:p>
+    <w:p>
+      <w:pPr>
+        <w:pStyle w:val="FirstParagraph"/>
       </w:pPr>
       <w:r>
         <w:t xml:space="preserve">For each community</w:t>
@@ -3279,7 +3229,7 @@
       <w:tr>
         <w:tc>
           <w:tcPr/>
-          <w:bookmarkStart w:id="32" w:name="fig-robDynamic"/>
+          <w:bookmarkStart w:id="35" w:name="fig-robDynamic"/>
           <w:p>
             <w:pPr>
               <w:pStyle w:val="Compact"/>
@@ -3290,18 +3240,18 @@
                 <wp:inline>
                   <wp:extent cx="5334000" cy="6400800"/>
                   <wp:effectExtent b="0" l="0" r="0" t="0"/>
-                  <wp:docPr descr="" title="" id="30" name="Picture"/>
+                  <wp:docPr descr="" title="" id="33" name="Picture"/>
                   <a:graphic>
                     <a:graphicData uri="http://schemas.openxmlformats.org/drawingml/2006/picture">
                       <pic:pic>
                         <pic:nvPicPr>
-                          <pic:cNvPr descr="figures/robustnessClusters.png" id="31" name="Picture"/>
+                          <pic:cNvPr descr="figures/robustnessClusters.png" id="34" name="Picture"/>
                           <pic:cNvPicPr>
                             <a:picLocks noChangeArrowheads="1" noChangeAspect="1"/>
                           </pic:cNvPicPr>
                         </pic:nvPicPr>
                         <pic:blipFill>
-                          <a:blip r:embed="rId29"/>
+                          <a:blip r:embed="rId32"/>
                           <a:stretch>
                             <a:fillRect/>
                           </a:stretch>
@@ -3415,7 +3365,7 @@
               <w:t xml:space="preserve">) method. Branch colours indicate three clusters of network types</w:t>
             </w:r>
           </w:p>
-          <w:bookmarkEnd w:id="32"/>
+          <w:bookmarkEnd w:id="35"/>
         </w:tc>
       </w:tr>
     </w:tbl>
@@ -3509,17 +3459,17 @@
         <w:t xml:space="preserve"> </w:t>
       </w:r>
       <w:r>
-        <w:t xml:space="preserve">shows that less-connected networks can exhibit greater structural complexity, because there are many ways to arrange a small number of links but progressively fewer ways to arrange links as a network approaches full connectivity. At low connectance, we therefore expect a much larger number of possible network configurations, meaning that specifying connectance alone places relatively weak constraints on the precise structure of the resulting network. This provides one possible explanation for why increasingly aggressive downsampling can amplify differences among reconstruction approaches: as fewer interactions are retained, the ecological assumptions used to determine which interactions remain have greater scope to shape the resulting network.</w:t>
-      </w:r>
-    </w:p>
-    <w:bookmarkEnd w:id="33"/>
-    <w:bookmarkStart w:id="34" w:name="conclusions"/>
+        <w:t xml:space="preserve">shows that less-connected networks can exhibit greater structural complexity, because there are many ways to arrange a small number of links but progressively fewer ways to arrange links as a network approaches full connectivity. At low connectance, we therefore expect a much larger number of possible network configurations, meaning that specifying connectance we place constraints on the precise structure of the resulting network. This provides one possible explanation for why increasingly aggressive downsampling can amplify differences among reconstruction approaches: as fewer interactions are retained, the ecological assumptions used to determine which interactions remain have greater scope to shape the resulting network.</w:t>
+      </w:r>
+    </w:p>
+    <w:bookmarkEnd w:id="36"/>
+    <w:bookmarkStart w:id="37" w:name="conclusions"/>
     <w:p>
       <w:pPr>
         <w:pStyle w:val="Heading1"/>
       </w:pPr>
       <w:r>
-        <w:t xml:space="preserve">5. Conclusions</w:t>
+        <w:t xml:space="preserve">6. Conclusions</w:t>
       </w:r>
     </w:p>
     <w:p>
@@ -3558,7 +3508,7 @@
         <w:t xml:space="preserve"> </w:t>
       </w:r>
       <w:r>
-        <w:t xml:space="preserve">(Brimacombe et al., 2023; Strydom, Karapunar, et al., 2026)</w:t>
+        <w:t xml:space="preserve">(Brimacombe et al., 2023; Strydom et al., 2026)</w:t>
       </w:r>
       <w:r>
         <w:t xml:space="preserve">.</w:t>
@@ -3588,8 +3538,8 @@
         <w:t xml:space="preserve">Rather than identifying a single correct method for constructing realised networks, we therefore argue that network realisation should be treated as an explicit source of ecological model uncertainty. As food web modelling increasingly combines empirical interaction data with dynamical approaches, predictions will depend not only on the equations governing population dynamics, but also on how empirical knowledge is translated into the network upon which those equations operate. Understanding and quantifying this additional layer of uncertainty will be essential if dynamic food web models are to provide increasingly empirical predictions of how ecological communities respond to environmental change.</w:t>
       </w:r>
     </w:p>
-    <w:bookmarkEnd w:id="34"/>
-    <w:bookmarkStart w:id="84" w:name="references"/>
+    <w:bookmarkEnd w:id="37"/>
+    <w:bookmarkStart w:id="83" w:name="references"/>
     <w:p>
       <w:pPr>
         <w:pStyle w:val="Heading1"/>
@@ -3598,8 +3548,8 @@
         <w:t xml:space="preserve">References</w:t>
       </w:r>
     </w:p>
-    <w:bookmarkStart w:id="83" w:name="refs"/>
-    <w:bookmarkStart w:id="36" w:name="ref-bezansonJuliaFreshApproach2017"/>
+    <w:bookmarkStart w:id="82" w:name="refs"/>
+    <w:bookmarkStart w:id="39" w:name="ref-bezansonJuliaFreshApproach2017"/>
     <w:p>
       <w:pPr>
         <w:pStyle w:val="Bibliography"/>
@@ -3657,7 +3607,7 @@
       <w:r>
         <w:t xml:space="preserve"> </w:t>
       </w:r>
-      <w:hyperlink r:id="rId35">
+      <w:hyperlink r:id="rId38">
         <w:r>
           <w:rPr>
             <w:rStyle w:val="Hyperlink"/>
@@ -3666,8 +3616,8 @@
         </w:r>
       </w:hyperlink>
     </w:p>
-    <w:bookmarkEnd w:id="36"/>
-    <w:bookmarkStart w:id="38" w:name="X539896ce86e228708f5963ceeaf0e82711f0c07"/>
+    <w:bookmarkEnd w:id="39"/>
+    <w:bookmarkStart w:id="41" w:name="X539896ce86e228708f5963ceeaf0e82711f0c07"/>
     <w:p>
       <w:pPr>
         <w:pStyle w:val="Bibliography"/>
@@ -3704,7 +3654,7 @@
       <w:r>
         <w:t xml:space="preserve"> </w:t>
       </w:r>
-      <w:hyperlink r:id="rId37">
+      <w:hyperlink r:id="rId40">
         <w:r>
           <w:rPr>
             <w:rStyle w:val="Hyperlink"/>
@@ -3713,8 +3663,8 @@
         </w:r>
       </w:hyperlink>
     </w:p>
-    <w:bookmarkEnd w:id="38"/>
-    <w:bookmarkStart w:id="40" w:name="ref-broseConsumerResourceBodySize2006"/>
+    <w:bookmarkEnd w:id="41"/>
+    <w:bookmarkStart w:id="43" w:name="ref-broseConsumerResourceBodySize2006"/>
     <w:p>
       <w:pPr>
         <w:pStyle w:val="Bibliography"/>
@@ -3769,7 +3719,7 @@
       <w:r>
         <w:t xml:space="preserve"> </w:t>
       </w:r>
-      <w:hyperlink r:id="rId39">
+      <w:hyperlink r:id="rId42">
         <w:r>
           <w:rPr>
             <w:rStyle w:val="Hyperlink"/>
@@ -3778,45 +3728,36 @@
         </w:r>
       </w:hyperlink>
     </w:p>
-    <w:bookmarkEnd w:id="40"/>
-    <w:bookmarkStart w:id="42" w:name="ref-cohenStochasticTheoryCommunity1985"/>
+    <w:bookmarkEnd w:id="43"/>
+    <w:bookmarkStart w:id="45" w:name="X146b3e079d29156a751b0b16e1dc13291aa3399"/>
     <w:p>
       <w:pPr>
         <w:pStyle w:val="Bibliography"/>
       </w:pPr>
       <w:r>
-        <w:t xml:space="preserve">Cohen, J. E., Newman, C. M., &amp; Steele, J. H. (1985). A stochastic theory of community food webs</w:t>
-      </w:r>
-      <w:r>
-        <w:t xml:space="preserve"> </w:t>
-      </w:r>
-      <w:r>
-        <w:t xml:space="preserve">I</w:t>
-      </w:r>
-      <w:r>
-        <w:t xml:space="preserve">.</w:t>
-      </w:r>
-      <w:r>
-        <w:t xml:space="preserve"> </w:t>
-      </w:r>
-      <w:r>
-        <w:t xml:space="preserve">Models</w:t>
-      </w:r>
-      <w:r>
-        <w:t xml:space="preserve"> </w:t>
-      </w:r>
-      <w:r>
-        <w:t xml:space="preserve">and aggregated data.</w:t>
-      </w:r>
-      <w:r>
-        <w:t xml:space="preserve"> </w:t>
-      </w:r>
-      <w:r>
-        <w:rPr>
-          <w:i/>
-          <w:iCs/>
-        </w:rPr>
-        <w:t xml:space="preserve">Proceedings of the Royal Society of London. Series B. Biological Sciences</w:t>
+        <w:t xml:space="preserve">Curtsdotter, A., Binzer, A., Brose, U., De Castro, F., Ebenman, B., Eklöf, A., Riede, J. O., Thierry, A., &amp; Rall, B. C. (2011). Robustness to secondary extinctions:</w:t>
+      </w:r>
+      <w:r>
+        <w:t xml:space="preserve"> </w:t>
+      </w:r>
+      <w:r>
+        <w:t xml:space="preserve">Comparing</w:t>
+      </w:r>
+      <w:r>
+        <w:t xml:space="preserve"> </w:t>
+      </w:r>
+      <w:r>
+        <w:t xml:space="preserve">trait-based sequential deletions in static and dynamic food webs.</w:t>
+      </w:r>
+      <w:r>
+        <w:t xml:space="preserve"> </w:t>
+      </w:r>
+      <w:r>
+        <w:rPr>
+          <w:i/>
+          <w:iCs/>
+        </w:rPr>
+        <w:t xml:space="preserve">Basic and Applied Ecology</w:t>
       </w:r>
       <w:r>
         <w:t xml:space="preserve">,</w:t>
@@ -3829,65 +3770,6 @@
           <w:i/>
           <w:iCs/>
         </w:rPr>
-        <w:t xml:space="preserve">224</w:t>
-      </w:r>
-      <w:r>
-        <w:t xml:space="preserve">(1237), 421–448.</w:t>
-      </w:r>
-      <w:r>
-        <w:t xml:space="preserve"> </w:t>
-      </w:r>
-      <w:hyperlink r:id="rId41">
-        <w:r>
-          <w:rPr>
-            <w:rStyle w:val="Hyperlink"/>
-          </w:rPr>
-          <w:t xml:space="preserve">https://doi.org/10.1098/rspb.1985.0042</w:t>
-        </w:r>
-      </w:hyperlink>
-    </w:p>
-    <w:bookmarkEnd w:id="42"/>
-    <w:bookmarkStart w:id="44" w:name="X146b3e079d29156a751b0b16e1dc13291aa3399"/>
-    <w:p>
-      <w:pPr>
-        <w:pStyle w:val="Bibliography"/>
-      </w:pPr>
-      <w:r>
-        <w:t xml:space="preserve">Curtsdotter, A., Binzer, A., Brose, U., De Castro, F., Ebenman, B., Eklöf, A., Riede, J. O., Thierry, A., &amp; Rall, B. C. (2011). Robustness to secondary extinctions:</w:t>
-      </w:r>
-      <w:r>
-        <w:t xml:space="preserve"> </w:t>
-      </w:r>
-      <w:r>
-        <w:t xml:space="preserve">Comparing</w:t>
-      </w:r>
-      <w:r>
-        <w:t xml:space="preserve"> </w:t>
-      </w:r>
-      <w:r>
-        <w:t xml:space="preserve">trait-based sequential deletions in static and dynamic food webs.</w:t>
-      </w:r>
-      <w:r>
-        <w:t xml:space="preserve"> </w:t>
-      </w:r>
-      <w:r>
-        <w:rPr>
-          <w:i/>
-          <w:iCs/>
-        </w:rPr>
-        <w:t xml:space="preserve">Basic and Applied Ecology</w:t>
-      </w:r>
-      <w:r>
-        <w:t xml:space="preserve">,</w:t>
-      </w:r>
-      <w:r>
-        <w:t xml:space="preserve"> </w:t>
-      </w:r>
-      <w:r>
-        <w:rPr>
-          <w:i/>
-          <w:iCs/>
-        </w:rPr>
         <w:t xml:space="preserve">12</w:t>
       </w:r>
       <w:r>
@@ -3896,7 +3778,7 @@
       <w:r>
         <w:t xml:space="preserve"> </w:t>
       </w:r>
-      <w:hyperlink r:id="rId43">
+      <w:hyperlink r:id="rId44">
         <w:r>
           <w:rPr>
             <w:rStyle w:val="Hyperlink"/>
@@ -3905,8 +3787,8 @@
         </w:r>
       </w:hyperlink>
     </w:p>
-    <w:bookmarkEnd w:id="44"/>
-    <w:bookmarkStart w:id="46" w:name="ref-delmasSimulationsBiomassDynamics2017"/>
+    <w:bookmarkEnd w:id="45"/>
+    <w:bookmarkStart w:id="47" w:name="ref-delmasSimulationsBiomassDynamics2017"/>
     <w:p>
       <w:pPr>
         <w:pStyle w:val="Bibliography"/>
@@ -3943,7 +3825,7 @@
       <w:r>
         <w:t xml:space="preserve"> </w:t>
       </w:r>
-      <w:hyperlink r:id="rId45">
+      <w:hyperlink r:id="rId46">
         <w:r>
           <w:rPr>
             <w:rStyle w:val="Hyperlink"/>
@@ -3952,8 +3834,8 @@
         </w:r>
       </w:hyperlink>
     </w:p>
-    <w:bookmarkEnd w:id="46"/>
-    <w:bookmarkStart w:id="48" w:name="X252b8e82e5b3d72ad0b35a3cf499df77ed31d0f"/>
+    <w:bookmarkEnd w:id="47"/>
+    <w:bookmarkStart w:id="49" w:name="X252b8e82e5b3d72ad0b35a3cf499df77ed31d0f"/>
     <w:p>
       <w:pPr>
         <w:pStyle w:val="Bibliography"/>
@@ -4002,7 +3884,7 @@
       <w:r>
         <w:t xml:space="preserve"> </w:t>
       </w:r>
-      <w:hyperlink r:id="rId47">
+      <w:hyperlink r:id="rId48">
         <w:r>
           <w:rPr>
             <w:rStyle w:val="Hyperlink"/>
@@ -4011,8 +3893,8 @@
         </w:r>
       </w:hyperlink>
     </w:p>
-    <w:bookmarkEnd w:id="48"/>
-    <w:bookmarkStart w:id="49" w:name="ref-dunneNetworkStructureFood2006a"/>
+    <w:bookmarkEnd w:id="49"/>
+    <w:bookmarkStart w:id="50" w:name="ref-dunneNetworkStructureFood2006a"/>
     <w:p>
       <w:pPr>
         <w:pStyle w:val="Bibliography"/>
@@ -4128,8 +4010,8 @@
         <w:t xml:space="preserve">(pp. 27–86).</w:t>
       </w:r>
     </w:p>
-    <w:bookmarkEnd w:id="49"/>
-    <w:bookmarkStart w:id="51" w:name="ref-frickeCollapseTerrestrialMammal2022"/>
+    <w:bookmarkEnd w:id="50"/>
+    <w:bookmarkStart w:id="52" w:name="ref-frickeCollapseTerrestrialMammal2022"/>
     <w:p>
       <w:pPr>
         <w:pStyle w:val="Bibliography"/>
@@ -4175,7 +4057,7 @@
       <w:r>
         <w:t xml:space="preserve"> </w:t>
       </w:r>
-      <w:hyperlink r:id="rId50">
+      <w:hyperlink r:id="rId51">
         <w:r>
           <w:rPr>
             <w:rStyle w:val="Hyperlink"/>
@@ -4184,8 +4066,8 @@
         </w:r>
       </w:hyperlink>
     </w:p>
-    <w:bookmarkEnd w:id="51"/>
-    <w:bookmarkStart w:id="53" w:name="ref-jonssonReliabilityR50Measure2015"/>
+    <w:bookmarkEnd w:id="52"/>
+    <w:bookmarkStart w:id="54" w:name="ref-jonssonReliabilityR50Measure2015"/>
     <w:p>
       <w:pPr>
         <w:pStyle w:val="Bibliography"/>
@@ -4234,7 +4116,7 @@
       <w:r>
         <w:t xml:space="preserve"> </w:t>
       </w:r>
-      <w:hyperlink r:id="rId52">
+      <w:hyperlink r:id="rId53">
         <w:r>
           <w:rPr>
             <w:rStyle w:val="Hyperlink"/>
@@ -4243,8 +4125,8 @@
         </w:r>
       </w:hyperlink>
     </w:p>
-    <w:bookmarkEnd w:id="53"/>
-    <w:bookmarkStart w:id="55" w:name="ref-karapunarNoGlobalCollapse2026"/>
+    <w:bookmarkEnd w:id="54"/>
+    <w:bookmarkStart w:id="56" w:name="ref-karapunarNoGlobalCollapse2026"/>
     <w:p>
       <w:pPr>
         <w:pStyle w:val="Bibliography"/>
@@ -4282,7 +4164,7 @@
       <w:r>
         <w:t xml:space="preserve"> </w:t>
       </w:r>
-      <w:hyperlink r:id="rId54">
+      <w:hyperlink r:id="rId55">
         <w:r>
           <w:rPr>
             <w:rStyle w:val="Hyperlink"/>
@@ -4297,8 +4179,8 @@
         <w:t xml:space="preserve">(Pre-published)</w:t>
       </w:r>
     </w:p>
-    <w:bookmarkEnd w:id="55"/>
-    <w:bookmarkStart w:id="57" w:name="Xf8c7976e50e0e9dabef8a2b9856e58ecaca4342"/>
+    <w:bookmarkEnd w:id="56"/>
+    <w:bookmarkStart w:id="58" w:name="Xf8c7976e50e0e9dabef8a2b9856e58ecaca4342"/>
     <w:p>
       <w:pPr>
         <w:pStyle w:val="Bibliography"/>
@@ -4356,7 +4238,7 @@
       <w:r>
         <w:t xml:space="preserve"> </w:t>
       </w:r>
-      <w:hyperlink r:id="rId56">
+      <w:hyperlink r:id="rId57">
         <w:r>
           <w:rPr>
             <w:rStyle w:val="Hyperlink"/>
@@ -4365,8 +4247,8 @@
         </w:r>
       </w:hyperlink>
     </w:p>
-    <w:bookmarkEnd w:id="57"/>
-    <w:bookmarkStart w:id="59" w:name="ref-petcheyTrophicallyUniqueSpecies2008"/>
+    <w:bookmarkEnd w:id="58"/>
+    <w:bookmarkStart w:id="60" w:name="ref-petcheyTrophicallyUniqueSpecies2008"/>
     <w:p>
       <w:pPr>
         <w:pStyle w:val="Bibliography"/>
@@ -4424,7 +4306,7 @@
       <w:r>
         <w:t xml:space="preserve"> </w:t>
       </w:r>
-      <w:hyperlink r:id="rId58">
+      <w:hyperlink r:id="rId59">
         <w:r>
           <w:rPr>
             <w:rStyle w:val="Hyperlink"/>
@@ -4433,8 +4315,8 @@
         </w:r>
       </w:hyperlink>
     </w:p>
-    <w:bookmarkEnd w:id="59"/>
-    <w:bookmarkStart w:id="61" w:name="ref-poisotWhenEcologicalNetwork2014"/>
+    <w:bookmarkEnd w:id="60"/>
+    <w:bookmarkStart w:id="62" w:name="ref-poisotWhenEcologicalNetwork2014"/>
     <w:p>
       <w:pPr>
         <w:pStyle w:val="Bibliography"/>
@@ -4483,7 +4365,7 @@
       <w:r>
         <w:t xml:space="preserve"> </w:t>
       </w:r>
-      <w:hyperlink r:id="rId60">
+      <w:hyperlink r:id="rId61">
         <w:r>
           <w:rPr>
             <w:rStyle w:val="Hyperlink"/>
@@ -4492,8 +4374,8 @@
         </w:r>
       </w:hyperlink>
     </w:p>
-    <w:bookmarkEnd w:id="61"/>
-    <w:bookmarkStart w:id="62" w:name="Xc3fc4268009fd3331eb271d54635005ba876970"/>
+    <w:bookmarkEnd w:id="62"/>
+    <w:bookmarkStart w:id="63" w:name="Xc3fc4268009fd3331eb271d54635005ba876970"/>
     <w:p>
       <w:pPr>
         <w:pStyle w:val="Bibliography"/>
@@ -4658,8 +4540,8 @@
         <w:t xml:space="preserve">(pp. 201–226). University of Chicago Press.</w:t>
       </w:r>
     </w:p>
-    <w:bookmarkEnd w:id="62"/>
-    <w:bookmarkStart w:id="64" w:name="X0db465d2ec8683a81b001c1b3069bfe5ad58a88"/>
+    <w:bookmarkEnd w:id="63"/>
+    <w:bookmarkStart w:id="65" w:name="X0db465d2ec8683a81b001c1b3069bfe5ad58a88"/>
     <w:p>
       <w:pPr>
         <w:pStyle w:val="Bibliography"/>
@@ -4729,7 +4611,7 @@
       <w:r>
         <w:t xml:space="preserve"> </w:t>
       </w:r>
-      <w:hyperlink r:id="rId63">
+      <w:hyperlink r:id="rId64">
         <w:r>
           <w:rPr>
             <w:rStyle w:val="Hyperlink"/>
@@ -4738,8 +4620,8 @@
         </w:r>
       </w:hyperlink>
     </w:p>
-    <w:bookmarkEnd w:id="64"/>
-    <w:bookmarkStart w:id="66" w:name="X0fb50f1746fa9d2b24f89ed5bfe6ae1a2f58cc2"/>
+    <w:bookmarkEnd w:id="65"/>
+    <w:bookmarkStart w:id="67" w:name="X0fb50f1746fa9d2b24f89ed5bfe6ae1a2f58cc2"/>
     <w:p>
       <w:pPr>
         <w:pStyle w:val="Bibliography"/>
@@ -4763,7 +4645,7 @@
       <w:r>
         <w:t xml:space="preserve"> </w:t>
       </w:r>
-      <w:hyperlink r:id="rId65">
+      <w:hyperlink r:id="rId66">
         <w:r>
           <w:rPr>
             <w:rStyle w:val="Hyperlink"/>
@@ -4778,8 +4660,8 @@
         <w:t xml:space="preserve">(Pre-published)</w:t>
       </w:r>
     </w:p>
-    <w:bookmarkEnd w:id="66"/>
-    <w:bookmarkStart w:id="68" w:name="ref-strydomFoodWebReconstruction2022a"/>
+    <w:bookmarkEnd w:id="67"/>
+    <w:bookmarkStart w:id="69" w:name="ref-strydomFoodWebReconstruction2022a"/>
     <w:p>
       <w:pPr>
         <w:pStyle w:val="Bibliography"/>
@@ -4816,7 +4698,7 @@
       <w:r>
         <w:t xml:space="preserve"> </w:t>
       </w:r>
-      <w:hyperlink r:id="rId67">
+      <w:hyperlink r:id="rId68">
         <w:r>
           <w:rPr>
             <w:rStyle w:val="Hyperlink"/>
@@ -4825,8 +4707,8 @@
         </w:r>
       </w:hyperlink>
     </w:p>
-    <w:bookmarkEnd w:id="68"/>
-    <w:bookmarkStart w:id="70" w:name="ref-strydomRoadmapPredictingSpecies2021"/>
+    <w:bookmarkEnd w:id="69"/>
+    <w:bookmarkStart w:id="71" w:name="ref-strydomRoadmapPredictingSpecies2021"/>
     <w:p>
       <w:pPr>
         <w:pStyle w:val="Bibliography"/>
@@ -4863,7 +4745,7 @@
       <w:r>
         <w:t xml:space="preserve"> </w:t>
       </w:r>
-      <w:hyperlink r:id="rId69">
+      <w:hyperlink r:id="rId70">
         <w:r>
           <w:rPr>
             <w:rStyle w:val="Hyperlink"/>
@@ -4872,8 +4754,8 @@
         </w:r>
       </w:hyperlink>
     </w:p>
-    <w:bookmarkEnd w:id="70"/>
-    <w:bookmarkStart w:id="72" w:name="ref-strydomSVDEntropyReveals2021"/>
+    <w:bookmarkEnd w:id="71"/>
+    <w:bookmarkStart w:id="73" w:name="ref-strydomSVDEntropyReveals2021"/>
     <w:p>
       <w:pPr>
         <w:pStyle w:val="Bibliography"/>
@@ -4943,7 +4825,7 @@
       <w:r>
         <w:t xml:space="preserve"> </w:t>
       </w:r>
-      <w:hyperlink r:id="rId71">
+      <w:hyperlink r:id="rId72">
         <w:r>
           <w:rPr>
             <w:rStyle w:val="Hyperlink"/>
@@ -4952,143 +4834,115 @@
         </w:r>
       </w:hyperlink>
     </w:p>
-    <w:bookmarkEnd w:id="72"/>
-    <w:bookmarkStart w:id="74" w:name="ref-strydomScalingMetawebsRealised2026"/>
+    <w:bookmarkEnd w:id="73"/>
+    <w:bookmarkStart w:id="75" w:name="ref-strydomAreWeMapping2026"/>
     <w:p>
       <w:pPr>
         <w:pStyle w:val="Bibliography"/>
       </w:pPr>
       <w:r>
-        <w:t xml:space="preserve">Strydom, T., Dunhill, A. M., Dunne, J. A., Poisot, T., &amp; Beckerman, A. P. (2026).</w:t>
-      </w:r>
-      <w:r>
-        <w:t xml:space="preserve"> </w:t>
-      </w:r>
-      <w:r>
-        <w:rPr>
-          <w:i/>
-          <w:iCs/>
-        </w:rPr>
-        <w:t xml:space="preserve">From</w:t>
-      </w:r>
-      <w:r>
-        <w:rPr>
-          <w:i/>
-          <w:iCs/>
-        </w:rPr>
-        <w:t xml:space="preserve"> </w:t>
-      </w:r>
-      <w:r>
-        <w:rPr>
-          <w:i/>
-          <w:iCs/>
-        </w:rPr>
-        <w:t xml:space="preserve">Metawebs</w:t>
-      </w:r>
-      <w:r>
-        <w:rPr>
-          <w:i/>
-          <w:iCs/>
-        </w:rPr>
-        <w:t xml:space="preserve"> </w:t>
-      </w:r>
-      <w:r>
-        <w:rPr>
-          <w:i/>
-          <w:iCs/>
-        </w:rPr>
-        <w:t xml:space="preserve">to</w:t>
-      </w:r>
-      <w:r>
-        <w:rPr>
-          <w:i/>
-          <w:iCs/>
-        </w:rPr>
-        <w:t xml:space="preserve"> </w:t>
-      </w:r>
-      <w:r>
-        <w:rPr>
-          <w:i/>
-          <w:iCs/>
-        </w:rPr>
-        <w:t xml:space="preserve">Realised Webs</w:t>
-      </w:r>
-      <w:r>
-        <w:rPr>
-          <w:i/>
-          <w:iCs/>
-        </w:rPr>
-        <w:t xml:space="preserve">:</w:t>
-      </w:r>
-      <w:r>
-        <w:rPr>
-          <w:i/>
-          <w:iCs/>
-        </w:rPr>
-        <w:t xml:space="preserve"> </w:t>
-      </w:r>
-      <w:r>
-        <w:rPr>
-          <w:i/>
-          <w:iCs/>
-        </w:rPr>
-        <w:t xml:space="preserve">A Framework</w:t>
-      </w:r>
-      <w:r>
-        <w:rPr>
-          <w:i/>
-          <w:iCs/>
-        </w:rPr>
-        <w:t xml:space="preserve"> </w:t>
-      </w:r>
-      <w:r>
-        <w:rPr>
-          <w:i/>
-          <w:iCs/>
-        </w:rPr>
-        <w:t xml:space="preserve">for</w:t>
-      </w:r>
-      <w:r>
-        <w:rPr>
-          <w:i/>
-          <w:iCs/>
-        </w:rPr>
-        <w:t xml:space="preserve"> </w:t>
-      </w:r>
-      <w:r>
-        <w:rPr>
-          <w:i/>
-          <w:iCs/>
-        </w:rPr>
-        <w:t xml:space="preserve">Ecological Network Representation</w:t>
-      </w:r>
-      <w:r>
-        <w:rPr>
-          <w:i/>
-          <w:iCs/>
-        </w:rPr>
-        <w:t xml:space="preserve"> </w:t>
-      </w:r>
-      <w:r>
-        <w:rPr>
-          <w:i/>
-          <w:iCs/>
-        </w:rPr>
-        <w:t xml:space="preserve">under</w:t>
-      </w:r>
-      <w:r>
-        <w:rPr>
-          <w:i/>
-          <w:iCs/>
-        </w:rPr>
-        <w:t xml:space="preserve"> </w:t>
-      </w:r>
-      <w:r>
-        <w:rPr>
-          <w:i/>
-          <w:iCs/>
-        </w:rPr>
-        <w:t xml:space="preserve">Global Change</w:t>
+        <w:t xml:space="preserve">Strydom, T., Karapunar, B., Dunne, J. A., Hull, P., Little, C. T. S., Pimiento, C., Ridgwell, A., Beckerman, A. P., &amp; Dunhill, A. M. (2026).</w:t>
+      </w:r>
+      <w:r>
+        <w:t xml:space="preserve"> </w:t>
+      </w:r>
+      <w:r>
+        <w:rPr>
+          <w:i/>
+          <w:iCs/>
+        </w:rPr>
+        <w:t xml:space="preserve">Are</w:t>
+      </w:r>
+      <w:r>
+        <w:rPr>
+          <w:i/>
+          <w:iCs/>
+        </w:rPr>
+        <w:t xml:space="preserve"> </w:t>
+      </w:r>
+      <w:r>
+        <w:rPr>
+          <w:i/>
+          <w:iCs/>
+        </w:rPr>
+        <w:t xml:space="preserve">We Mapping Ecosystems</w:t>
+      </w:r>
+      <w:r>
+        <w:rPr>
+          <w:i/>
+          <w:iCs/>
+        </w:rPr>
+        <w:t xml:space="preserve"> </w:t>
+      </w:r>
+      <w:r>
+        <w:rPr>
+          <w:i/>
+          <w:iCs/>
+        </w:rPr>
+        <w:t xml:space="preserve">or</w:t>
+      </w:r>
+      <w:r>
+        <w:rPr>
+          <w:i/>
+          <w:iCs/>
+        </w:rPr>
+        <w:t xml:space="preserve"> </w:t>
+      </w:r>
+      <w:r>
+        <w:rPr>
+          <w:i/>
+          <w:iCs/>
+        </w:rPr>
+        <w:t xml:space="preserve">Models</w:t>
+      </w:r>
+      <w:r>
+        <w:rPr>
+          <w:i/>
+          <w:iCs/>
+        </w:rPr>
+        <w:t xml:space="preserve">?</w:t>
+      </w:r>
+      <w:r>
+        <w:rPr>
+          <w:i/>
+          <w:iCs/>
+        </w:rPr>
+        <w:t xml:space="preserve"> </w:t>
+      </w:r>
+      <w:r>
+        <w:rPr>
+          <w:i/>
+          <w:iCs/>
+        </w:rPr>
+        <w:t xml:space="preserve">Framework Choices Dominate Food Web Topology</w:t>
+      </w:r>
+      <w:r>
+        <w:rPr>
+          <w:i/>
+          <w:iCs/>
+        </w:rPr>
+        <w:t xml:space="preserve"> </w:t>
+      </w:r>
+      <w:r>
+        <w:rPr>
+          <w:i/>
+          <w:iCs/>
+        </w:rPr>
+        <w:t xml:space="preserve">and</w:t>
+      </w:r>
+      <w:r>
+        <w:rPr>
+          <w:i/>
+          <w:iCs/>
+        </w:rPr>
+        <w:t xml:space="preserve"> </w:t>
+      </w:r>
+      <w:r>
+        <w:rPr>
+          <w:i/>
+          <w:iCs/>
+        </w:rPr>
+        <w:t xml:space="preserve">Extinction Inferences</w:t>
       </w:r>
       <w:r>
         <w:t xml:space="preserve">.</w:t>
@@ -5096,132 +4950,7 @@
       <w:r>
         <w:t xml:space="preserve"> </w:t>
       </w:r>
-      <w:hyperlink r:id="rId73">
-        <w:r>
-          <w:rPr>
-            <w:rStyle w:val="Hyperlink"/>
-          </w:rPr>
-          <w:t xml:space="preserve">https://ecoevorxiv.org/repository/view/11514/</w:t>
-        </w:r>
-      </w:hyperlink>
-    </w:p>
-    <w:bookmarkEnd w:id="74"/>
-    <w:bookmarkStart w:id="76" w:name="ref-strydomAreWeMapping2026"/>
-    <w:p>
-      <w:pPr>
-        <w:pStyle w:val="Bibliography"/>
-      </w:pPr>
-      <w:r>
-        <w:t xml:space="preserve">Strydom, T., Karapunar, B., Dunne, J. A., Hull, P., Little, C. T. S., Pimiento, C., Ridgwell, A., Beckerman, A. P., &amp; Dunhill, A. M. (2026).</w:t>
-      </w:r>
-      <w:r>
-        <w:t xml:space="preserve"> </w:t>
-      </w:r>
-      <w:r>
-        <w:rPr>
-          <w:i/>
-          <w:iCs/>
-        </w:rPr>
-        <w:t xml:space="preserve">Are</w:t>
-      </w:r>
-      <w:r>
-        <w:rPr>
-          <w:i/>
-          <w:iCs/>
-        </w:rPr>
-        <w:t xml:space="preserve"> </w:t>
-      </w:r>
-      <w:r>
-        <w:rPr>
-          <w:i/>
-          <w:iCs/>
-        </w:rPr>
-        <w:t xml:space="preserve">We Mapping Ecosystems</w:t>
-      </w:r>
-      <w:r>
-        <w:rPr>
-          <w:i/>
-          <w:iCs/>
-        </w:rPr>
-        <w:t xml:space="preserve"> </w:t>
-      </w:r>
-      <w:r>
-        <w:rPr>
-          <w:i/>
-          <w:iCs/>
-        </w:rPr>
-        <w:t xml:space="preserve">or</w:t>
-      </w:r>
-      <w:r>
-        <w:rPr>
-          <w:i/>
-          <w:iCs/>
-        </w:rPr>
-        <w:t xml:space="preserve"> </w:t>
-      </w:r>
-      <w:r>
-        <w:rPr>
-          <w:i/>
-          <w:iCs/>
-        </w:rPr>
-        <w:t xml:space="preserve">Models</w:t>
-      </w:r>
-      <w:r>
-        <w:rPr>
-          <w:i/>
-          <w:iCs/>
-        </w:rPr>
-        <w:t xml:space="preserve">?</w:t>
-      </w:r>
-      <w:r>
-        <w:rPr>
-          <w:i/>
-          <w:iCs/>
-        </w:rPr>
-        <w:t xml:space="preserve"> </w:t>
-      </w:r>
-      <w:r>
-        <w:rPr>
-          <w:i/>
-          <w:iCs/>
-        </w:rPr>
-        <w:t xml:space="preserve">Framework Choices Dominate Food Web Topology</w:t>
-      </w:r>
-      <w:r>
-        <w:rPr>
-          <w:i/>
-          <w:iCs/>
-        </w:rPr>
-        <w:t xml:space="preserve"> </w:t>
-      </w:r>
-      <w:r>
-        <w:rPr>
-          <w:i/>
-          <w:iCs/>
-        </w:rPr>
-        <w:t xml:space="preserve">and</w:t>
-      </w:r>
-      <w:r>
-        <w:rPr>
-          <w:i/>
-          <w:iCs/>
-        </w:rPr>
-        <w:t xml:space="preserve"> </w:t>
-      </w:r>
-      <w:r>
-        <w:rPr>
-          <w:i/>
-          <w:iCs/>
-        </w:rPr>
-        <w:t xml:space="preserve">Extinction Inferences</w:t>
-      </w:r>
-      <w:r>
-        <w:t xml:space="preserve">.</w:t>
-      </w:r>
-      <w:r>
-        <w:t xml:space="preserve"> </w:t>
-      </w:r>
-      <w:hyperlink r:id="rId75">
+      <w:hyperlink r:id="rId74">
         <w:r>
           <w:rPr>
             <w:rStyle w:val="Hyperlink"/>
@@ -5230,8 +4959,8 @@
         </w:r>
       </w:hyperlink>
     </w:p>
-    <w:bookmarkEnd w:id="76"/>
-    <w:bookmarkStart w:id="78" w:name="ref-wardEcoGEnIE10Plankton2018"/>
+    <w:bookmarkEnd w:id="75"/>
+    <w:bookmarkStart w:id="77" w:name="ref-wardEcoGEnIE10Plankton2018"/>
     <w:p>
       <w:pPr>
         <w:pStyle w:val="Bibliography"/>
@@ -5292,7 +5021,7 @@
       <w:r>
         <w:t xml:space="preserve"> </w:t>
       </w:r>
-      <w:hyperlink r:id="rId77">
+      <w:hyperlink r:id="rId76">
         <w:r>
           <w:rPr>
             <w:rStyle w:val="Hyperlink"/>
@@ -5301,8 +5030,8 @@
         </w:r>
       </w:hyperlink>
     </w:p>
-    <w:bookmarkEnd w:id="78"/>
-    <w:bookmarkStart w:id="80" w:name="ref-Williams2000Simple"/>
+    <w:bookmarkEnd w:id="77"/>
+    <w:bookmarkStart w:id="79" w:name="ref-Williams2000Simple"/>
     <w:p>
       <w:pPr>
         <w:pStyle w:val="Bibliography"/>
@@ -5339,7 +5068,7 @@
       <w:r>
         <w:t xml:space="preserve"> </w:t>
       </w:r>
-      <w:hyperlink r:id="rId79">
+      <w:hyperlink r:id="rId78">
         <w:r>
           <w:rPr>
             <w:rStyle w:val="Hyperlink"/>
@@ -5348,8 +5077,8 @@
         </w:r>
       </w:hyperlink>
     </w:p>
-    <w:bookmarkEnd w:id="80"/>
-    <w:bookmarkStart w:id="82" w:name="ref-yodzisBodySizeConsumerResource1992"/>
+    <w:bookmarkEnd w:id="79"/>
+    <w:bookmarkStart w:id="81" w:name="ref-yodzisBodySizeConsumerResource1992"/>
     <w:p>
       <w:pPr>
         <w:pStyle w:val="Bibliography"/>
@@ -5407,7 +5136,7 @@
       <w:r>
         <w:t xml:space="preserve"> </w:t>
       </w:r>
-      <w:hyperlink r:id="rId81">
+      <w:hyperlink r:id="rId80">
         <w:r>
           <w:rPr>
             <w:rStyle w:val="Hyperlink"/>
@@ -5416,9 +5145,9 @@
         </w:r>
       </w:hyperlink>
     </w:p>
+    <w:bookmarkEnd w:id="81"/>
     <w:bookmarkEnd w:id="82"/>
     <w:bookmarkEnd w:id="83"/>
-    <w:bookmarkEnd w:id="84"/>
     <w:sectPr>
       <w:footnotePr>
         <w:numRestart w:val="eachSect"/>

--- a/index.docx
+++ b/index.docx
@@ -15,7 +15,7 @@
         <w:pStyle w:val="Date"/>
       </w:pPr>
       <w:r>
-        <w:t xml:space="preserve">2026-10-14</w:t>
+        <w:t xml:space="preserve">2026-10-15</w:t>
       </w:r>
     </w:p>
     <w:p>
@@ -66,7 +66,7 @@
         <w:t xml:space="preserve">(Brose et al., 2006; Curtsdotter et al., 2011; Delmas et al., 2017; Yodzis &amp; Innes, 1992)</w:t>
       </w:r>
       <w:r>
-        <w:t xml:space="preserve">. By incorporating processes such as resource limitation, interaction strengths, and feedbacks, these models provide a means of linking network structure to ecological dynamics. Their predictions, however, depend not only on the dynamical model itself, but also on the food web supplied as input.</w:t>
+        <w:t xml:space="preserve">. By incorporating resource limitation, interaction strengths, and feedbacks, these models provide a means of linking network structure to ecological dynamics. Their predictions, however, depend not only on the equations governing population dynamics, but also on the network supplied as model input.</w:t>
       </w:r>
     </w:p>
     <w:p>
@@ -74,7 +74,7 @@
         <w:pStyle w:val="BodyText"/>
       </w:pPr>
       <w:r>
-        <w:t xml:space="preserve">Constructing suitable networks for dynamic modelling presents a fundamental challenge. Synthetic food web models, such as the niche model, provide tractable representations of trophic structure and can be readily coupled to population dynamics</w:t>
+        <w:t xml:space="preserve">Constructing appropriate networks for dynamic modelling presents a fundamental challenge. Synthetic food web models, such as the niche model, provide tractable representations of trophic structure and can be readily coupled to population dynamics</w:t>
       </w:r>
       <w:r>
         <w:t xml:space="preserve"> </w:t>
@@ -83,7 +83,7 @@
         <w:t xml:space="preserve">(Williams &amp; Martinez, 2000)</w:t>
       </w:r>
       <w:r>
-        <w:t xml:space="preserve">. Other approaches use biological information, including body size and energetic constraints, to generate more mechanistically informed networks, as in allometric trophic network models</w:t>
+        <w:t xml:space="preserve">. Other approaches incorporate biological information, including consumer–resource body-size relationships, to generate mechanistically informed networks, as in allometric models</w:t>
       </w:r>
       <w:r>
         <w:t xml:space="preserve"> </w:t>
@@ -92,7 +92,7 @@
         <w:t xml:space="preserve">(Brose et al., 2006; Petchey et al., 2008)</w:t>
       </w:r>
       <w:r>
-        <w:t xml:space="preserve">. However, these approaches represent particular assumptions about how trophic interactions are organised and do not necessarily recover the specific interactions occurring within a given community. Empirical metawebs offer an alternative by compiling potential trophic interactions among species from observations, literature, or trait-based inference</w:t>
+        <w:t xml:space="preserve">. However, these approaches embody particular assumptions about how trophic interactions are organised and do not necessarily recover the specific interactions occurring within a given community, limiting their applicability to species-specific, real world tangibility. Empirical metawebs offer an alternative by compiling potential trophic interactions among species from observations, literature, or trait-based inference</w:t>
       </w:r>
       <w:r>
         <w:t xml:space="preserve"> </w:t>
@@ -101,7 +101,7 @@
         <w:t xml:space="preserve">(Dunne, 2006)</w:t>
       </w:r>
       <w:r>
-        <w:t xml:space="preserve">. Yet, because these interactions may have been observed or inferred across different locations, seasons, or environmental conditions, a metaweb does not necessarily represent a set of interactions that can occur simultaneously within a single community. Converting an empirical metaweb into a plausible community-level food web therefore requires an additional step: selecting which potential interactions are realised together.</w:t>
+        <w:t xml:space="preserve">. Because these interactions may have been observed or inferred across different locations, seasons, or environmental conditions, however, a metaweb does not necessarily represent a set of interactions that can occur simultaneously within a single community. Using empirical interaction pools in dynamic models therefore requires an additional step: selecting which potential interactions are realised together to construct a plausible community-level food web.</w:t>
       </w:r>
     </w:p>
     <w:p>
@@ -109,7 +109,7 @@
         <w:pStyle w:val="BodyText"/>
       </w:pPr>
       <w:r>
-        <w:t xml:space="preserve">This process of network realisation introduces assumptions about the ecological processes that determine which interactions persist within a community. Different approaches may favour interactions involving particular species, retain central portions of consumers’ potential trophic niches, or select links without reference to their ecological characteristics. These alternatives can produce networks with different structural properties even when they originate from the same empirical interaction pool. Consequently, network reconstruction is not simply a technical step for reducing network size or connectance; it is an ecological modelling decision that may influence subsequent predictions. Although food web reconstruction and the reuse of interaction networks can substantially affect ecological inference</w:t>
+        <w:t xml:space="preserve">This process of network realisation introduces assumptions about how ecological processes filter potential interactions into realised communities. Different approaches may favour interactions near the centre of a consumer’s trophic niche, assign retention probabilities according to consumer trophic breadth, favour links involving particular combinations of highly connected species, or remove interactions without reference to their ecological characteristics. Although these approaches can operate on the same empirical metaweb, they may produce networks with different structural properties. Such differences may become particularly important when substantial reductions in connectance are required, because the choice of which interactions to retain increasingly determines the architecture of the resulting network. Network reconstruction is therefore not simply a technical step for reducing network size or connectance, but an ecological modelling decision that can influence subsequent inference. More broadly, concerns about the comparability and reuse of interaction networks highlight the potential for methodological choices to propagate into ecological conclusions</w:t>
       </w:r>
       <w:r>
         <w:t xml:space="preserve"> </w:t>
@@ -118,7 +118,7 @@
         <w:t xml:space="preserve">(Brimacombe et al., 2023)</w:t>
       </w:r>
       <w:r>
-        <w:t xml:space="preserve">, the extent to which assumptions introduced during network realisation propagate through dynamic modelling remains an important question.</w:t>
+        <w:t xml:space="preserve">. Yet how reconstruction assumptions influence both the subsequent structural reorganisation and the dynamical behaviour of food webs remains insufficiently understood.</w:t>
       </w:r>
     </w:p>
     <w:p>
@@ -126,7 +126,15 @@
         <w:pStyle w:val="BodyText"/>
       </w:pPr>
       <w:r>
-        <w:t xml:space="preserve">Network construction is also followed by a second filtering process. Dynamic food web models typically undergo a burn-in period during which biomass changes and species that cannot persist under the specified model conditions are lost. This process transforms the initial network into a dynamically viable community, potentially altering its structure before any perturbation is imposed. The resulting network therefore reflects two successive sets of assumptions: first, those determining which potential interactions are included, and second, those determining which species and interactions persist under the modelled dynamics. These stages may have distinct or interacting effects on network topology and ecological behaviour. In particular, it remains unclear whether structural signatures introduced during network construction persist following dynamical burn-in, and whether differences among reconstructed networks translate into differences in extinction responses. This distinction matters because topological extinction analyses assess consequences of network structure alone, whereas dynamic extinction simulations additionally incorporate biomass-dependent ecological processes</w:t>
+        <w:t xml:space="preserve">Network construction is followed by a second filtering process when the resulting food web is subjected to population dynamics. Dynamic models typically undergo a burn-in period during which biomass changes and species unable to persist under the specified model conditions are lost. This process transforms the initial network into a dynamically viable community, potentially altering its structure before any perturbation is imposed. Network realisation thus occurs in two stages: the initial selection of potential interactions and the subsequent filtering of the constructed network through dynamical persistence. These stages may have different consequences for ecological inference. Initial reconstruction may determine much of the network architecture inherited by subsequent simulations, whereas dynamical filtering may introduce additional differences through biomass-dependent and rate-dependent processes. It is therefore important to establish whether structural differences introduced during network construction persist through burn-in, and whether networks that differ in their initial topology also differ in their responses to extinction.</w:t>
+      </w:r>
+    </w:p>
+    <w:p>
+      <w:pPr>
+        <w:pStyle w:val="BodyText"/>
+      </w:pPr>
+      <w:r>
+        <w:t xml:space="preserve">This distinction is particularly relevant when comparing topological and dynamic approaches to extinction robustness. Topological extinction simulations infer secondary extinctions from network structure, whereas dynamic simulations additionally account for changes in biomass and the ecological processes governing species persistence. Previous work has shown that these approaches can yield different estimates of food web robustness</w:t>
       </w:r>
       <w:r>
         <w:t xml:space="preserve"> </w:t>
@@ -135,7 +143,7 @@
         <w:t xml:space="preserve">(Curtsdotter et al., 2011)</w:t>
       </w:r>
       <w:r>
-        <w:t xml:space="preserve">.</w:t>
+        <w:t xml:space="preserve">, but the extent to which this difference generalises across alternative network reconstruction approaches remains unclear. Moreover, similarities in topological extinction responses need not imply similarities in dynamic behaviour, because networks with comparable structural properties may interact differently with their functional parameterisation. Comparing network types across both approaches can therefore distinguish conclusions that are relatively insensitive to reconstruction choices from those that depend on how networks are constructed and dynamically parameterised.</w:t>
       </w:r>
     </w:p>
     <w:p>
@@ -143,7 +151,7 @@
         <w:pStyle w:val="BodyText"/>
       </w:pPr>
       <w:r>
-        <w:t xml:space="preserve">Resolving these uncertainties is particularly relevant when dynamic models are used to investigate ecological change in systems for which empirical interaction data are incomplete. Palaeoecological records, for example, offer opportunities to examine community responses to major extinction events, but reconstructed fossil assemblages rarely provide a complete representation of a single realised food web</w:t>
+        <w:t xml:space="preserve">Understanding these dependencies is particularly important for ecological systems in which empirical interaction data are incomplete, including palaeoecological communities. Fossil records provide opportunities to investigate ecological change across major extinction events, but reconstructed assemblages rarely provide a complete observation of a single realised food web</w:t>
       </w:r>
       <w:r>
         <w:t xml:space="preserve"> </w:t>
@@ -152,7 +160,7 @@
         <w:t xml:space="preserve">(Dunhill et al., 2024; Fricke et al., 2022; Karapunar et al., 2026; Roopnarine, 2017; Roopnarine, 2006)</w:t>
       </w:r>
       <w:r>
-        <w:t xml:space="preserve">. Instead, they may be more appropriately represented as empirically constrained pools of potential interactions from which plausible community networks must be inferred. Developing approaches that translate these interaction pools into dynamically viable food webs could therefore support mechanistic investigations of ecological change through comparisons across extinction events and hindcasting exercises</w:t>
+        <w:t xml:space="preserve">. Instead, they may be more appropriately represented as empirically constrained pools of potential interactions from which plausible community networks must be inferred. Translating these interaction pools into dynamically viable food webs could provide a route towards testing mechanistic explanations of ecological change, including through comparisons across extinction events and hindcasting exercises</w:t>
       </w:r>
       <w:r>
         <w:t xml:space="preserve"> </w:t>
@@ -161,7 +169,7 @@
         <w:t xml:space="preserve">(Strydom, Catchen, et al., 2021)</w:t>
       </w:r>
       <w:r>
-        <w:t xml:space="preserve">. However, such applications require an understanding of how the assumptions used to reconstruct networks influence the structure and dynamics of the resulting communities.</w:t>
+        <w:t xml:space="preserve">. Such applications, however, require an understanding of how assumptions made during network reconstruction influence the ecological behaviour subsequently inferred from dynamic models.</w:t>
       </w:r>
     </w:p>
     <w:p>
@@ -169,7 +177,7 @@
         <w:pStyle w:val="BodyText"/>
       </w:pPr>
       <w:r>
-        <w:t xml:space="preserve">Here, we investigate how alternative approaches to network realisation influence food web structure, dynamical burn-in, and inferred extinction robustness. Using empirical metawebs, we generate realised food webs with four ecologically motivated downsampling approaches and compare them with networks generated using the niche and allometric trophic network models. We ask three questions: (1) how does the choice of network construction approach influence initial food web topology, and how do these differences change during dynamical burn-in? (2) To what extent do alternative reconstruction approaches influence the relationship between topological and dynamic estimates of extinction robustness? And (3) do network reconstruction approaches that differ structurally also produce distinct dynamical responses to extinction, or do these responses converge during subsequent simulations? Rather than identifying a single optimal reconstruction method, we use these comparisons to evaluate whether assumptions introduced during network construction remain detectable throughout dynamic modelling. We argue that network realisation should be treated as an explicit source of ecological model uncertainty when empirical interaction data are used to generate mechanistic predictions about ecological change.</w:t>
+        <w:t xml:space="preserve">Here, we investigate how alternative approaches to network realisation influence food web structure, dynamical burn-in, and inferred extinction robustness. Using empirical metawebs, we generate networks with four ecologically motivated downsampling approaches and compare them with networks constructed using the niche and allometric trophic network models. Specifically, we ask three questions. First, how does downsampling approach influence network topology, and to what extent do these differences persist following dynamical burn-in? Second, does the difference between topological and dynamic estimates of extinction robustness generalise across network reconstruction approaches and extinction scenarios? Third, do alternative network types retain similar relationships in inferred robustness under topological and dynamic extinction simulations, or does incorporating population dynamics reveal differences that are not apparent from topology alone? Rather than identifying a single optimal reconstruction method, we use these comparisons to investigate how assumptions introduced during network construction propagate through subsequent dynamical modelling. We show that reconstruction approaches produce increasingly distinct topologies as greater proportions of interactions are removed, that dynamical burn-in acts as an additional structural filter, and that the relationship between topological and dynamic robustness is broadly consistent across network types despite differences in their inferred behaviour. Together, these results demonstrate that network realisation is an important source of ecological model uncertainty, while also identifying conclusions that remain comparatively robust across alternative representations of food web structure.</w:t>
       </w:r>
     </w:p>
     <w:bookmarkEnd w:id="9"/>

--- a/index.docx
+++ b/index.docx
@@ -15,7 +15,7 @@
         <w:pStyle w:val="Date"/>
       </w:pPr>
       <w:r>
-        <w:t xml:space="preserve">2026-10-15</w:t>
+        <w:t xml:space="preserve">2026-10-16</w:t>
       </w:r>
     </w:p>
     <w:p>
@@ -177,11 +177,11 @@
         <w:pStyle w:val="BodyText"/>
       </w:pPr>
       <w:r>
-        <w:t xml:space="preserve">Here, we investigate how alternative approaches to network realisation influence food web structure, dynamical burn-in, and inferred extinction robustness. Using empirical metawebs, we generate networks with four ecologically motivated downsampling approaches and compare them with networks constructed using the niche and allometric trophic network models. Specifically, we ask three questions. First, how does downsampling approach influence network topology, and to what extent do these differences persist following dynamical burn-in? Second, does the difference between topological and dynamic estimates of extinction robustness generalise across network reconstruction approaches and extinction scenarios? Third, do alternative network types retain similar relationships in inferred robustness under topological and dynamic extinction simulations, or does incorporating population dynamics reveal differences that are not apparent from topology alone? Rather than identifying a single optimal reconstruction method, we use these comparisons to investigate how assumptions introduced during network construction propagate through subsequent dynamical modelling. We show that reconstruction approaches produce increasingly distinct topologies as greater proportions of interactions are removed, that dynamical burn-in acts as an additional structural filter, and that the relationship between topological and dynamic robustness is broadly consistent across network types despite differences in their inferred behaviour. Together, these results demonstrate that network realisation is an important source of ecological model uncertainty, while also identifying conclusions that remain comparatively robust across alternative representations of food web structure.</w:t>
+        <w:t xml:space="preserve">Here, we investigate how alternative approaches to network realisation influence food web structure, burn-in, and inferred extinction robustness. Using empirical metawebs, we generate networks with four ecologically motivated downsampling approaches and compare them with networks constructed using the niche and allometric trophic network models. Specifically, we ask three questions. First, how does downsampling approach influence network topology, and to what extent do these differences persist following burn-in? Second, does the difference between topological and dynamic estimates of extinction robustness generalise across network reconstruction approaches and extinction scenarios? Third, do alternative network types retain similar relationships in inferred robustness under topological and dynamic extinction simulations, or does incorporating population dynamics reveal differences that are not apparent from topology alone? Rather than identifying a single optimal reconstruction method, we use these comparisons to investigate how assumptions introduced during network construction propagate through subsequent dynamical modelling. We show that reconstruction approaches produce increasingly distinct topologies as greater proportions of interactions are removed, that burn-in acts as an additional structural filter, and that the relationship between topological and dynamic robustness is broadly consistent across network types despite differences in their inferred behaviour. Together, these results demonstrate that network realisation is an important source of ecological model uncertainty, while also identifying conclusions that remain comparatively robust across alternative representations of food web structure.</w:t>
       </w:r>
     </w:p>
     <w:bookmarkEnd w:id="9"/>
-    <w:bookmarkStart w:id="21" w:name="methods"/>
+    <w:bookmarkStart w:id="20" w:name="methods"/>
     <w:p>
       <w:pPr>
         <w:pStyle w:val="Heading1"/>
@@ -190,13 +190,13 @@
         <w:t xml:space="preserve">2. Methods</w:t>
       </w:r>
     </w:p>
-    <w:bookmarkStart w:id="10" w:name="data"/>
+    <w:bookmarkStart w:id="10" w:name="fossil-data"/>
     <w:p>
       <w:pPr>
         <w:pStyle w:val="Heading2"/>
       </w:pPr>
       <w:r>
-        <w:t xml:space="preserve">2.1 Data</w:t>
+        <w:t xml:space="preserve">2.1 Fossil data</w:t>
       </w:r>
     </w:p>
     <w:p>
@@ -204,7 +204,7 @@
         <w:pStyle w:val="FirstParagraph"/>
       </w:pPr>
       <w:r>
-        <w:t xml:space="preserve">We used community data from seven locations compiled by</w:t>
+        <w:t xml:space="preserve">We used community data from seven locations spanning the Permian-Triassic mass extinction (PTME) event compiled by</w:t>
       </w:r>
       <w:r>
         <w:t xml:space="preserve"> </w:t>
@@ -213,16 +213,7 @@
         <w:t xml:space="preserve">Karapunar et al. (2026)</w:t>
       </w:r>
       <w:r>
-        <w:t xml:space="preserve">. The dataset comprises community-level trophic data representing potentially interacting taxa across these locations. We used guild-level rather than species-level data to keep network size manageable and within the range examined by</w:t>
-      </w:r>
-      <w:r>
-        <w:t xml:space="preserve"> </w:t>
-      </w:r>
-      <w:r>
-        <w:t xml:space="preserve">Curtsdotter et al. (2011)</w:t>
-      </w:r>
-      <w:r>
-        <w:t xml:space="preserve">. To extend the basal component of the networks and better represent a realised community, we additionally incorporated plankton and zooplankton data from the outputs of the EcoGEnIE models</w:t>
+        <w:t xml:space="preserve">. This dataset comprises community-level trophic data representing potentially interacting taxa across seven locations across the Permian-Triassic mass extinction (PTME; ~250 Ma) event. Here we used the guild-level assemblages from the pre-extinction (Permian) time point along with the plankton and zooplankton data from the outputs of the EcoGEnIE models</w:t>
       </w:r>
       <w:r>
         <w:t xml:space="preserve"> </w:t>
@@ -234,7 +225,7 @@
         <w:t xml:space="preserve"> </w:t>
       </w:r>
       <w:r>
-        <w:t xml:space="preserve">used in</w:t>
+        <w:t xml:space="preserve">also used in</w:t>
       </w:r>
       <w:r>
         <w:t xml:space="preserve"> </w:t>
@@ -243,7 +234,7 @@
         <w:t xml:space="preserve">Karapunar et al. (2026)</w:t>
       </w:r>
       <w:r>
-        <w:t xml:space="preserve">. Each location was treated as a community of potentially interacting taxa, with interactions represented at the guild level. We excluded the community from Russia because it contained no intermediate species and was therefore unsuitable for the subsequent network analyses. Detailed descriptions of the underlying community data, including trait assignment, their composition and spatial structure, are provided by</w:t>
+        <w:t xml:space="preserve">. These represent distinct communities of potentially interacting guilds. We excluded the community from Russia because it contained no intermediate species and was therefore unsuitable for the subsequent extinction analyses as it would produce distinct results. The seven locations act as replicates to better determine if observed extinction patterns are driven by specific network structures (location) or if results are more generalisable. Detailed descriptions of the underlying community data, including trait assignment, their composition and spatial structure, are provided in</w:t>
       </w:r>
       <w:r>
         <w:t xml:space="preserve"> </w:t>
@@ -270,7 +261,7 @@
         <w:pStyle w:val="FirstParagraph"/>
       </w:pPr>
       <w:r>
-        <w:t xml:space="preserve">For the empirical networks, we used the Paleo Food Web Inference Model (PFWIM;</w:t>
+        <w:t xml:space="preserve">Metawebs were constructed using the Paleo Food Web Inference Model (PFWIM;</w:t>
       </w:r>
       <w:r>
         <w:t xml:space="preserve"> </w:t>
@@ -279,7 +270,7 @@
         <w:t xml:space="preserve">Shaw et al. (2024)</w:t>
       </w:r>
       <w:r>
-        <w:t xml:space="preserve">) to infer trophic interactions from discrete ecological trait categories. PFWIM applies a set of mechanistic feasibility rules to consumer–resource pairs, with an interaction inferred only when the relevant trait combinations satisfy the specified rules. To maximise the breadth of plausible interactions given the available trait data, we used fully categorical rules rather than imposing more restrictive continuous or quantitative thresholds. The resulting PFWIM networks were used as community-specific metawebs, from which networks were subsequently downsampled to specified target connectances (see</w:t>
+        <w:t xml:space="preserve">). The PFWIM applies a set of mechanistic feasibility rules to consumer–resource pairs based on different trait classes. An interaction is deemed as being feasible only when all trait combinations satisfy the specified rules. These metawebs were subsequently downsampled to the specified target connectance (see</w:t>
       </w:r>
       <w:r>
         <w:t xml:space="preserve"> </w:t>
@@ -296,15 +287,16 @@
         <w:t xml:space="preserve"> </w:t>
       </w:r>
       <w:r>
-        <w:t xml:space="preserve">for details on downsampling).</w:t>
-      </w:r>
-    </w:p>
-    <w:p>
-      <w:pPr>
-        <w:pStyle w:val="BodyText"/>
-      </w:pPr>
-      <w:r>
-        <w:t xml:space="preserve">We additionally generated niche-model networks parameterised using the species richness and target connectance of each community</w:t>
+        <w:t xml:space="preserve">for details on downsampling). Using the community data we also constructed networks using the allometric trophic network (ATN) model</w:t>
+      </w:r>
+      <w:r>
+        <w:t xml:space="preserve"> </w:t>
+      </w:r>
+      <w:r>
+        <w:t xml:space="preserve">(Brose et al., 2006)</w:t>
+      </w:r>
+      <w:r>
+        <w:t xml:space="preserve">, which represents a realised but empirically grounded network. For the ATN species body masses were sampled independently from a truncated log-normal distribution constrained by species categorical body-size classifications. Interaction probabilities were generated by varying the feeding threshold between 0.01 and 0.12 and selecting the network whose connectance most closely matched a target connectance. Finally for each community we also constructed a niche model network</w:t>
       </w:r>
       <w:r>
         <w:t xml:space="preserve"> </w:t>
@@ -313,16 +305,27 @@
         <w:t xml:space="preserve">(Williams &amp; Martinez, 2000)</w:t>
       </w:r>
       <w:r>
-        <w:t xml:space="preserve">. Finally, we constructed allometric trophic network (ATN) model</w:t>
-      </w:r>
-      <w:r>
-        <w:t xml:space="preserve"> </w:t>
-      </w:r>
-      <w:r>
-        <w:t xml:space="preserve">(Brose et al., 2006)</w:t>
-      </w:r>
-      <w:r>
-        <w:t xml:space="preserve">, providing a complementary mechanistic representation of trophic interactions based on consumer–resource body-size relationships. For the ATN networks we generated a range of networks by varying they probability parameter and selected the network that best matched the target connectance.</w:t>
+        <w:t xml:space="preserve"> </w:t>
+      </w:r>
+      <w:r>
+        <w:t xml:space="preserve">using the guild richness and target connectance as input parameters (see</w:t>
+      </w:r>
+      <w:r>
+        <w:t xml:space="preserve"> </w:t>
+      </w:r>
+      <w:hyperlink w:anchor="sec-simulations">
+        <w:r>
+          <w:rPr>
+            <w:rStyle w:val="Hyperlink"/>
+          </w:rPr>
+          <w:t xml:space="preserve">Section 2.4</w:t>
+        </w:r>
+      </w:hyperlink>
+      <w:r>
+        <w:t xml:space="preserve"> </w:t>
+      </w:r>
+      <w:r>
+        <w:t xml:space="preserve">for details on parametrisation)</w:t>
       </w:r>
     </w:p>
     <w:bookmarkEnd w:id="11"/>
@@ -340,7 +343,7 @@
         <w:pStyle w:val="FirstParagraph"/>
       </w:pPr>
       <w:r>
-        <w:t xml:space="preserve">We treat downsampling as a process of ecological realisation rather than observation. Starting from a metaweb containing all potential trophic interactions, each downsampling approach represents an alternative ecological hypothesis describing how local ecological processes filter these potential interactions into the subset that is realised within a particular community. The different approaches therefore differ not only in their implementation, but also in the ecological assumptions they embed about how realised food webs emerge from a common regional interaction pool.</w:t>
+        <w:t xml:space="preserve">We treat downsampling as an assumption on the process of ecological realisation rather than observation. Starting from a metaweb containing all potential trophic interactions, each downsampling approach represents an alternative ecological hypothesis describing how local ecological processes may filter these potential interactions into the subset that is realised within a particular community. The different approaches therefore differ not only in their implementation, but also in the ecological assumptions they embed about how realised food webs emerge from a common regional interaction pool.</w:t>
       </w:r>
     </w:p>
     <w:bookmarkStart w:id="12" w:name="niche"/>
@@ -2116,7 +2119,7 @@
     </w:p>
     <w:bookmarkEnd w:id="15"/>
     <w:bookmarkEnd w:id="16"/>
-    <w:bookmarkStart w:id="19" w:name="simulations"/>
+    <w:bookmarkStart w:id="18" w:name="sec-simulations"/>
     <w:p>
       <w:pPr>
         <w:pStyle w:val="Heading2"/>
@@ -2125,21 +2128,89 @@
         <w:t xml:space="preserve">2.4 Simulations</w:t>
       </w:r>
     </w:p>
-    <w:bookmarkStart w:id="17" w:name="network-construction-1"/>
-    <w:p>
-      <w:pPr>
-        <w:pStyle w:val="Heading3"/>
-      </w:pPr>
-      <w:r>
-        <w:t xml:space="preserve">2.4.1 Network construction</w:t>
-      </w:r>
-    </w:p>
     <w:p>
       <w:pPr>
         <w:pStyle w:val="FirstParagraph"/>
       </w:pPr>
       <w:r>
-        <w:t xml:space="preserve">For each empirical community, we generated 30 network replicates. Species body masses were sampled independently from truncated log-normal distributions constrained by their categorical body-size classifications but were only used in the construction of the ATNs; for the dynamic simulations body masses were assigned using the predator-prey body mass distribution where body mass (</w:t>
+        <w:t xml:space="preserve">For each empirical community, we generated 30 network replicates (</w:t>
+      </w:r>
+      <m:oMath>
+        <m:r>
+          <m:t>n</m:t>
+        </m:r>
+      </m:oMath>
+      <w:r>
+        <w:t xml:space="preserve"> </w:t>
+      </w:r>
+      <w:r>
+        <w:t xml:space="preserve">= 30 replicates</w:t>
+      </w:r>
+      <w:r>
+        <w:t xml:space="preserve"> </w:t>
+      </w:r>
+      <m:oMath>
+        <m:r>
+          <m:rPr>
+            <m:sty m:val="p"/>
+          </m:rPr>
+          <m:t>×</m:t>
+        </m:r>
+      </m:oMath>
+      <w:r>
+        <w:t xml:space="preserve"> </w:t>
+      </w:r>
+      <w:r>
+        <w:t xml:space="preserve">7 network types</w:t>
+      </w:r>
+      <w:r>
+        <w:t xml:space="preserve"> </w:t>
+      </w:r>
+      <m:oMath>
+        <m:r>
+          <m:rPr>
+            <m:sty m:val="p"/>
+          </m:rPr>
+          <m:t>×</m:t>
+        </m:r>
+      </m:oMath>
+      <w:r>
+        <w:t xml:space="preserve"> </w:t>
+      </w:r>
+      <w:r>
+        <w:t xml:space="preserve">6 locations). For each replicate a target connectance was independently sampled from a truncated normal distribution bounded between 0.05 and 0.15. This target connectance was used to determine the</w:t>
+      </w:r>
+      <w:r>
+        <w:t xml:space="preserve"> </w:t>
+      </w:r>
+      <w:r>
+        <w:t xml:space="preserve">‘degree of downsampling’</w:t>
+      </w:r>
+      <w:r>
+        <w:t xml:space="preserve"> </w:t>
+      </w:r>
+      <w:r>
+        <w:t xml:space="preserve">of the metaweb for each downsampling approach as well as constraining the ATN and Niche networks. These represent the</w:t>
+      </w:r>
+      <w:r>
+        <w:t xml:space="preserve"> </w:t>
+      </w:r>
+      <w:r>
+        <w:t xml:space="preserve">‘creation’</w:t>
+      </w:r>
+      <w:r>
+        <w:t xml:space="preserve"> </w:t>
+      </w:r>
+      <w:r>
+        <w:t xml:space="preserve">networks</w:t>
+      </w:r>
+    </w:p>
+    <w:p>
+      <w:pPr>
+        <w:pStyle w:val="BodyText"/>
+      </w:pPr>
+      <w:r>
+        <w:t xml:space="preserve">For the dynamic simulations body masses were assigned using the predator-prey body mass distribution where body mass (</w:t>
       </w:r>
       <m:oMath>
         <m:sSub>
@@ -2240,7 +2311,7 @@
         <w:t xml:space="preserve"> </w:t>
       </w:r>
       <w:r>
-        <w:t xml:space="preserve">represents the assumed constant predator–prey body-mass ratio, here set to 10. Initial biomasses were drawn from a uniform distribution. These trait values were used to construct a series of alternative networks.</w:t>
+        <w:t xml:space="preserve">represents the assumed constant predator–prey body-mass ratio, here set to 10. Note that even for the ATN networks we used this theoretical body size specification despite the network itself being constructed with empirical bodysizes. This is because we found that for networks which had empirically specified body sizes the community would almost completely collapse (see Supp Mat), which suggests the dynamic model itself is sensitive to this specification. Initial biomasses were drawn from a uniform distribution. These trait values were used to construct a series of alternative networks.</w:t>
       </w:r>
     </w:p>
     <w:p>
@@ -2248,27 +2319,7 @@
         <w:pStyle w:val="BodyText"/>
       </w:pPr>
       <w:r>
-        <w:t xml:space="preserve">For the ATN, interaction probabilities were generated by varying the feeding threshold between 0.01 and 0.12 and selecting the network whose connectance most closely matched a target connectance. Target connectance was independently sampled for each replicate from a truncated normal distribution bounded between 0.05 and 0.15. The target connectance and richness of the metaweb were used to build a niche model and the metaweb was downsampled until the target connectance was reach. These represent the</w:t>
-      </w:r>
-      <w:r>
-        <w:t xml:space="preserve"> </w:t>
-      </w:r>
-      <w:r>
-        <w:t xml:space="preserve">‘creation’</w:t>
-      </w:r>
-      <w:r>
-        <w:t xml:space="preserve"> </w:t>
-      </w:r>
-      <w:r>
-        <w:t xml:space="preserve">networks.</w:t>
-      </w:r>
-    </w:p>
-    <w:p>
-      <w:pPr>
-        <w:pStyle w:val="BodyText"/>
-      </w:pPr>
-      <w:r>
-        <w:t xml:space="preserve">Each creation network was then parameterised using the END package</w:t>
+        <w:t xml:space="preserve">Each creation network was then parameterised using the default parameters</w:t>
       </w:r>
       <w:r>
         <w:t xml:space="preserve"> </w:t>
@@ -2280,7 +2331,7 @@
         <w:t xml:space="preserve"> </w:t>
       </w:r>
       <w:r>
-        <w:t xml:space="preserve">and simulated for up to 5000 time steps. Species whose biomass declined below the survival threshold (</w:t>
+        <w:t xml:space="preserve">and ran the model until we had stable biomass fluctuation or up to 5000 time steps. Species whose biomass declined below the survival threshold (</w:t>
       </w:r>
       <m:oMath>
         <m:sSup>
@@ -2318,14 +2369,13 @@
         <w:t xml:space="preserve">networks.</w:t>
       </w:r>
     </w:p>
-    <w:bookmarkEnd w:id="17"/>
-    <w:bookmarkStart w:id="18" w:name="extinction-simulations"/>
+    <w:bookmarkStart w:id="17" w:name="extinction-simulations"/>
     <w:p>
       <w:pPr>
         <w:pStyle w:val="Heading3"/>
       </w:pPr>
       <w:r>
-        <w:t xml:space="preserve">2.4.2 Extinction simulations</w:t>
+        <w:t xml:space="preserve">2.4.1 Extinction simulations</w:t>
       </w:r>
     </w:p>
     <w:p>
@@ -2333,7 +2383,55 @@
         <w:pStyle w:val="FirstParagraph"/>
       </w:pPr>
       <w:r>
-        <w:t xml:space="preserve">Extinction experiments were subsequently performed on both the creation and realised networks. Topological extinction simulations were conducted on both network stages, whereas dynamic extinction simulations were performed only on realised networks. In all simulations, primary extinctions followed one of the prescribed extinction scenarios. During topological simulations, secondary extinctions occurred when species lost all prey, these were allowed to cascade. During dynamic simulations, primary extinctions were imposed by setting the biomass of the focal species to the survival threshold (</w:t>
+        <w:t xml:space="preserve">or extinctions we followed the framework of</w:t>
+      </w:r>
+      <w:r>
+        <w:t xml:space="preserve"> </w:t>
+      </w:r>
+      <w:r>
+        <w:t xml:space="preserve">Curtsdotter et al. (2011)</w:t>
+      </w:r>
+      <w:r>
+        <w:t xml:space="preserve"> </w:t>
+      </w:r>
+      <w:r>
+        <w:t xml:space="preserve">and simulated both topological and dynamic extinctions. Topological extinctions were done on both the</w:t>
+      </w:r>
+      <w:r>
+        <w:t xml:space="preserve"> </w:t>
+      </w:r>
+      <w:r>
+        <w:t xml:space="preserve">‘creation’</w:t>
+      </w:r>
+      <w:r>
+        <w:t xml:space="preserve"> </w:t>
+      </w:r>
+      <w:r>
+        <w:t xml:space="preserve">as well as</w:t>
+      </w:r>
+      <w:r>
+        <w:t xml:space="preserve"> </w:t>
+      </w:r>
+      <w:r>
+        <w:t xml:space="preserve">‘realised’</w:t>
+      </w:r>
+      <w:r>
+        <w:t xml:space="preserve"> </w:t>
+      </w:r>
+      <w:r>
+        <w:t xml:space="preserve">networks. For each type of extinction simulation we used the same ten extinction scenarios from</w:t>
+      </w:r>
+      <w:r>
+        <w:t xml:space="preserve"> </w:t>
+      </w:r>
+      <w:r>
+        <w:t xml:space="preserve">Curtsdotter et al. (2011)</w:t>
+      </w:r>
+      <w:r>
+        <w:t xml:space="preserve"> </w:t>
+      </w:r>
+      <w:r>
+        <w:t xml:space="preserve">to determine the order of species to be removed for primary extinctions. For topological extinctions secondary extinctions occurred when species lost all prey, these secondary extinctions were allowed to cascade before the next primary extinction occurred. For dynamic extinctions primary extinctions were imposed by setting the biomass of the focal species to the survival threshold (</w:t>
       </w:r>
       <m:oMath>
         <m:sSup>
@@ -2356,7 +2454,7 @@
         </m:sSup>
       </m:oMath>
       <w:r>
-        <w:t xml:space="preserve">), after which the community was simulated for a further 5000 time steps to allow biomass dynamics to relax. Species whose biomass subsequently declined below the survival threshold were recorded as secondary extinctions. This procedure was repeated until the entire community collapsed.</w:t>
+        <w:t xml:space="preserve">), after which the community was simulated for a further 5000 time steps to allow for the downstream effects of the primary extinction to propagate through the system. Species whose biomass subsequently declined below the survival threshold were recorded as secondary extinctions and removed at the end of the 5000 time steps. This procedure was repeated until the entire community collapsed.</w:t>
       </w:r>
     </w:p>
     <w:p>
@@ -2364,7 +2462,7 @@
         <w:pStyle w:val="BodyText"/>
       </w:pPr>
       <w:r>
-        <w:t xml:space="preserve">For each extinction scenario, robustness was quantified from the resulting extinction curves as the proportion of primary extinctions required to produce a 50% reduction in species richness (</w:t>
+        <w:t xml:space="preserve">For each extinction scenario, robustness was quantified from the resulting extinction curves as the proportion of primary extinctions required to produce a 50% reduction in total species richness (</w:t>
       </w:r>
       <m:oMath>
         <m:sSub>
@@ -2387,101 +2485,122 @@
         <w:t xml:space="preserve">(Jonsson et al., 2015)</w:t>
       </w:r>
       <w:r>
-        <w:t xml:space="preserve">), estimated by linear interpolation between extinction events.</w:t>
-      </w:r>
-    </w:p>
+        <w:t xml:space="preserve">). In instances when a primary extinction would</w:t>
+      </w:r>
+      <w:r>
+        <w:t xml:space="preserve"> </w:t>
+      </w:r>
+      <w:r>
+        <w:t xml:space="preserve">‘overshoot’</w:t>
+      </w:r>
+      <w:r>
+        <w:t xml:space="preserve"> </w:t>
+      </w:r>
+      <w:r>
+        <w:t xml:space="preserve">the 50% robustness estimated by linear interpolation between extinction events.</w:t>
+      </w:r>
+    </w:p>
+    <w:bookmarkEnd w:id="17"/>
     <w:bookmarkEnd w:id="18"/>
+    <w:bookmarkStart w:id="19" w:name="software"/>
+    <w:p>
+      <w:pPr>
+        <w:pStyle w:val="Heading2"/>
+      </w:pPr>
+      <w:r>
+        <w:t xml:space="preserve">2.5 Software</w:t>
+      </w:r>
+    </w:p>
+    <w:p>
+      <w:pPr>
+        <w:pStyle w:val="FirstParagraph"/>
+      </w:pPr>
+      <w:r>
+        <w:t xml:space="preserve">Network construction and extinction simulations were run in Julia v1.12.6</w:t>
+      </w:r>
+      <w:r>
+        <w:t xml:space="preserve"> </w:t>
+      </w:r>
+      <w:r>
+        <w:t xml:space="preserve">(Bezanson et al., 2017)</w:t>
+      </w:r>
+      <w:r>
+        <w:t xml:space="preserve">, we used</w:t>
+      </w:r>
+      <w:r>
+        <w:t xml:space="preserve"> </w:t>
+      </w:r>
+      <w:r>
+        <w:rPr>
+          <w:rStyle w:val="VerbatimChar"/>
+        </w:rPr>
+        <w:t xml:space="preserve">EcologicalNetworksDynamics.jl</w:t>
+      </w:r>
+      <w:r>
+        <w:t xml:space="preserve"> </w:t>
+      </w:r>
+      <w:r>
+        <w:t xml:space="preserve">(Lajaaiti et al., 2025)</w:t>
+      </w:r>
+      <w:r>
+        <w:t xml:space="preserve"> </w:t>
+      </w:r>
+      <w:r>
+        <w:t xml:space="preserve">for dynamic simulations,</w:t>
+      </w:r>
+      <w:r>
+        <w:t xml:space="preserve"> </w:t>
+      </w:r>
+      <w:r>
+        <w:rPr>
+          <w:rStyle w:val="VerbatimChar"/>
+        </w:rPr>
+        <w:t xml:space="preserve">PFIM.jl</w:t>
+      </w:r>
+      <w:r>
+        <w:t xml:space="preserve"> </w:t>
+      </w:r>
+      <w:r>
+        <w:t xml:space="preserve">[REF] for construction of metawebs,</w:t>
+      </w:r>
+      <w:r>
+        <w:t xml:space="preserve"> </w:t>
+      </w:r>
+      <w:r>
+        <w:rPr>
+          <w:rStyle w:val="VerbatimChar"/>
+        </w:rPr>
+        <w:t xml:space="preserve">FoodWebTools.jl</w:t>
+      </w:r>
+      <w:r>
+        <w:t xml:space="preserve"> </w:t>
+      </w:r>
+      <w:r>
+        <w:t xml:space="preserve">[REF] for network downsampling, and Extinctions.jl [REF] for extinctions and robustness calculations. Statistical analyses were run in R v4.5.2</w:t>
+      </w:r>
+      <w:r>
+        <w:t xml:space="preserve"> </w:t>
+      </w:r>
+      <w:r>
+        <w:t xml:space="preserve">(R Core Team, 2024)</w:t>
+      </w:r>
+      <w:r>
+        <w:t xml:space="preserve">. All code can be found at</w:t>
+      </w:r>
+      <w:r>
+        <w:t xml:space="preserve"> </w:t>
+      </w:r>
+      <w:r>
+        <w:rPr>
+          <w:i/>
+          <w:iCs/>
+        </w:rPr>
+        <w:t xml:space="preserve">TODO</w:t>
+      </w:r>
+    </w:p>
     <w:bookmarkEnd w:id="19"/>
-    <w:bookmarkStart w:id="20" w:name="software"/>
-    <w:p>
-      <w:pPr>
-        <w:pStyle w:val="Heading2"/>
-      </w:pPr>
-      <w:r>
-        <w:t xml:space="preserve">2.5 Software</w:t>
-      </w:r>
-    </w:p>
-    <w:p>
-      <w:pPr>
-        <w:pStyle w:val="FirstParagraph"/>
-      </w:pPr>
-      <w:r>
-        <w:t xml:space="preserve">Network construction and extinction simulations were run in Julia v1.12.6</w:t>
-      </w:r>
-      <w:r>
-        <w:t xml:space="preserve"> </w:t>
-      </w:r>
-      <w:r>
-        <w:t xml:space="preserve">(Bezanson et al., 2017)</w:t>
-      </w:r>
-      <w:r>
-        <w:t xml:space="preserve">, we used</w:t>
-      </w:r>
-      <w:r>
-        <w:t xml:space="preserve"> </w:t>
-      </w:r>
-      <w:r>
-        <w:rPr>
-          <w:rStyle w:val="VerbatimChar"/>
-        </w:rPr>
-        <w:t xml:space="preserve">EcologicalNetworksDynamics.jl</w:t>
-      </w:r>
-      <w:r>
-        <w:t xml:space="preserve"> </w:t>
-      </w:r>
-      <w:r>
-        <w:t xml:space="preserve">(Lajaaiti et al., 2025)</w:t>
-      </w:r>
-      <w:r>
-        <w:t xml:space="preserve"> </w:t>
-      </w:r>
-      <w:r>
-        <w:t xml:space="preserve">for dynamic simulations,</w:t>
-      </w:r>
-      <w:r>
-        <w:t xml:space="preserve"> </w:t>
-      </w:r>
-      <w:r>
-        <w:rPr>
-          <w:rStyle w:val="VerbatimChar"/>
-        </w:rPr>
-        <w:t xml:space="preserve">PFIM.jl</w:t>
-      </w:r>
-      <w:r>
-        <w:t xml:space="preserve"> </w:t>
-      </w:r>
-      <w:r>
-        <w:t xml:space="preserve">[REF] for construction of metawebs,</w:t>
-      </w:r>
-      <w:r>
-        <w:t xml:space="preserve"> </w:t>
-      </w:r>
-      <w:r>
-        <w:rPr>
-          <w:rStyle w:val="VerbatimChar"/>
-        </w:rPr>
-        <w:t xml:space="preserve">FoodWebTools.jl</w:t>
-      </w:r>
-      <w:r>
-        <w:t xml:space="preserve"> </w:t>
-      </w:r>
-      <w:r>
-        <w:t xml:space="preserve">[REF] for network downsampling, and Extinctions.jl [REF] for extinctions and robustness calculations. Statistical analyses were run in R v4.5.2 [REF]. All code can be found at</w:t>
-      </w:r>
-      <w:r>
-        <w:t xml:space="preserve"> </w:t>
-      </w:r>
-      <w:r>
-        <w:rPr>
-          <w:i/>
-          <w:iCs/>
-        </w:rPr>
-        <w:t xml:space="preserve">TODO</w:t>
-      </w:r>
-    </w:p>
     <w:bookmarkEnd w:id="20"/>
-    <w:bookmarkEnd w:id="21"/>
-    <w:bookmarkStart w:id="26" w:name="X3c581d960fc25a54dbdc8cfff3f6b3d201997b2"/>
+    <w:bookmarkStart w:id="25" w:name="X3c581d960fc25a54dbdc8cfff3f6b3d201997b2"/>
     <w:p>
       <w:pPr>
         <w:pStyle w:val="Heading1"/>
@@ -2653,7 +2772,7 @@
       <w:tr>
         <w:tc>
           <w:tcPr/>
-          <w:bookmarkStart w:id="25" w:name="fig-downsample"/>
+          <w:bookmarkStart w:id="24" w:name="fig-downsample"/>
           <w:p>
             <w:pPr>
               <w:pStyle w:val="Compact"/>
@@ -2664,18 +2783,18 @@
                 <wp:inline>
                   <wp:extent cx="5334000" cy="8297333"/>
                   <wp:effectExtent b="0" l="0" r="0" t="0"/>
-                  <wp:docPr descr="" title="" id="23" name="Picture"/>
+                  <wp:docPr descr="" title="" id="22" name="Picture"/>
                   <a:graphic>
                     <a:graphicData uri="http://schemas.openxmlformats.org/drawingml/2006/picture">
                       <pic:pic>
                         <pic:nvPicPr>
-                          <pic:cNvPr descr="figures/downsamplingEffect.png" id="24" name="Picture"/>
+                          <pic:cNvPr descr="figures/downsamplingEffect.png" id="23" name="Picture"/>
                           <pic:cNvPicPr>
                             <a:picLocks noChangeArrowheads="1" noChangeAspect="1"/>
                           </pic:cNvPicPr>
                         </pic:nvPicPr>
                         <pic:blipFill>
-                          <a:blip r:embed="rId22"/>
+                          <a:blip r:embed="rId21"/>
                           <a:stretch>
                             <a:fillRect/>
                           </a:stretch>
@@ -2748,7 +2867,7 @@
               <w:t xml:space="preserve">) gradient after accounting for community-level variation. (B) Principal component trajectories illustrating structural change between network creation and burn-in for each downsampling approach. (C) Loadings of the top ten contributing structure metrics.</w:t>
             </w:r>
           </w:p>
-          <w:bookmarkEnd w:id="25"/>
+          <w:bookmarkEnd w:id="24"/>
         </w:tc>
       </w:tr>
     </w:tbl>
@@ -2768,7 +2887,7 @@
         </w:r>
       </w:hyperlink>
       <w:r>
-        <w:t xml:space="preserve">, panel B). Structural reorganisation was quantified as the Euclidean displacement between network positions before and after burn-in in the first three principal component dimensions, with community included as a random effect to account for the substantial variation among communities. Burn-in displacement differed significantly among network types (</w:t>
+        <w:t xml:space="preserve">, panel B). Structural reorganisation was quantified as the Euclidean displacement between network positions before and after burn-in in the first three principal component dimensions, with location included as a random effect to account for the substantial variation among location. Burn-in displacement differed significantly among network types (</w:t>
       </w:r>
       <m:oMath>
         <m:r>
@@ -2793,7 +2912,7 @@
         <w:t xml:space="preserve"> </w:t>
       </w:r>
       <w:r>
-        <w:t xml:space="preserve">&lt; 0.001). Metawebs underwent the greatest structural reorganisation, whereas ATNs exhibited the smallest displacement. Among the downsampled networks, all but the randomly downsampled networks had displacement similar to that of the Niche model (Figure S2), while all downsampled networks showed displacement distinct from the original metaweb. When looking at the loadings of the first two PC axes (</w:t>
+        <w:t xml:space="preserve">&lt; 0.001). Metawebs underwent the greatest structural reorganisation, whereas ATNs exhibited the smallest displacement. Among the downsampled networks, all but the randomly downsampled networks had a displacement similar to that of the Niche model (Figure SXX), while all downsampled networks showed displacement distinct from the original metaweb. When looking at the loadings of the first two PC axes (</w:t>
       </w:r>
       <w:hyperlink w:anchor="fig-downsample">
         <w:r>
@@ -2812,7 +2931,7 @@
         <w:pStyle w:val="BodyText"/>
       </w:pPr>
       <w:r>
-        <w:t xml:space="preserve">Together, these analyses demonstrate that downsampling approach influences network topology both during the initial downsampling step and during the subsequent burn-in phase. Differences among downsampling methods become increasingly pronounced as greater proportions of interactions are removed, consistent with the expectation that the ecological assumptions underlying each removal strategy would exert a stronger influence under more aggressive downsampling. Importantly, despite generating distinct initial topologies, the different downsampling approaches underwent remarkably similar structural reorganisation during burn-in, changing in ways more similar to the niche model than the original metaweb. This suggests that ecologically informed downsampling of metawebs allows us to produce networks whose subsequent structure more closely resembles that of the niche model, while also suggesting that the burn-in phase is, in and of itself, an additional network realisation step. Notably, the two realised models (niche model and ATN) do not behave similarly and still end up at different</w:t>
+        <w:t xml:space="preserve">Together, these analyses demonstrate that downsampling approach influences network topology both during the initial downsampling step and during the subsequent burn-in phase. Differences among downsampling methods become increasingly pronounced as greater proportions of interactions are removed, consistent with the expectation that the ecological assumptions underlying each removal strategy would become more embedded as more links are removed. Importantly, despite generating distinct initial topologies, the different downsampling approaches underwent remarkably similar structural reorganisation during burn-in, changing in ways more similar to the niche model than the original metaweb. This suggests that ecologically informed downsampling of metawebs allows us to produce networks whose subsequent structure more closely resembles that of the niche model, while also suggesting that the burn-in phase is, in and of itself, an additional network realisation step. Notably, the two realised models (niche model and ATN) do not behave similarly and still end up at different</w:t>
       </w:r>
       <w:r>
         <w:t xml:space="preserve"> </w:t>
@@ -2836,8 +2955,8 @@
         <w:t xml:space="preserve">.</w:t>
       </w:r>
     </w:p>
-    <w:bookmarkEnd w:id="26"/>
-    <w:bookmarkStart w:id="31" w:name="X21b5c175c484a79e9a2bfb142eef60b64b79ffb"/>
+    <w:bookmarkEnd w:id="25"/>
+    <w:bookmarkStart w:id="30" w:name="X21b5c175c484a79e9a2bfb142eef60b64b79ffb"/>
     <w:p>
       <w:pPr>
         <w:pStyle w:val="Heading1"/>
@@ -2923,10 +3042,7 @@
         <w:t xml:space="preserve"> </w:t>
       </w:r>
       <w:r>
-        <w:t xml:space="preserve">was largely maintained. Under all but random basal removal, topological extinction inferred greater robustness than dynamic extinction for every network type, although the magnitude of this discrepancy varied among reconstruction methods</w:t>
-      </w:r>
-      <w:r>
-        <w:t xml:space="preserve"> </w:t>
+        <w:t xml:space="preserve">was largely maintained. Under all but random basal removal, topological extinction inferred greater robustness than dynamic extinction for every network type, although the magnitude of this discrepancy varied among reconstruction methods (</w:t>
       </w:r>
       <w:hyperlink w:anchor="fig-TopoVDynamic">
         <w:r>
@@ -2937,7 +3053,7 @@
         </w:r>
       </w:hyperlink>
       <w:r>
-        <w:t xml:space="preserve">. Random basal extinction represented the only notable departure from this general pattern. Here, the discrepancy between topological and dynamic robustness was substantially reduced, with power-law and degree-product downsampled networks exhibiting a slightly higher</w:t>
+        <w:t xml:space="preserve">). Random basal extinction represented the only notable departure from this general pattern (Figure SXX). Here, the discrepancy between topological and dynamic robustness was substantially reduced, with power-law and degree-product downsampled networks exhibiting a slightly higher</w:t>
       </w:r>
       <w:r>
         <w:t xml:space="preserve"> </w:t>
@@ -2982,7 +3098,7 @@
       <w:tr>
         <w:tc>
           <w:tcPr/>
-          <w:bookmarkStart w:id="30" w:name="fig-TopoVDynamic"/>
+          <w:bookmarkStart w:id="29" w:name="fig-TopoVDynamic"/>
           <w:p>
             <w:pPr>
               <w:pStyle w:val="Compact"/>
@@ -2993,18 +3109,18 @@
                 <wp:inline>
                   <wp:extent cx="5334000" cy="3200400"/>
                   <wp:effectExtent b="0" l="0" r="0" t="0"/>
-                  <wp:docPr descr="" title="" id="28" name="Picture"/>
+                  <wp:docPr descr="" title="" id="27" name="Picture"/>
                   <a:graphic>
                     <a:graphicData uri="http://schemas.openxmlformats.org/drawingml/2006/picture">
                       <pic:pic>
                         <pic:nvPicPr>
-                          <pic:cNvPr descr="figures/robustnessTopoVDynamic.png" id="29" name="Picture"/>
+                          <pic:cNvPr descr="figures/robustnessTopoVDynamic.png" id="28" name="Picture"/>
                           <pic:cNvPicPr>
                             <a:picLocks noChangeArrowheads="1" noChangeAspect="1"/>
                           </pic:cNvPicPr>
                         </pic:nvPicPr>
                         <pic:blipFill>
-                          <a:blip r:embed="rId27"/>
+                          <a:blip r:embed="rId26"/>
                           <a:stretch>
                             <a:fillRect/>
                           </a:stretch>
@@ -3082,7 +3198,7 @@
               <w:t xml:space="preserve">is persistent across all extinction scenarios with the exception of random, basal extinctions in which the difference was diminished and in some cases reversed</w:t>
             </w:r>
           </w:p>
-          <w:bookmarkEnd w:id="30"/>
+          <w:bookmarkEnd w:id="29"/>
         </w:tc>
       </w:tr>
     </w:tbl>
@@ -3106,8 +3222,8 @@
         <w:t xml:space="preserve">extends well beyond the niche model. While the precise magnitude of the discrepancy between topological and dynamic robustness depends on both network reconstruction and extinction mechanism, the qualitative tendency for topological extinction simulations to infer greater robustness than dynamic simulations was recovered across the vast majority of reconstructed food webs examined here.</w:t>
       </w:r>
     </w:p>
-    <w:bookmarkEnd w:id="31"/>
-    <w:bookmarkStart w:id="36" w:name="Xd8d9fd7b282731d400e44ad0589b1702338a2f6"/>
+    <w:bookmarkEnd w:id="30"/>
+    <w:bookmarkStart w:id="35" w:name="Xd8d9fd7b282731d400e44ad0589b1702338a2f6"/>
     <w:p>
       <w:pPr>
         <w:pStyle w:val="Heading1"/>
@@ -3198,7 +3314,7 @@
         <w:t xml:space="preserve"> </w:t>
       </w:r>
       <w:r>
-        <w:t xml:space="preserve">0.05 were considered indistinguishable, and the frequency of indistinguishable comparisons was summarised across scenarios [SUPP MATT]. To identify broader groupings of network types, estimated marginal means were standardised within extinction time point, Euclidean distances among network types were calculated, and hierarchical clustering was performed using Ward’s</w:t>
+        <w:t xml:space="preserve">0.05 were considered indistinguishable, and the frequency of indistinguishable comparisons was summarised across scenarios [SUPP MATT]. To identify broader groupings of network types, estimated marginal means were standardised, Euclidean distances among network types were calculated, and hierarchical clustering was performed using Ward’s</w:t>
       </w:r>
       <w:r>
         <w:t xml:space="preserve"> </w:t>
@@ -3237,7 +3353,7 @@
       <w:tr>
         <w:tc>
           <w:tcPr/>
-          <w:bookmarkStart w:id="35" w:name="fig-robDynamic"/>
+          <w:bookmarkStart w:id="34" w:name="fig-robDynamic"/>
           <w:p>
             <w:pPr>
               <w:pStyle w:val="Compact"/>
@@ -3248,18 +3364,18 @@
                 <wp:inline>
                   <wp:extent cx="5334000" cy="6400800"/>
                   <wp:effectExtent b="0" l="0" r="0" t="0"/>
-                  <wp:docPr descr="" title="" id="33" name="Picture"/>
+                  <wp:docPr descr="" title="" id="32" name="Picture"/>
                   <a:graphic>
                     <a:graphicData uri="http://schemas.openxmlformats.org/drawingml/2006/picture">
                       <pic:pic>
                         <pic:nvPicPr>
-                          <pic:cNvPr descr="figures/robustnessClusters.png" id="34" name="Picture"/>
+                          <pic:cNvPr descr="figures/robustnessClusters.png" id="33" name="Picture"/>
                           <pic:cNvPicPr>
                             <a:picLocks noChangeArrowheads="1" noChangeAspect="1"/>
                           </pic:cNvPicPr>
                         </pic:nvPicPr>
                         <pic:blipFill>
-                          <a:blip r:embed="rId32"/>
+                          <a:blip r:embed="rId31"/>
                           <a:stretch>
                             <a:fillRect/>
                           </a:stretch>
@@ -3373,7 +3489,7 @@
               <w:t xml:space="preserve">) method. Branch colours indicate three clusters of network types</w:t>
             </w:r>
           </w:p>
-          <w:bookmarkEnd w:id="35"/>
+          <w:bookmarkEnd w:id="34"/>
         </w:tc>
       </w:tr>
     </w:tbl>
@@ -3382,7 +3498,7 @@
         <w:pStyle w:val="BodyText"/>
       </w:pPr>
       <w:r>
-        <w:t xml:space="preserve">In terms of topological robustness, empirically derived networks consistently formed a distinct cluster separate from the two synthetic networks (niche model and ATN;</w:t>
+        <w:t xml:space="preserve">In terms of topological robustness, metaweb derived networks consistently formed a distinct cluster separate from the two realised networks (niche model and ATN;</w:t>
       </w:r>
       <w:r>
         <w:t xml:space="preserve"> </w:t>
@@ -3407,7 +3523,7 @@
         </w:r>
       </w:hyperlink>
       <w:r>
-        <w:t xml:space="preserve">, bottom row). Most notably, the downsampled niche networks yielded robustness estimates that converged with those of the synthetic niche model, whereas the remaining empirically derived networks maintained their mutual similarity. Additionally, the ATN networks shifted to appear more similar in robustness to the empirical cluster.</w:t>
+        <w:t xml:space="preserve">, bottom row). Most notably, the downsampled niche networks converged with those of the niche model, whereas the remaining empirically derived networks maintained their mutual similarity. Additionally, the ATN networks shifted to appear more similar in robustness to the empirical cluster.</w:t>
       </w:r>
     </w:p>
     <w:p>
@@ -3415,7 +3531,7 @@
         <w:pStyle w:val="BodyText"/>
       </w:pPr>
       <w:r>
-        <w:t xml:space="preserve">Topological extinction simulations primarily interrogate network architecture and therefore retain the common structural signature inherited from the metaweb. Dynamic simulations introduce a second layer of ecological structure through biomass- and rate-dependent interactions, revealing differences among networks that are not apparent from topology alone. When examining topological extinctions, it is clear why empirically derived networks behave similarly to one another: they share a common baseline architecture inherited from the regional metaweb (</w:t>
+        <w:t xml:space="preserve">Topological extinction simulations primarily interrogate network architecture and therefore retain the common structural signature inherited from the metaweb. Dynamic simulations introduce biomass- and rate-dependent interactions, revealing differences among networks that are not apparent from topology alone. When examining topological extinctions, it is clear why empirically derived networks behave similarly to one another: they share a common baseline architecture inherited from the regional metaweb (</w:t>
       </w:r>
       <w:hyperlink w:anchor="fig-downsample">
         <w:r>
@@ -3426,7 +3542,7 @@
         </w:r>
       </w:hyperlink>
       <w:r>
-        <w:t xml:space="preserve">, panel B), and topological cascades depend strictly on network topology. For dynamic extinctions, however, network behaviour is not determined solely by initial structure. Instead, higher-order differences emerge from how functional parameterisation interacts with network topology. In the bio-energetic food web (BEFW) framework, species body mass dictates some of the key functional parameters, including metabolic and consumption rates</w:t>
+        <w:t xml:space="preserve">, panel B), and topological cascades depend strictly on network topology. For dynamic extinctions, however, network behaviour is not determined solely by initial structure. Instead, higher-order differences emerge from how functional parameterisation interacts with network topology. In the BEFW framework, species body mass dictates some of the key functional parameters, including metabolic and consumption rates</w:t>
       </w:r>
       <w:r>
         <w:t xml:space="preserve"> </w:t>
@@ -3435,7 +3551,7 @@
         <w:t xml:space="preserve">(Delmas et al., 2017)</w:t>
       </w:r>
       <w:r>
-        <w:t xml:space="preserve">, and it is therefore plausible that these differences contribute to the observed similarity in behaviour of the two niche-type networks. Thus, network structure appears sufficient to explain much of the similarity in responses to topological extinctions, but is insufficient to predict responses to dynamic extinctions, where functional parameterisation introduces additional sources of variation. Although the clustering pattern was not universal across communities [SUPP MATT REF], suggesting that network structure still exerts an initial influence, it was not by itself sufficient to determine dynamic robustness.</w:t>
+        <w:t xml:space="preserve">, and it is therefore plausible that this contributes to the observed similarity in behaviour of the two niche-type networks. Thus, network structure appears sufficient to explain much of the similarity in responses to topological extinctions, but is insufficient to predict responses to dynamic extinctions, where functional parameterisation introduces additional sources of variation. Although the clustering pattern was not universal across communities [SUPP MATT REF], suggesting that network structure still exerts an initial influence.</w:t>
       </w:r>
     </w:p>
     <w:p>
@@ -3443,7 +3559,7 @@
         <w:pStyle w:val="BodyText"/>
       </w:pPr>
       <w:r>
-        <w:t xml:space="preserve">This raises an important question about the role of network connectance: to what extent does specifying connectance constrain the structural and dynamical properties of generated networks? Work from</w:t>
+        <w:t xml:space="preserve">This raises an important question about the role of network connectance – to what extent does specifying connectance constrain the structural and dynamical properties of generated networks? Work from</w:t>
       </w:r>
       <w:r>
         <w:t xml:space="preserve"> </w:t>
@@ -3467,125 +3583,141 @@
         <w:t xml:space="preserve"> </w:t>
       </w:r>
       <w:r>
-        <w:t xml:space="preserve">shows that less-connected networks can exhibit greater structural complexity, because there are many ways to arrange a small number of links but progressively fewer ways to arrange links as a network approaches full connectivity. At low connectance, we therefore expect a much larger number of possible network configurations, meaning that specifying connectance we place constraints on the precise structure of the resulting network. This provides one possible explanation for why increasingly aggressive downsampling can amplify differences among reconstruction approaches: as fewer interactions are retained, the ecological assumptions used to determine which interactions remain have greater scope to shape the resulting network.</w:t>
+        <w:t xml:space="preserve">shows that less-connected networks can exhibit greater structural complexity, because there are many ways to arrange a small number of links but progressively fewer ways to arrange links as a network becomes fully connected. At low connectance, we therefore expect a much larger number of possible network configurations, meaning that in specifying connectance we place constraints on the precise structure of the resulting network. This provides one possible explanation for why increasingly aggressive downsampling can amplify differences among reconstruction approaches: as fewer interactions are retained, the ecological assumptions used to determine which interactions remain have greater scope to shape the resulting network.</w:t>
+      </w:r>
+    </w:p>
+    <w:bookmarkEnd w:id="35"/>
+    <w:bookmarkStart w:id="36" w:name="conclusions"/>
+    <w:p>
+      <w:pPr>
+        <w:pStyle w:val="Heading1"/>
+      </w:pPr>
+      <w:r>
+        <w:t xml:space="preserve">6. Conclusions</w:t>
+      </w:r>
+    </w:p>
+    <w:p>
+      <w:pPr>
+        <w:pStyle w:val="FirstParagraph"/>
+      </w:pPr>
+      <w:r>
+        <w:t xml:space="preserve">Reconstructing realised food webs from regional interaction pools requires assumptions about which potential interactions are likely to occur together. Here, we demonstrate that alternative downsampling approaches can produce dynamically tractable food webs from the same empirical metaweb, but that the resulting networks retain detectable signatures of the assumptions used during their construction. These differences become increasingly pronounced as greater proportions of interactions are removed, indicating that network reconstruction is not a neutral step between empirical data collection and dynamical modelling.</w:t>
+      </w:r>
+    </w:p>
+    <w:p>
+      <w:pPr>
+        <w:pStyle w:val="BodyText"/>
+      </w:pPr>
+      <w:r>
+        <w:t xml:space="preserve">Our results further suggest that dynamical burn-in represents a second form of network realisation. Although burn-in altered the structure of all networks, it did not erase the differences introduced during initial network construction. Instead, the dynamical model acted as an additional filter, determining which structurally feasible networks could persist given its assumptions about biomass, interaction strengths, and species persistence. The ecological behaviour of a simulated community is therefore shaped by successive filters – first, how potential interactions are realised into a network, and second, how that network is realised as a dynamically viable community.</w:t>
+      </w:r>
+    </w:p>
+    <w:p>
+      <w:pPr>
+        <w:pStyle w:val="BodyText"/>
+      </w:pPr>
+      <w:r>
+        <w:t xml:space="preserve">Despite these differences in network structure and dynamical behaviour, the broad relationship between topological and dynamic robustness was consistent across network reconstruction approaches. Topological extinction simulations generally inferred greater robustness than dynamic simulations, consistent with previous work</w:t>
+      </w:r>
+      <w:r>
+        <w:t xml:space="preserve"> </w:t>
+      </w:r>
+      <w:r>
+        <w:t xml:space="preserve">(Curtsdotter et al., 2011)</w:t>
+      </w:r>
+      <w:r>
+        <w:t xml:space="preserve">. Thus, some conclusions drawn from network topology may be relatively robust to uncertainty in network reconstruction. However, dynamic simulations also revealed differences among networks that were not apparent from topology alone, demonstrating that networks generated from the same empirical interaction pool can exhibit different dynamical behaviour depending on the assumptions used to realise that pool</w:t>
+      </w:r>
+      <w:r>
+        <w:t xml:space="preserve"> </w:t>
+      </w:r>
+      <w:r>
+        <w:t xml:space="preserve">(Brimacombe et al., 2023; Strydom et al., 2026)</w:t>
+      </w:r>
+      <w:r>
+        <w:t xml:space="preserve">.</w:t>
+      </w:r>
+    </w:p>
+    <w:p>
+      <w:pPr>
+        <w:pStyle w:val="BodyText"/>
+      </w:pPr>
+      <w:r>
+        <w:t xml:space="preserve">These findings highlight an important challenge for the growing use of dynamic food web models to move beyond describing network structure towards predicting ecological change. Increasingly sophisticated approaches can construct networks from empirical observations or biological traits, while regional metawebs provide a means of retaining broad empirical information on interaction potential. Yet neither empirical provenance nor mechanistic parameterisation necessarily produces a realised community: both require assumptions about which interactions occur together and, in dynamic models, which of those interactions can persist. Network realisation therefore represents a necessary but currently underappreciated bridge between empirical interaction data and mechanistic dynamic modelling.</w:t>
+      </w:r>
+    </w:p>
+    <w:p>
+      <w:pPr>
+        <w:pStyle w:val="BlockText"/>
+      </w:pPr>
+      <w:r>
+        <w:t xml:space="preserve">make this paragraph more general. downsampling is a way fro ust to take the commonly available metaweb and make it dynamic</w:t>
+      </w:r>
+    </w:p>
+    <w:p>
+      <w:pPr>
+        <w:pStyle w:val="FirstParagraph"/>
+      </w:pPr>
+      <w:r>
+        <w:t xml:space="preserve">This distinction may be particularly important for systems in which empirical interaction data are necessarily incomplete, including palaeoecological communities. Fossil records can provide unusually valuable opportunities to examine ecological change across major extinction events, but the interaction data available from such systems are often better interpreted as empirically constrained interaction pools than complete realised food webs. If these pools can be converted into plausible dynamically viable communities, dynamic modelling could provide a route to testing mechanistic explanations of observed ecological change rather than relying solely on topological reconstructions. Our results provide a first step towards this goal, while demonstrating that the assumptions required to construct the network can remain detectable throughout the modelling process.</w:t>
+      </w:r>
+    </w:p>
+    <w:p>
+      <w:pPr>
+        <w:pStyle w:val="BlockText"/>
+      </w:pPr>
+      <w:r>
+        <w:t xml:space="preserve">maybe also include something here about the similarity in behaviour of the the niche networks and suggest how it might be an alignment with the BEFW?</w:t>
+      </w:r>
+    </w:p>
+    <w:p>
+      <w:pPr>
+        <w:pStyle w:val="FirstParagraph"/>
+      </w:pPr>
+      <w:r>
+        <w:t xml:space="preserve">Rather than identifying a single correct method for constructing realised networks, we therefore argue that network realisation should be treated as an explicit source of ecological model uncertainty. As food web modelling increasingly combines empirical interaction data with dynamical approaches, predictions will depend not only on the equations governing population dynamics, but also on how empirical knowledge is translated into the network upon which those equations operate. Understanding and quantifying this additional layer of uncertainty will be essential if dynamic food web models are to provide increasingly empirical predictions of how ecological communities respond to environmental change.</w:t>
       </w:r>
     </w:p>
     <w:bookmarkEnd w:id="36"/>
-    <w:bookmarkStart w:id="37" w:name="conclusions"/>
+    <w:bookmarkStart w:id="84" w:name="references"/>
     <w:p>
       <w:pPr>
         <w:pStyle w:val="Heading1"/>
       </w:pPr>
       <w:r>
-        <w:t xml:space="preserve">6. Conclusions</w:t>
-      </w:r>
-    </w:p>
-    <w:p>
-      <w:pPr>
-        <w:pStyle w:val="FirstParagraph"/>
-      </w:pPr>
-      <w:r>
-        <w:t xml:space="preserve">Reconstructing realised food webs from regional interaction pools requires assumptions about which potential interactions are likely to occur together. Here, we demonstrate that alternative downsampling approaches can produce dynamically tractable food webs from the same empirical metaweb, but that the resulting networks retain detectable signatures of the assumptions used during their construction. These differences become increasingly pronounced as greater proportions of interactions are removed, indicating that network reconstruction is not a neutral step between empirical data collection and dynamical modelling.</w:t>
-      </w:r>
-    </w:p>
-    <w:p>
-      <w:pPr>
-        <w:pStyle w:val="BodyText"/>
-      </w:pPr>
-      <w:r>
-        <w:t xml:space="preserve">Our results further suggest that dynamical burn-in represents a second form of network realisation. Although burn-in altered the structure of all networks, it did not erase the differences introduced during initial network construction. Instead, the dynamical model acted as an additional filter, determining which structurally feasible networks could persist given its assumptions about biomass, interaction strengths, and species persistence. The ecological behaviour of a simulated community is therefore shaped by successive filters - first, how potential interactions are realised into a network, and second, how that network is realised as a dynamically viable community.</w:t>
-      </w:r>
-    </w:p>
-    <w:p>
-      <w:pPr>
-        <w:pStyle w:val="BodyText"/>
-      </w:pPr>
-      <w:r>
-        <w:t xml:space="preserve">Despite these differences in network structure and dynamical behaviour, the broad relationship between topological and dynamic robustness was consistent across network reconstruction approaches. Topological extinction simulations generally inferred greater robustness than dynamic simulations, consistent with previous work</w:t>
-      </w:r>
-      <w:r>
-        <w:t xml:space="preserve"> </w:t>
-      </w:r>
-      <w:r>
-        <w:t xml:space="preserve">(Curtsdotter et al., 2011)</w:t>
-      </w:r>
-      <w:r>
-        <w:t xml:space="preserve">. Thus, some conclusions drawn from network topology may be relatively robust to uncertainty in network reconstruction. However, dynamic simulations also revealed differences among networks that were not apparent from topology alone, demonstrating that networks generated from the same empirical interaction pool can exhibit different dynamical behaviour depending on the assumptions used to realise that pool</w:t>
-      </w:r>
-      <w:r>
-        <w:t xml:space="preserve"> </w:t>
-      </w:r>
-      <w:r>
-        <w:t xml:space="preserve">(Brimacombe et al., 2023; Strydom et al., 2026)</w:t>
+        <w:t xml:space="preserve">References</w:t>
+      </w:r>
+    </w:p>
+    <w:bookmarkStart w:id="83" w:name="refs"/>
+    <w:bookmarkStart w:id="38" w:name="ref-bezansonJuliaFreshApproach2017"/>
+    <w:p>
+      <w:pPr>
+        <w:pStyle w:val="Bibliography"/>
+      </w:pPr>
+      <w:r>
+        <w:t xml:space="preserve">Bezanson, J., Edelman, A., Karpinski, S., &amp; Shah, V. (2017). Julia:</w:t>
+      </w:r>
+      <w:r>
+        <w:t xml:space="preserve"> </w:t>
+      </w:r>
+      <w:r>
+        <w:t xml:space="preserve">A Fresh Approach</w:t>
+      </w:r>
+      <w:r>
+        <w:t xml:space="preserve"> </w:t>
+      </w:r>
+      <w:r>
+        <w:t xml:space="preserve">to</w:t>
+      </w:r>
+      <w:r>
+        <w:t xml:space="preserve"> </w:t>
+      </w:r>
+      <w:r>
+        <w:t xml:space="preserve">Numerical Computing</w:t>
       </w:r>
       <w:r>
         <w:t xml:space="preserve">.</w:t>
       </w:r>
-    </w:p>
-    <w:p>
-      <w:pPr>
-        <w:pStyle w:val="BodyText"/>
-      </w:pPr>
-      <w:r>
-        <w:t xml:space="preserve">These findings highlight an important challenge for the growing use of dynamic food web models to move beyond describing network structure towards predicting ecological change. Increasingly sophisticated approaches can construct networks from empirical observations or biological traits, while regional metawebs provide a means of retaining broad empirical information on interaction potential. Yet neither empirical provenance nor mechanistic parameterisation necessarily produces a realised community: both require assumptions about which interactions occur together and, in dynamic models, which of those interactions can persist. Network realisation therefore represents a necessary but currently underappreciated bridge between empirical interaction data and mechanistic dynamic modelling.</w:t>
-      </w:r>
-    </w:p>
-    <w:p>
-      <w:pPr>
-        <w:pStyle w:val="BodyText"/>
-      </w:pPr>
-      <w:r>
-        <w:t xml:space="preserve">This distinction may be particularly important for systems in which empirical interaction data are necessarily incomplete, including palaeoecological communities. Fossil records can provide unusually valuable opportunities to examine ecological change across major extinction events, but the interaction data available from such systems are often better interpreted as empirically constrained interaction pools than complete realised food webs. If these pools can be converted into plausible dynamically viable communities, dynamic modelling could provide a route to testing mechanistic explanations of observed ecological change rather than relying solely on topological reconstructions. Our results provide a first step towards this goal, while demonstrating that the assumptions required to construct the network can remain detectable throughout the modelling process.</w:t>
-      </w:r>
-    </w:p>
-    <w:p>
-      <w:pPr>
-        <w:pStyle w:val="BodyText"/>
-      </w:pPr>
-      <w:r>
-        <w:t xml:space="preserve">Rather than identifying a single correct method for constructing realised networks, we therefore argue that network realisation should be treated as an explicit source of ecological model uncertainty. As food web modelling increasingly combines empirical interaction data with dynamical approaches, predictions will depend not only on the equations governing population dynamics, but also on how empirical knowledge is translated into the network upon which those equations operate. Understanding and quantifying this additional layer of uncertainty will be essential if dynamic food web models are to provide increasingly empirical predictions of how ecological communities respond to environmental change.</w:t>
-      </w:r>
-    </w:p>
-    <w:bookmarkEnd w:id="37"/>
-    <w:bookmarkStart w:id="83" w:name="references"/>
-    <w:p>
-      <w:pPr>
-        <w:pStyle w:val="Heading1"/>
-      </w:pPr>
-      <w:r>
-        <w:t xml:space="preserve">References</w:t>
-      </w:r>
-    </w:p>
-    <w:bookmarkStart w:id="82" w:name="refs"/>
-    <w:bookmarkStart w:id="39" w:name="ref-bezansonJuliaFreshApproach2017"/>
-    <w:p>
-      <w:pPr>
-        <w:pStyle w:val="Bibliography"/>
-      </w:pPr>
-      <w:r>
-        <w:t xml:space="preserve">Bezanson, J., Edelman, A., Karpinski, S., &amp; Shah, V. (2017). Julia:</w:t>
-      </w:r>
-      <w:r>
-        <w:t xml:space="preserve"> </w:t>
-      </w:r>
-      <w:r>
-        <w:t xml:space="preserve">A Fresh Approach</w:t>
-      </w:r>
-      <w:r>
-        <w:t xml:space="preserve"> </w:t>
-      </w:r>
-      <w:r>
-        <w:t xml:space="preserve">to</w:t>
-      </w:r>
-      <w:r>
-        <w:t xml:space="preserve"> </w:t>
-      </w:r>
-      <w:r>
-        <w:t xml:space="preserve">Numerical Computing</w:t>
-      </w:r>
-      <w:r>
-        <w:t xml:space="preserve">.</w:t>
-      </w:r>
       <w:r>
         <w:t xml:space="preserve"> </w:t>
       </w:r>
@@ -3615,7 +3747,7 @@
       <w:r>
         <w:t xml:space="preserve"> </w:t>
       </w:r>
-      <w:hyperlink r:id="rId38">
+      <w:hyperlink r:id="rId37">
         <w:r>
           <w:rPr>
             <w:rStyle w:val="Hyperlink"/>
@@ -3624,8 +3756,8 @@
         </w:r>
       </w:hyperlink>
     </w:p>
-    <w:bookmarkEnd w:id="39"/>
-    <w:bookmarkStart w:id="41" w:name="X539896ce86e228708f5963ceeaf0e82711f0c07"/>
+    <w:bookmarkEnd w:id="38"/>
+    <w:bookmarkStart w:id="40" w:name="X539896ce86e228708f5963ceeaf0e82711f0c07"/>
     <w:p>
       <w:pPr>
         <w:pStyle w:val="Bibliography"/>
@@ -3662,7 +3794,7 @@
       <w:r>
         <w:t xml:space="preserve"> </w:t>
       </w:r>
-      <w:hyperlink r:id="rId40">
+      <w:hyperlink r:id="rId39">
         <w:r>
           <w:rPr>
             <w:rStyle w:val="Hyperlink"/>
@@ -3671,8 +3803,8 @@
         </w:r>
       </w:hyperlink>
     </w:p>
-    <w:bookmarkEnd w:id="41"/>
-    <w:bookmarkStart w:id="43" w:name="ref-broseConsumerResourceBodySize2006"/>
+    <w:bookmarkEnd w:id="40"/>
+    <w:bookmarkStart w:id="42" w:name="ref-broseConsumerResourceBodySize2006"/>
     <w:p>
       <w:pPr>
         <w:pStyle w:val="Bibliography"/>
@@ -3727,7 +3859,7 @@
       <w:r>
         <w:t xml:space="preserve"> </w:t>
       </w:r>
-      <w:hyperlink r:id="rId42">
+      <w:hyperlink r:id="rId41">
         <w:r>
           <w:rPr>
             <w:rStyle w:val="Hyperlink"/>
@@ -3736,8 +3868,8 @@
         </w:r>
       </w:hyperlink>
     </w:p>
-    <w:bookmarkEnd w:id="43"/>
-    <w:bookmarkStart w:id="45" w:name="X146b3e079d29156a751b0b16e1dc13291aa3399"/>
+    <w:bookmarkEnd w:id="42"/>
+    <w:bookmarkStart w:id="44" w:name="X146b3e079d29156a751b0b16e1dc13291aa3399"/>
     <w:p>
       <w:pPr>
         <w:pStyle w:val="Bibliography"/>
@@ -3786,7 +3918,7 @@
       <w:r>
         <w:t xml:space="preserve"> </w:t>
       </w:r>
-      <w:hyperlink r:id="rId44">
+      <w:hyperlink r:id="rId43">
         <w:r>
           <w:rPr>
             <w:rStyle w:val="Hyperlink"/>
@@ -3795,8 +3927,8 @@
         </w:r>
       </w:hyperlink>
     </w:p>
-    <w:bookmarkEnd w:id="45"/>
-    <w:bookmarkStart w:id="47" w:name="ref-delmasSimulationsBiomassDynamics2017"/>
+    <w:bookmarkEnd w:id="44"/>
+    <w:bookmarkStart w:id="46" w:name="ref-delmasSimulationsBiomassDynamics2017"/>
     <w:p>
       <w:pPr>
         <w:pStyle w:val="Bibliography"/>
@@ -3833,7 +3965,7 @@
       <w:r>
         <w:t xml:space="preserve"> </w:t>
       </w:r>
-      <w:hyperlink r:id="rId46">
+      <w:hyperlink r:id="rId45">
         <w:r>
           <w:rPr>
             <w:rStyle w:val="Hyperlink"/>
@@ -3842,8 +3974,8 @@
         </w:r>
       </w:hyperlink>
     </w:p>
-    <w:bookmarkEnd w:id="47"/>
-    <w:bookmarkStart w:id="49" w:name="X252b8e82e5b3d72ad0b35a3cf499df77ed31d0f"/>
+    <w:bookmarkEnd w:id="46"/>
+    <w:bookmarkStart w:id="48" w:name="X252b8e82e5b3d72ad0b35a3cf499df77ed31d0f"/>
     <w:p>
       <w:pPr>
         <w:pStyle w:val="Bibliography"/>
@@ -3892,7 +4024,7 @@
       <w:r>
         <w:t xml:space="preserve"> </w:t>
       </w:r>
-      <w:hyperlink r:id="rId48">
+      <w:hyperlink r:id="rId47">
         <w:r>
           <w:rPr>
             <w:rStyle w:val="Hyperlink"/>
@@ -3901,130 +4033,130 @@
         </w:r>
       </w:hyperlink>
     </w:p>
+    <w:bookmarkEnd w:id="48"/>
+    <w:bookmarkStart w:id="49" w:name="ref-dunneNetworkStructureFood2006a"/>
+    <w:p>
+      <w:pPr>
+        <w:pStyle w:val="Bibliography"/>
+      </w:pPr>
+      <w:r>
+        <w:t xml:space="preserve">Dunne, J. (2006). The network structure of food webs. In</w:t>
+      </w:r>
+      <w:r>
+        <w:t xml:space="preserve"> </w:t>
+      </w:r>
+      <w:r>
+        <w:rPr>
+          <w:i/>
+          <w:iCs/>
+        </w:rPr>
+        <w:t xml:space="preserve">Ecological</w:t>
+      </w:r>
+      <w:r>
+        <w:rPr>
+          <w:i/>
+          <w:iCs/>
+        </w:rPr>
+        <w:t xml:space="preserve"> </w:t>
+      </w:r>
+      <w:r>
+        <w:rPr>
+          <w:i/>
+          <w:iCs/>
+        </w:rPr>
+        <w:t xml:space="preserve">Networks</w:t>
+      </w:r>
+      <w:r>
+        <w:rPr>
+          <w:i/>
+          <w:iCs/>
+        </w:rPr>
+        <w:t xml:space="preserve">:</w:t>
+      </w:r>
+      <w:r>
+        <w:rPr>
+          <w:i/>
+          <w:iCs/>
+        </w:rPr>
+        <w:t xml:space="preserve"> </w:t>
+      </w:r>
+      <w:r>
+        <w:rPr>
+          <w:i/>
+          <w:iCs/>
+        </w:rPr>
+        <w:t xml:space="preserve">Linking Structure</w:t>
+      </w:r>
+      <w:r>
+        <w:rPr>
+          <w:i/>
+          <w:iCs/>
+        </w:rPr>
+        <w:t xml:space="preserve"> </w:t>
+      </w:r>
+      <w:r>
+        <w:rPr>
+          <w:i/>
+          <w:iCs/>
+        </w:rPr>
+        <w:t xml:space="preserve">to</w:t>
+      </w:r>
+      <w:r>
+        <w:rPr>
+          <w:i/>
+          <w:iCs/>
+        </w:rPr>
+        <w:t xml:space="preserve"> </w:t>
+      </w:r>
+      <w:r>
+        <w:rPr>
+          <w:i/>
+          <w:iCs/>
+        </w:rPr>
+        <w:t xml:space="preserve">Dynamics</w:t>
+      </w:r>
+      <w:r>
+        <w:rPr>
+          <w:i/>
+          <w:iCs/>
+        </w:rPr>
+        <w:t xml:space="preserve"> </w:t>
+      </w:r>
+      <w:r>
+        <w:rPr>
+          <w:i/>
+          <w:iCs/>
+        </w:rPr>
+        <w:t xml:space="preserve">in</w:t>
+      </w:r>
+      <w:r>
+        <w:rPr>
+          <w:i/>
+          <w:iCs/>
+        </w:rPr>
+        <w:t xml:space="preserve"> </w:t>
+      </w:r>
+      <w:r>
+        <w:rPr>
+          <w:i/>
+          <w:iCs/>
+        </w:rPr>
+        <w:t xml:space="preserve">Food Webs</w:t>
+      </w:r>
+      <w:r>
+        <w:t xml:space="preserve"> </w:t>
+      </w:r>
+      <w:r>
+        <w:t xml:space="preserve">(pp. 27–86).</w:t>
+      </w:r>
+    </w:p>
     <w:bookmarkEnd w:id="49"/>
-    <w:bookmarkStart w:id="50" w:name="ref-dunneNetworkStructureFood2006a"/>
+    <w:bookmarkStart w:id="51" w:name="ref-frickeCollapseTerrestrialMammal2022"/>
     <w:p>
       <w:pPr>
         <w:pStyle w:val="Bibliography"/>
       </w:pPr>
       <w:r>
-        <w:t xml:space="preserve">Dunne, J. (2006). The network structure of food webs. In</w:t>
-      </w:r>
-      <w:r>
-        <w:t xml:space="preserve"> </w:t>
-      </w:r>
-      <w:r>
-        <w:rPr>
-          <w:i/>
-          <w:iCs/>
-        </w:rPr>
-        <w:t xml:space="preserve">Ecological</w:t>
-      </w:r>
-      <w:r>
-        <w:rPr>
-          <w:i/>
-          <w:iCs/>
-        </w:rPr>
-        <w:t xml:space="preserve"> </w:t>
-      </w:r>
-      <w:r>
-        <w:rPr>
-          <w:i/>
-          <w:iCs/>
-        </w:rPr>
-        <w:t xml:space="preserve">Networks</w:t>
-      </w:r>
-      <w:r>
-        <w:rPr>
-          <w:i/>
-          <w:iCs/>
-        </w:rPr>
-        <w:t xml:space="preserve">:</w:t>
-      </w:r>
-      <w:r>
-        <w:rPr>
-          <w:i/>
-          <w:iCs/>
-        </w:rPr>
-        <w:t xml:space="preserve"> </w:t>
-      </w:r>
-      <w:r>
-        <w:rPr>
-          <w:i/>
-          <w:iCs/>
-        </w:rPr>
-        <w:t xml:space="preserve">Linking Structure</w:t>
-      </w:r>
-      <w:r>
-        <w:rPr>
-          <w:i/>
-          <w:iCs/>
-        </w:rPr>
-        <w:t xml:space="preserve"> </w:t>
-      </w:r>
-      <w:r>
-        <w:rPr>
-          <w:i/>
-          <w:iCs/>
-        </w:rPr>
-        <w:t xml:space="preserve">to</w:t>
-      </w:r>
-      <w:r>
-        <w:rPr>
-          <w:i/>
-          <w:iCs/>
-        </w:rPr>
-        <w:t xml:space="preserve"> </w:t>
-      </w:r>
-      <w:r>
-        <w:rPr>
-          <w:i/>
-          <w:iCs/>
-        </w:rPr>
-        <w:t xml:space="preserve">Dynamics</w:t>
-      </w:r>
-      <w:r>
-        <w:rPr>
-          <w:i/>
-          <w:iCs/>
-        </w:rPr>
-        <w:t xml:space="preserve"> </w:t>
-      </w:r>
-      <w:r>
-        <w:rPr>
-          <w:i/>
-          <w:iCs/>
-        </w:rPr>
-        <w:t xml:space="preserve">in</w:t>
-      </w:r>
-      <w:r>
-        <w:rPr>
-          <w:i/>
-          <w:iCs/>
-        </w:rPr>
-        <w:t xml:space="preserve"> </w:t>
-      </w:r>
-      <w:r>
-        <w:rPr>
-          <w:i/>
-          <w:iCs/>
-        </w:rPr>
-        <w:t xml:space="preserve">Food Webs</w:t>
-      </w:r>
-      <w:r>
-        <w:t xml:space="preserve"> </w:t>
-      </w:r>
-      <w:r>
-        <w:t xml:space="preserve">(pp. 27–86).</w:t>
-      </w:r>
-    </w:p>
-    <w:bookmarkEnd w:id="50"/>
-    <w:bookmarkStart w:id="52" w:name="ref-frickeCollapseTerrestrialMammal2022"/>
-    <w:p>
-      <w:pPr>
-        <w:pStyle w:val="Bibliography"/>
-      </w:pPr>
-      <w:r>
         <w:t xml:space="preserve">Fricke, E. C., Hsieh, C., Middleton, O., Gorczynski, D., Cappello, C. D., Sanisidro, O., Rowan, J., Svenning, J.-C., &amp; Beaudrot, L. (2022). Collapse of terrestrial mammal food webs since the</w:t>
       </w:r>
       <w:r>
@@ -4065,7 +4197,7 @@
       <w:r>
         <w:t xml:space="preserve"> </w:t>
       </w:r>
-      <w:hyperlink r:id="rId51">
+      <w:hyperlink r:id="rId50">
         <w:r>
           <w:rPr>
             <w:rStyle w:val="Hyperlink"/>
@@ -4074,8 +4206,8 @@
         </w:r>
       </w:hyperlink>
     </w:p>
-    <w:bookmarkEnd w:id="52"/>
-    <w:bookmarkStart w:id="54" w:name="ref-jonssonReliabilityR50Measure2015"/>
+    <w:bookmarkEnd w:id="51"/>
+    <w:bookmarkStart w:id="53" w:name="ref-jonssonReliabilityR50Measure2015"/>
     <w:p>
       <w:pPr>
         <w:pStyle w:val="Bibliography"/>
@@ -4124,7 +4256,7 @@
       <w:r>
         <w:t xml:space="preserve"> </w:t>
       </w:r>
-      <w:hyperlink r:id="rId53">
+      <w:hyperlink r:id="rId52">
         <w:r>
           <w:rPr>
             <w:rStyle w:val="Hyperlink"/>
@@ -4133,8 +4265,8 @@
         </w:r>
       </w:hyperlink>
     </w:p>
-    <w:bookmarkEnd w:id="54"/>
-    <w:bookmarkStart w:id="56" w:name="ref-karapunarNoGlobalCollapse2026"/>
+    <w:bookmarkEnd w:id="53"/>
+    <w:bookmarkStart w:id="55" w:name="ref-karapunarNoGlobalCollapse2026"/>
     <w:p>
       <w:pPr>
         <w:pStyle w:val="Bibliography"/>
@@ -4172,7 +4304,7 @@
       <w:r>
         <w:t xml:space="preserve"> </w:t>
       </w:r>
-      <w:hyperlink r:id="rId55">
+      <w:hyperlink r:id="rId54">
         <w:r>
           <w:rPr>
             <w:rStyle w:val="Hyperlink"/>
@@ -4187,8 +4319,8 @@
         <w:t xml:space="preserve">(Pre-published)</w:t>
       </w:r>
     </w:p>
-    <w:bookmarkEnd w:id="56"/>
-    <w:bookmarkStart w:id="58" w:name="Xf8c7976e50e0e9dabef8a2b9856e58ecaca4342"/>
+    <w:bookmarkEnd w:id="55"/>
+    <w:bookmarkStart w:id="57" w:name="Xf8c7976e50e0e9dabef8a2b9856e58ecaca4342"/>
     <w:p>
       <w:pPr>
         <w:pStyle w:val="Bibliography"/>
@@ -4246,7 +4378,7 @@
       <w:r>
         <w:t xml:space="preserve"> </w:t>
       </w:r>
-      <w:hyperlink r:id="rId57">
+      <w:hyperlink r:id="rId56">
         <w:r>
           <w:rPr>
             <w:rStyle w:val="Hyperlink"/>
@@ -4255,8 +4387,8 @@
         </w:r>
       </w:hyperlink>
     </w:p>
-    <w:bookmarkEnd w:id="58"/>
-    <w:bookmarkStart w:id="60" w:name="ref-petcheyTrophicallyUniqueSpecies2008"/>
+    <w:bookmarkEnd w:id="57"/>
+    <w:bookmarkStart w:id="59" w:name="ref-petcheyTrophicallyUniqueSpecies2008"/>
     <w:p>
       <w:pPr>
         <w:pStyle w:val="Bibliography"/>
@@ -4314,7 +4446,7 @@
       <w:r>
         <w:t xml:space="preserve"> </w:t>
       </w:r>
-      <w:hyperlink r:id="rId59">
+      <w:hyperlink r:id="rId58">
         <w:r>
           <w:rPr>
             <w:rStyle w:val="Hyperlink"/>
@@ -4323,8 +4455,8 @@
         </w:r>
       </w:hyperlink>
     </w:p>
-    <w:bookmarkEnd w:id="60"/>
-    <w:bookmarkStart w:id="62" w:name="ref-poisotWhenEcologicalNetwork2014"/>
+    <w:bookmarkEnd w:id="59"/>
+    <w:bookmarkStart w:id="61" w:name="ref-poisotWhenEcologicalNetwork2014"/>
     <w:p>
       <w:pPr>
         <w:pStyle w:val="Bibliography"/>
@@ -4373,7 +4505,7 @@
       <w:r>
         <w:t xml:space="preserve"> </w:t>
       </w:r>
-      <w:hyperlink r:id="rId61">
+      <w:hyperlink r:id="rId60">
         <w:r>
           <w:rPr>
             <w:rStyle w:val="Hyperlink"/>
@@ -4382,13 +4514,120 @@
         </w:r>
       </w:hyperlink>
     </w:p>
-    <w:bookmarkEnd w:id="62"/>
-    <w:bookmarkStart w:id="63" w:name="Xc3fc4268009fd3331eb271d54635005ba876970"/>
+    <w:bookmarkEnd w:id="61"/>
+    <w:bookmarkStart w:id="63" w:name="ref-RCoreTeam2024"/>
     <w:p>
       <w:pPr>
         <w:pStyle w:val="Bibliography"/>
       </w:pPr>
       <w:r>
+        <w:t xml:space="preserve">R Core Team. (2024).</w:t>
+      </w:r>
+      <w:r>
+        <w:t xml:space="preserve"> </w:t>
+      </w:r>
+      <w:r>
+        <w:rPr>
+          <w:i/>
+          <w:iCs/>
+        </w:rPr>
+        <w:t xml:space="preserve">R:</w:t>
+      </w:r>
+      <w:r>
+        <w:rPr>
+          <w:i/>
+          <w:iCs/>
+        </w:rPr>
+        <w:t xml:space="preserve"> </w:t>
+      </w:r>
+      <w:r>
+        <w:rPr>
+          <w:i/>
+          <w:iCs/>
+        </w:rPr>
+        <w:t xml:space="preserve">A Language</w:t>
+      </w:r>
+      <w:r>
+        <w:rPr>
+          <w:i/>
+          <w:iCs/>
+        </w:rPr>
+        <w:t xml:space="preserve"> </w:t>
+      </w:r>
+      <w:r>
+        <w:rPr>
+          <w:i/>
+          <w:iCs/>
+        </w:rPr>
+        <w:t xml:space="preserve">and</w:t>
+      </w:r>
+      <w:r>
+        <w:rPr>
+          <w:i/>
+          <w:iCs/>
+        </w:rPr>
+        <w:t xml:space="preserve"> </w:t>
+      </w:r>
+      <w:r>
+        <w:rPr>
+          <w:i/>
+          <w:iCs/>
+        </w:rPr>
+        <w:t xml:space="preserve">Environment</w:t>
+      </w:r>
+      <w:r>
+        <w:rPr>
+          <w:i/>
+          <w:iCs/>
+        </w:rPr>
+        <w:t xml:space="preserve"> </w:t>
+      </w:r>
+      <w:r>
+        <w:rPr>
+          <w:i/>
+          <w:iCs/>
+        </w:rPr>
+        <w:t xml:space="preserve">for</w:t>
+      </w:r>
+      <w:r>
+        <w:rPr>
+          <w:i/>
+          <w:iCs/>
+        </w:rPr>
+        <w:t xml:space="preserve"> </w:t>
+      </w:r>
+      <w:r>
+        <w:rPr>
+          <w:i/>
+          <w:iCs/>
+        </w:rPr>
+        <w:t xml:space="preserve">Statistical Computing</w:t>
+      </w:r>
+      <w:r>
+        <w:t xml:space="preserve"> </w:t>
+      </w:r>
+      <w:r>
+        <w:t xml:space="preserve">[Computer software]. R Foundation for Statistical Computing.</w:t>
+      </w:r>
+      <w:r>
+        <w:t xml:space="preserve"> </w:t>
+      </w:r>
+      <w:hyperlink r:id="rId62">
+        <w:r>
+          <w:rPr>
+            <w:rStyle w:val="Hyperlink"/>
+          </w:rPr>
+          <w:t xml:space="preserve">https://www.r-project.org/</w:t>
+        </w:r>
+      </w:hyperlink>
+    </w:p>
+    <w:bookmarkEnd w:id="63"/>
+    <w:bookmarkStart w:id="64" w:name="Xc3fc4268009fd3331eb271d54635005ba876970"/>
+    <w:p>
+      <w:pPr>
+        <w:pStyle w:val="Bibliography"/>
+      </w:pPr>
+      <w:r>
         <w:t xml:space="preserve">Roopnarine, P. D. (2017). Ecological</w:t>
       </w:r>
       <w:r>
@@ -4548,8 +4787,8 @@
         <w:t xml:space="preserve">(pp. 201–226). University of Chicago Press.</w:t>
       </w:r>
     </w:p>
-    <w:bookmarkEnd w:id="63"/>
-    <w:bookmarkStart w:id="65" w:name="X0db465d2ec8683a81b001c1b3069bfe5ad58a88"/>
+    <w:bookmarkEnd w:id="64"/>
+    <w:bookmarkStart w:id="66" w:name="X0db465d2ec8683a81b001c1b3069bfe5ad58a88"/>
     <w:p>
       <w:pPr>
         <w:pStyle w:val="Bibliography"/>
@@ -4619,7 +4858,7 @@
       <w:r>
         <w:t xml:space="preserve"> </w:t>
       </w:r>
-      <w:hyperlink r:id="rId64">
+      <w:hyperlink r:id="rId65">
         <w:r>
           <w:rPr>
             <w:rStyle w:val="Hyperlink"/>
@@ -4628,8 +4867,8 @@
         </w:r>
       </w:hyperlink>
     </w:p>
-    <w:bookmarkEnd w:id="65"/>
-    <w:bookmarkStart w:id="67" w:name="X0fb50f1746fa9d2b24f89ed5bfe6ae1a2f58cc2"/>
+    <w:bookmarkEnd w:id="66"/>
+    <w:bookmarkStart w:id="68" w:name="X0fb50f1746fa9d2b24f89ed5bfe6ae1a2f58cc2"/>
     <w:p>
       <w:pPr>
         <w:pStyle w:val="Bibliography"/>
@@ -4653,7 +4892,7 @@
       <w:r>
         <w:t xml:space="preserve"> </w:t>
       </w:r>
-      <w:hyperlink r:id="rId66">
+      <w:hyperlink r:id="rId67">
         <w:r>
           <w:rPr>
             <w:rStyle w:val="Hyperlink"/>
@@ -4668,8 +4907,8 @@
         <w:t xml:space="preserve">(Pre-published)</w:t>
       </w:r>
     </w:p>
-    <w:bookmarkEnd w:id="67"/>
-    <w:bookmarkStart w:id="69" w:name="ref-strydomFoodWebReconstruction2022a"/>
+    <w:bookmarkEnd w:id="68"/>
+    <w:bookmarkStart w:id="70" w:name="ref-strydomFoodWebReconstruction2022a"/>
     <w:p>
       <w:pPr>
         <w:pStyle w:val="Bibliography"/>
@@ -4706,7 +4945,7 @@
       <w:r>
         <w:t xml:space="preserve"> </w:t>
       </w:r>
-      <w:hyperlink r:id="rId68">
+      <w:hyperlink r:id="rId69">
         <w:r>
           <w:rPr>
             <w:rStyle w:val="Hyperlink"/>
@@ -4715,8 +4954,8 @@
         </w:r>
       </w:hyperlink>
     </w:p>
-    <w:bookmarkEnd w:id="69"/>
-    <w:bookmarkStart w:id="71" w:name="ref-strydomRoadmapPredictingSpecies2021"/>
+    <w:bookmarkEnd w:id="70"/>
+    <w:bookmarkStart w:id="72" w:name="ref-strydomRoadmapPredictingSpecies2021"/>
     <w:p>
       <w:pPr>
         <w:pStyle w:val="Bibliography"/>
@@ -4753,7 +4992,7 @@
       <w:r>
         <w:t xml:space="preserve"> </w:t>
       </w:r>
-      <w:hyperlink r:id="rId70">
+      <w:hyperlink r:id="rId71">
         <w:r>
           <w:rPr>
             <w:rStyle w:val="Hyperlink"/>
@@ -4762,8 +5001,8 @@
         </w:r>
       </w:hyperlink>
     </w:p>
-    <w:bookmarkEnd w:id="71"/>
-    <w:bookmarkStart w:id="73" w:name="ref-strydomSVDEntropyReveals2021"/>
+    <w:bookmarkEnd w:id="72"/>
+    <w:bookmarkStart w:id="74" w:name="ref-strydomSVDEntropyReveals2021"/>
     <w:p>
       <w:pPr>
         <w:pStyle w:val="Bibliography"/>
@@ -4833,7 +5072,7 @@
       <w:r>
         <w:t xml:space="preserve"> </w:t>
       </w:r>
-      <w:hyperlink r:id="rId72">
+      <w:hyperlink r:id="rId73">
         <w:r>
           <w:rPr>
             <w:rStyle w:val="Hyperlink"/>
@@ -4842,8 +5081,8 @@
         </w:r>
       </w:hyperlink>
     </w:p>
-    <w:bookmarkEnd w:id="73"/>
-    <w:bookmarkStart w:id="75" w:name="ref-strydomAreWeMapping2026"/>
+    <w:bookmarkEnd w:id="74"/>
+    <w:bookmarkStart w:id="76" w:name="ref-strydomAreWeMapping2026"/>
     <w:p>
       <w:pPr>
         <w:pStyle w:val="Bibliography"/>
@@ -4958,7 +5197,7 @@
       <w:r>
         <w:t xml:space="preserve"> </w:t>
       </w:r>
-      <w:hyperlink r:id="rId74">
+      <w:hyperlink r:id="rId75">
         <w:r>
           <w:rPr>
             <w:rStyle w:val="Hyperlink"/>
@@ -4967,8 +5206,8 @@
         </w:r>
       </w:hyperlink>
     </w:p>
-    <w:bookmarkEnd w:id="75"/>
-    <w:bookmarkStart w:id="77" w:name="ref-wardEcoGEnIE10Plankton2018"/>
+    <w:bookmarkEnd w:id="76"/>
+    <w:bookmarkStart w:id="78" w:name="ref-wardEcoGEnIE10Plankton2018"/>
     <w:p>
       <w:pPr>
         <w:pStyle w:val="Bibliography"/>
@@ -5029,7 +5268,7 @@
       <w:r>
         <w:t xml:space="preserve"> </w:t>
       </w:r>
-      <w:hyperlink r:id="rId76">
+      <w:hyperlink r:id="rId77">
         <w:r>
           <w:rPr>
             <w:rStyle w:val="Hyperlink"/>
@@ -5038,8 +5277,8 @@
         </w:r>
       </w:hyperlink>
     </w:p>
-    <w:bookmarkEnd w:id="77"/>
-    <w:bookmarkStart w:id="79" w:name="ref-Williams2000Simple"/>
+    <w:bookmarkEnd w:id="78"/>
+    <w:bookmarkStart w:id="80" w:name="ref-Williams2000Simple"/>
     <w:p>
       <w:pPr>
         <w:pStyle w:val="Bibliography"/>
@@ -5076,7 +5315,7 @@
       <w:r>
         <w:t xml:space="preserve"> </w:t>
       </w:r>
-      <w:hyperlink r:id="rId78">
+      <w:hyperlink r:id="rId79">
         <w:r>
           <w:rPr>
             <w:rStyle w:val="Hyperlink"/>
@@ -5085,8 +5324,8 @@
         </w:r>
       </w:hyperlink>
     </w:p>
-    <w:bookmarkEnd w:id="79"/>
-    <w:bookmarkStart w:id="81" w:name="ref-yodzisBodySizeConsumerResource1992"/>
+    <w:bookmarkEnd w:id="80"/>
+    <w:bookmarkStart w:id="82" w:name="ref-yodzisBodySizeConsumerResource1992"/>
     <w:p>
       <w:pPr>
         <w:pStyle w:val="Bibliography"/>
@@ -5144,7 +5383,7 @@
       <w:r>
         <w:t xml:space="preserve"> </w:t>
       </w:r>
-      <w:hyperlink r:id="rId80">
+      <w:hyperlink r:id="rId81">
         <w:r>
           <w:rPr>
             <w:rStyle w:val="Hyperlink"/>
@@ -5153,9 +5392,9 @@
         </w:r>
       </w:hyperlink>
     </w:p>
-    <w:bookmarkEnd w:id="81"/>
     <w:bookmarkEnd w:id="82"/>
     <w:bookmarkEnd w:id="83"/>
+    <w:bookmarkEnd w:id="84"/>
     <w:sectPr>
       <w:footnotePr>
         <w:numRestart w:val="eachSect"/>

--- a/index.docx
+++ b/index.docx
@@ -2311,7 +2311,7 @@
         <w:t xml:space="preserve"> </w:t>
       </w:r>
       <w:r>
-        <w:t xml:space="preserve">represents the assumed constant predator–prey body-mass ratio, here set to 10. Note that even for the ATN networks we used this theoretical body size specification despite the network itself being constructed with empirical bodysizes. This is because we found that for networks which had empirically specified body sizes the community would almost completely collapse (see Supp Mat), which suggests the dynamic model itself is sensitive to this specification. Initial biomasses were drawn from a uniform distribution. These trait values were used to construct a series of alternative networks.</w:t>
+        <w:t xml:space="preserve">represents the assumed constant predator–prey body-mass ratio, here set to 10. Note that even for the ATN networks we used this theoretical body size specification despite the network itself being constructed with empirical bodysizes. This is because we found that for networks which had empirically specified body sizes the community would almost completely collapse (see Supplementary Materials), which suggests the dynamic model itself is sensitive to this specification. Initial biomasses were drawn from a uniform distribution. These trait values were used to construct a series of alternative networks.</w:t>
       </w:r>
     </w:p>
     <w:p>
@@ -2369,6 +2369,38 @@
         <w:t xml:space="preserve">networks.</w:t>
       </w:r>
     </w:p>
+    <w:p>
+      <w:pPr>
+        <w:pStyle w:val="BodyText"/>
+      </w:pPr>
+      <w:r>
+        <w:t xml:space="preserve">For each</w:t>
+      </w:r>
+      <w:r>
+        <w:t xml:space="preserve"> </w:t>
+      </w:r>
+      <w:r>
+        <w:t xml:space="preserve">‘creation’</w:t>
+      </w:r>
+      <w:r>
+        <w:t xml:space="preserve"> </w:t>
+      </w:r>
+      <w:r>
+        <w:t xml:space="preserve">and</w:t>
+      </w:r>
+      <w:r>
+        <w:t xml:space="preserve"> </w:t>
+      </w:r>
+      <w:r>
+        <w:t xml:space="preserve">‘realised’</w:t>
+      </w:r>
+      <w:r>
+        <w:t xml:space="preserve"> </w:t>
+      </w:r>
+      <w:r>
+        <w:t xml:space="preserve">network we measured 32 network structural metrics (described in Table S1). These span a different components of network structure from macro-scale to node-level properties.</w:t>
+      </w:r>
+    </w:p>
     <w:bookmarkStart w:id="17" w:name="extinction-simulations"/>
     <w:p>
       <w:pPr>
@@ -2383,7 +2415,7 @@
         <w:pStyle w:val="FirstParagraph"/>
       </w:pPr>
       <w:r>
-        <w:t xml:space="preserve">or extinctions we followed the framework of</w:t>
+        <w:t xml:space="preserve">For extinctions we followed the framework of</w:t>
       </w:r>
       <w:r>
         <w:t xml:space="preserve"> </w:t>
@@ -2576,7 +2608,22 @@
         <w:t xml:space="preserve"> </w:t>
       </w:r>
       <w:r>
-        <w:t xml:space="preserve">[REF] for network downsampling, and Extinctions.jl [REF] for extinctions and robustness calculations. Statistical analyses were run in R v4.5.2</w:t>
+        <w:t xml:space="preserve">[REF] for network downsampling, and</w:t>
+      </w:r>
+      <w:r>
+        <w:t xml:space="preserve"> </w:t>
+      </w:r>
+      <w:r>
+        <w:rPr>
+          <w:rStyle w:val="VerbatimChar"/>
+        </w:rPr>
+        <w:t xml:space="preserve">Extinctions.jl</w:t>
+      </w:r>
+      <w:r>
+        <w:t xml:space="preserve"> </w:t>
+      </w:r>
+      <w:r>
+        <w:t xml:space="preserve">[REF] for extinctions and robustness calculations. Statistical analyses were run in R v4.5.2</w:t>
       </w:r>
       <w:r>
         <w:t xml:space="preserve"> </w:t>
@@ -2912,7 +2959,7 @@
         <w:t xml:space="preserve"> </w:t>
       </w:r>
       <w:r>
-        <w:t xml:space="preserve">&lt; 0.001). Metawebs underwent the greatest structural reorganisation, whereas ATNs exhibited the smallest displacement. Among the downsampled networks, all but the randomly downsampled networks had a displacement similar to that of the Niche model (Figure SXX), while all downsampled networks showed displacement distinct from the original metaweb. When looking at the loadings of the first two PC axes (</w:t>
+        <w:t xml:space="preserve">&lt; 0.001). Metawebs underwent the greatest structural reorganisation, whereas ATN networks exhibited the smallest displacement. Among the downsampled networks, all but the randomly downsampled networks had a displacement similar to that of the Niche model (Figure S2), while all downsampled networks showed displacement distinct from the original metaweb. When looking at the loadings of the first two PC axes (</w:t>
       </w:r>
       <w:hyperlink w:anchor="fig-downsample">
         <w:r>
@@ -2931,7 +2978,7 @@
         <w:pStyle w:val="BodyText"/>
       </w:pPr>
       <w:r>
-        <w:t xml:space="preserve">Together, these analyses demonstrate that downsampling approach influences network topology both during the initial downsampling step and during the subsequent burn-in phase. Differences among downsampling methods become increasingly pronounced as greater proportions of interactions are removed, consistent with the expectation that the ecological assumptions underlying each removal strategy would become more embedded as more links are removed. Importantly, despite generating distinct initial topologies, the different downsampling approaches underwent remarkably similar structural reorganisation during burn-in, changing in ways more similar to the niche model than the original metaweb. This suggests that ecologically informed downsampling of metawebs allows us to produce networks whose subsequent structure more closely resembles that of the niche model, while also suggesting that the burn-in phase is, in and of itself, an additional network realisation step. Notably, the two realised models (niche model and ATN) do not behave similarly and still end up at different</w:t>
+        <w:t xml:space="preserve">Together, these analyses demonstrate that downsampling approach influences network topology both during the initial downsampling step and during the subsequent burn-in phase. Differences among downsampling methods become increasingly pronounced as greater proportions of interactions are removed, consistent with the expectation that the ecological assumptions underlying each removal strategy would become more embedded as more links are removed. Importantly, despite generating distinct initial topologies, the different downsampling approaches underwent remarkably similar structural reorganisation during burn-in, changing in ways more similar to the niche model than the original metaweb. This suggests that ecologically informed downsampling of metawebs allows us to produce networks whose subsequent structure more closely resembles that of realised networks, while also suggesting that the burn-in phase is, in and of itself, an additional network realisation step. Notably, the two realised models (Niche and ATN) do not behave similarly and still end up at different</w:t>
       </w:r>
       <w:r>
         <w:t xml:space="preserve"> </w:t>
@@ -2943,7 +2990,7 @@
         <w:t xml:space="preserve"> </w:t>
       </w:r>
       <w:r>
-        <w:t xml:space="preserve">following burn-in compared with the empirical webs, highlighting that network reconstruction approach will still have a strong effect on the inferred dynamics and behaviour of the system</w:t>
+        <w:t xml:space="preserve">following burn-in compared with the empirical webs, highlighting that the choice of network reconstruction approach will still have a strong effect on the structure and behaviour of the system</w:t>
       </w:r>
       <w:r>
         <w:t xml:space="preserve"> </w:t>
@@ -2956,13 +3003,13 @@
       </w:r>
     </w:p>
     <w:bookmarkEnd w:id="25"/>
-    <w:bookmarkStart w:id="30" w:name="X21b5c175c484a79e9a2bfb142eef60b64b79ffb"/>
+    <w:bookmarkStart w:id="30" w:name="Xe2535f3830ec8acd633ca7285106732077ed372"/>
     <w:p>
       <w:pPr>
         <w:pStyle w:val="Heading1"/>
       </w:pPr>
       <w:r>
-        <w:t xml:space="preserve">4. Differences in inferred robustness of topological and dynamic are unaffected by network type</w:t>
+        <w:t xml:space="preserve">4. Differences in inferred robustness of topological and dynamic extinctions are unaffected by network type</w:t>
       </w:r>
     </w:p>
     <w:p>
@@ -2970,7 +3017,19 @@
         <w:pStyle w:val="FirstParagraph"/>
       </w:pPr>
       <w:r>
-        <w:t xml:space="preserve">To determine whether the qualitative differences between topological and dynamic extinction simulations previously demonstrated using niche-model food webs generalise across alternative network reconstructions, we compared the difference in robustness (</w:t>
+        <w:t xml:space="preserve">To determine whether the qualitative differences between topological and dynamic extinction simulations previously demonstrated by</w:t>
+      </w:r>
+      <w:r>
+        <w:t xml:space="preserve"> </w:t>
+      </w:r>
+      <w:r>
+        <w:t xml:space="preserve">Curtsdotter et al. (2011)</w:t>
+      </w:r>
+      <w:r>
+        <w:t xml:space="preserve"> </w:t>
+      </w:r>
+      <w:r>
+        <w:t xml:space="preserve">generalise across alternative network reconstructions, we compared the difference in robustness (</w:t>
       </w:r>
       <m:oMath>
         <m:r>
@@ -3022,7 +3081,7 @@
         <w:t xml:space="preserve"> </w:t>
       </w:r>
       <w:r>
-        <w:t xml:space="preserve">across extinction scenarios (model summaries in Table S1), indicating that the magnitude of the difference between topological and dynamic robustness depended on network reconstruction.</w:t>
+        <w:t xml:space="preserve">across extinction scenarios (model summaries in Table S2), indicating that the magnitude of the difference between topological and dynamic robustness depended on network reconstruction.</w:t>
       </w:r>
     </w:p>
     <w:p>
@@ -3053,7 +3112,7 @@
         </w:r>
       </w:hyperlink>
       <w:r>
-        <w:t xml:space="preserve">). Random basal extinction represented the only notable departure from this general pattern (Figure SXX). Here, the discrepancy between topological and dynamic robustness was substantially reduced, with power-law and degree-product downsampled networks exhibiting a slightly higher</w:t>
+        <w:t xml:space="preserve">). Random basal extinction represented the only notable departure from this general pattern (Figure S3). Here, the discrepancy between topological and dynamic robustness was substantially reduced, with power-law and degree-product downsampled networks exhibiting a slightly higher</w:t>
       </w:r>
       <w:r>
         <w:t xml:space="preserve"> </w:t>
@@ -3173,29 +3232,7 @@
               <w:t xml:space="preserve"> </w:t>
             </w:r>
             <w:r>
-              <w:t xml:space="preserve">Boxplot showing aggregated realised topological and dynamic robustness across the different communities and extinction scenarios for the different network types. See the [</w:t>
-            </w:r>
-            <w:r>
-              <w:rPr>
-                <w:i/>
-                <w:iCs/>
-              </w:rPr>
-              <w:t xml:space="preserve">SUPP MATT</w:t>
-            </w:r>
-            <w:r>
-              <w:t xml:space="preserve">] for by extinction scenario breakdowns. Note that the pattern of</w:t>
-            </w:r>
-            <w:r>
-              <w:t xml:space="preserve"> </w:t>
-            </w:r>
-            <w:r>
-              <w:t xml:space="preserve">‘conservative-ness’</w:t>
-            </w:r>
-            <w:r>
-              <w:t xml:space="preserve"> </w:t>
-            </w:r>
-            <w:r>
-              <w:t xml:space="preserve">is persistent across all extinction scenarios with the exception of random, basal extinctions in which the difference was diminished and in some cases reversed</w:t>
+              <w:t xml:space="preserve">Boxplot showing aggregated realised topological and dynamic robustness across the different communities and extinction scenarios for the different network types.</w:t>
             </w:r>
           </w:p>
           <w:bookmarkEnd w:id="29"/>
@@ -3294,7 +3331,7 @@
         <w:t xml:space="preserve"> </w:t>
       </w:r>
       <w:r>
-        <w:t xml:space="preserve">was modelled as a function of network type, and estimated marginal means were compared using Tukey-adjusted pairwise contrasts [SUPP MATT]. Network-type pairs with adjusted</w:t>
+        <w:t xml:space="preserve">was modelled as a function of network type, and estimated marginal means were compared using Tukey-adjusted pairwise contrasts (Figure S4-6). Network-type pairs with adjusted</w:t>
       </w:r>
       <w:r>
         <w:t xml:space="preserve"> </w:t>
@@ -3314,7 +3351,7 @@
         <w:t xml:space="preserve"> </w:t>
       </w:r>
       <w:r>
-        <w:t xml:space="preserve">0.05 were considered indistinguishable, and the frequency of indistinguishable comparisons was summarised across scenarios [SUPP MATT]. To identify broader groupings of network types, estimated marginal means were standardised, Euclidean distances among network types were calculated, and hierarchical clustering was performed using Ward’s</w:t>
+        <w:t xml:space="preserve">0.05 were considered indistinguishable, and the frequency of indistinguishable comparisons was summarised across scenarios (Figure S7). To identify broader groupings of network types, estimated marginal means were standardised, Euclidean distances among network types were calculated, and hierarchical clustering was performed using Ward’s</w:t>
       </w:r>
       <w:r>
         <w:t xml:space="preserve"> </w:t>
@@ -3337,7 +3374,18 @@
         <w:t xml:space="preserve"> </w:t>
       </w:r>
       <w:r>
-        <w:t xml:space="preserve">method.</w:t>
+        <w:t xml:space="preserve">method (</w:t>
+      </w:r>
+      <w:hyperlink w:anchor="fig-robDynamic">
+        <w:r>
+          <w:rPr>
+            <w:rStyle w:val="Hyperlink"/>
+          </w:rPr>
+          <w:t xml:space="preserve">Figure 3</w:t>
+        </w:r>
+      </w:hyperlink>
+      <w:r>
+        <w:t xml:space="preserve">).</w:t>
       </w:r>
     </w:p>
     <w:tbl>
@@ -3523,7 +3571,7 @@
         </w:r>
       </w:hyperlink>
       <w:r>
-        <w:t xml:space="preserve">, bottom row). Most notably, the downsampled niche networks converged with those of the niche model, whereas the remaining empirically derived networks maintained their mutual similarity. Additionally, the ATN networks shifted to appear more similar in robustness to the empirical cluster.</w:t>
+        <w:t xml:space="preserve">, bottom row). Most notably, the niche downsampled networks converged with those of the Niche model, whereas the remaining empirically derived networks maintained their mutual similarity.</w:t>
       </w:r>
     </w:p>
     <w:p>
@@ -3542,16 +3590,7 @@
         </w:r>
       </w:hyperlink>
       <w:r>
-        <w:t xml:space="preserve">, panel B), and topological cascades depend strictly on network topology. For dynamic extinctions, however, network behaviour is not determined solely by initial structure. Instead, higher-order differences emerge from how functional parameterisation interacts with network topology. In the BEFW framework, species body mass dictates some of the key functional parameters, including metabolic and consumption rates</w:t>
-      </w:r>
-      <w:r>
-        <w:t xml:space="preserve"> </w:t>
-      </w:r>
-      <w:r>
-        <w:t xml:space="preserve">(Delmas et al., 2017)</w:t>
-      </w:r>
-      <w:r>
-        <w:t xml:space="preserve">, and it is therefore plausible that this contributes to the observed similarity in behaviour of the two niche-type networks. Thus, network structure appears sufficient to explain much of the similarity in responses to topological extinctions, but is insufficient to predict responses to dynamic extinctions, where functional parameterisation introduces additional sources of variation. Although the clustering pattern was not universal across communities [SUPP MATT REF], suggesting that network structure still exerts an initial influence.</w:t>
+        <w:t xml:space="preserve">, panel B), and topological cascades depend strictly on network topology. For dynamic extinctions, however, network behaviour is not determined solely by initial structure. Instead, higher-order differences emerge from how model parameterisation interacts with network topology. Thus, network structure appears sufficient to explain much of the similarity in responses to topological extinctions, but is insufficient to predict responses to dynamic extinctions, where functional parameterisation introduces additional sources of variation. Although the clustering pattern was not universal across communities (Figures S8-10), suggesting that initial network structure still exerts an influence.</w:t>
       </w:r>
     </w:p>
     <w:p>
@@ -3601,7 +3640,7 @@
         <w:pStyle w:val="FirstParagraph"/>
       </w:pPr>
       <w:r>
-        <w:t xml:space="preserve">Reconstructing realised food webs from regional interaction pools requires assumptions about which potential interactions are likely to occur together. Here, we demonstrate that alternative downsampling approaches can produce dynamically tractable food webs from the same empirical metaweb, but that the resulting networks retain detectable signatures of the assumptions used during their construction. These differences become increasingly pronounced as greater proportions of interactions are removed, indicating that network reconstruction is not a neutral step between empirical data collection and dynamical modelling.</w:t>
+        <w:t xml:space="preserve">Reconstructing realised food webs from regional interaction pools requires assumptions about which potential interactions are likely to occur together. Here, we demonstrate that alternative downsampling approaches can produce dynamically viable food webs from the same empirical metaweb, but that the resulting networks retain detectable signatures of the assumptions underlying their construction. These differences become increasingly pronounced as greater proportions of interactions are removed, indicating that downsampling is not a neutral step between empirical data collection and dynamical modelling.</w:t>
       </w:r>
     </w:p>
     <w:p>
@@ -3609,7 +3648,7 @@
         <w:pStyle w:val="BodyText"/>
       </w:pPr>
       <w:r>
-        <w:t xml:space="preserve">Our results further suggest that dynamical burn-in represents a second form of network realisation. Although burn-in altered the structure of all networks, it did not erase the differences introduced during initial network construction. Instead, the dynamical model acted as an additional filter, determining which structurally feasible networks could persist given its assumptions about biomass, interaction strengths, and species persistence. The ecological behaviour of a simulated community is therefore shaped by successive filters – first, how potential interactions are realised into a network, and second, how that network is realised as a dynamically viable community.</w:t>
+        <w:t xml:space="preserve">Our results further suggest that dynamical burn-in represents a second form of network realisation. Although burn-in altered the structure of all networks, it did not erase the differences introduced during initial network construction. Instead, the dynamical model acted as an additional filter, determining which structurally feasible networks could persist under its assumptions about biomass, interaction strengths, and species persistence. The ecological behaviour of a simulated community is therefore shaped by successive filters. First, how potential interactions are realised within a network, and second, how that network is filtered into a dynamically viable community.</w:t>
       </w:r>
     </w:p>
     <w:p>
@@ -3617,7 +3656,7 @@
         <w:pStyle w:val="BodyText"/>
       </w:pPr>
       <w:r>
-        <w:t xml:space="preserve">Despite these differences in network structure and dynamical behaviour, the broad relationship between topological and dynamic robustness was consistent across network reconstruction approaches. Topological extinction simulations generally inferred greater robustness than dynamic simulations, consistent with previous work</w:t>
+        <w:t xml:space="preserve">Despite these differences in network structure and dynamical behaviour, the broad relationship between topological and dynamic robustness was consistent across network reconstruction approaches. Topological extinction simulations generally indicated greater robustness than dynamic simulations, consistent with previous work</w:t>
       </w:r>
       <w:r>
         <w:t xml:space="preserve"> </w:t>
@@ -3626,16 +3665,16 @@
         <w:t xml:space="preserve">(Curtsdotter et al., 2011)</w:t>
       </w:r>
       <w:r>
-        <w:t xml:space="preserve">. Thus, some conclusions drawn from network topology may be relatively robust to uncertainty in network reconstruction. However, dynamic simulations also revealed differences among networks that were not apparent from topology alone, demonstrating that networks generated from the same empirical interaction pool can exhibit different dynamical behaviour depending on the assumptions used to realise that pool</w:t>
-      </w:r>
-      <w:r>
-        <w:t xml:space="preserve"> </w:t>
-      </w:r>
-      <w:r>
-        <w:t xml:space="preserve">(Brimacombe et al., 2023; Strydom et al., 2026)</w:t>
-      </w:r>
-      <w:r>
-        <w:t xml:space="preserve">.</w:t>
+        <w:t xml:space="preserve">. This suggests that some conclusions drawn from network topology may be relatively robust to uncertainty in network reconstruction</w:t>
+      </w:r>
+      <w:r>
+        <w:t xml:space="preserve"> </w:t>
+      </w:r>
+      <w:r>
+        <w:t xml:space="preserve">(Strydom et al., 2026)</w:t>
+      </w:r>
+      <w:r>
+        <w:t xml:space="preserve">. However, dynamic simulations also revealed differences among networks that were not apparent from topology alone, demonstrating that networks generated from the same empirical interaction pool can exhibit different dynamical behaviour depending on the assumptions used to realise that pool.</w:t>
       </w:r>
     </w:p>
     <w:p>
@@ -3643,39 +3682,41 @@
         <w:pStyle w:val="BodyText"/>
       </w:pPr>
       <w:r>
-        <w:t xml:space="preserve">These findings highlight an important challenge for the growing use of dynamic food web models to move beyond describing network structure towards predicting ecological change. Increasingly sophisticated approaches can construct networks from empirical observations or biological traits, while regional metawebs provide a means of retaining broad empirical information on interaction potential. Yet neither empirical provenance nor mechanistic parameterisation necessarily produces a realised community: both require assumptions about which interactions occur together and, in dynamic models, which of those interactions can persist. Network realisation therefore represents a necessary but currently underappreciated bridge between empirical interaction data and mechanistic dynamic modelling.</w:t>
-      </w:r>
-    </w:p>
-    <w:p>
-      <w:pPr>
-        <w:pStyle w:val="BlockText"/>
-      </w:pPr>
-      <w:r>
-        <w:t xml:space="preserve">make this paragraph more general. downsampling is a way fro ust to take the commonly available metaweb and make it dynamic</w:t>
-      </w:r>
-    </w:p>
-    <w:p>
-      <w:pPr>
-        <w:pStyle w:val="FirstParagraph"/>
-      </w:pPr>
-      <w:r>
-        <w:t xml:space="preserve">This distinction may be particularly important for systems in which empirical interaction data are necessarily incomplete, including palaeoecological communities. Fossil records can provide unusually valuable opportunities to examine ecological change across major extinction events, but the interaction data available from such systems are often better interpreted as empirically constrained interaction pools than complete realised food webs. If these pools can be converted into plausible dynamically viable communities, dynamic modelling could provide a route to testing mechanistic explanations of observed ecological change rather than relying solely on topological reconstructions. Our results provide a first step towards this goal, while demonstrating that the assumptions required to construct the network can remain detectable throughout the modelling process.</w:t>
-      </w:r>
-    </w:p>
-    <w:p>
-      <w:pPr>
-        <w:pStyle w:val="BlockText"/>
-      </w:pPr>
-      <w:r>
-        <w:t xml:space="preserve">maybe also include something here about the similarity in behaviour of the the niche networks and suggest how it might be an alignment with the BEFW?</w:t>
-      </w:r>
-    </w:p>
-    <w:p>
-      <w:pPr>
-        <w:pStyle w:val="FirstParagraph"/>
-      </w:pPr>
-      <w:r>
-        <w:t xml:space="preserve">Rather than identifying a single correct method for constructing realised networks, we therefore argue that network realisation should be treated as an explicit source of ecological model uncertainty. As food web modelling increasingly combines empirical interaction data with dynamical approaches, predictions will depend not only on the equations governing population dynamics, but also on how empirical knowledge is translated into the network upon which those equations operate. Understanding and quantifying this additional layer of uncertainty will be essential if dynamic food web models are to provide increasingly empirical predictions of how ecological communities respond to environmental change.</w:t>
+        <w:t xml:space="preserve">These findings highlight an important challenge for the growing use of dynamic food web models to move beyond describing network structure towards predicting ecological change. Increasingly sophisticated approaches can reconstruct networks from empirical observations or biological traits, while regional metawebs provide a means of retaining broad empirical information about potential interactions. Yet neither empirical provenance nor mechanistic parameterisation necessarily produces a realised community as both require assumptions about which interactions occur together and (in dynamic models) which of those interactions can persist. Network realisation therefore represents a necessary but currently underappreciated bridge between empirical interaction data and mechanistic dynamic modelling.</w:t>
+      </w:r>
+    </w:p>
+    <w:p>
+      <w:pPr>
+        <w:pStyle w:val="BodyText"/>
+      </w:pPr>
+      <w:r>
+        <w:t xml:space="preserve">Developing a clear framework for explicitly incorporating empirical metawebs into dynamic models is an important step towards bridging theoretical work on network stability with real-world communities and ecological scenarios. Our case study reinforces the findings of</w:t>
+      </w:r>
+      <w:r>
+        <w:t xml:space="preserve"> </w:t>
+      </w:r>
+      <w:r>
+        <w:t xml:space="preserve">Curtsdotter et al. (2011)</w:t>
+      </w:r>
+      <w:r>
+        <w:t xml:space="preserve">, suggesting that topological extinction simulations alone may underestimate the importance of top-down effects in determining secondary extinctions and community robustness. Intentional downsampling provides a means of approximating the structure of realised communities</w:t>
+      </w:r>
+      <w:r>
+        <w:t xml:space="preserve"> </w:t>
+      </w:r>
+      <w:r>
+        <w:t xml:space="preserve">(Roopnarine, 2006)</w:t>
+      </w:r>
+      <w:r>
+        <w:t xml:space="preserve">, helping to integrate ecological realism with theoretical predictions. If palaeoecological communities can be reconstructed as plausible, dynamically viable food webs, dynamic modelling could provide a route to testing mechanistic explanations of observed ecological change rather than relying solely on topological reconstructions. Our results represent a first step towards this goal, while demonstrating that the assumptions underlying network construction can remain detectable throughout the modelling process.</w:t>
+      </w:r>
+    </w:p>
+    <w:p>
+      <w:pPr>
+        <w:pStyle w:val="BodyText"/>
+      </w:pPr>
+      <w:r>
+        <w:t xml:space="preserve">Rather than identifying a single correct method for constructing realised networks, we argue that network realisation should be recognised as a methodological choice that can influence model outcomes. We therefore recommend that researchers who use downsampling explicitly test the sensitivity of their results to alternative downsampling approaches. As food web modelling increasingly combines empirical interaction data with dynamic approaches, predictions will depend not only on the equations governing population dynamics, but also on how empirical knowledge is translated into the networks on which those equations operate. Understanding and quantifying this additional source of uncertainty will be essential if dynamic food web models are to provide increasingly empirically grounded predictions of how ecological communities respond to environmental change.</w:t>
       </w:r>
     </w:p>
     <w:bookmarkEnd w:id="36"/>

--- a/index.docx
+++ b/index.docx
@@ -15,7 +15,7 @@
         <w:pStyle w:val="Date"/>
       </w:pPr>
       <w:r>
-        <w:t xml:space="preserve">2026-10-16</w:t>
+        <w:t xml:space="preserve">2026-10-19</w:t>
       </w:r>
     </w:p>
     <w:p>
@@ -31,7 +31,7 @@
         <w:pStyle w:val="Abstract"/>
       </w:pPr>
       <w:r>
-        <w:t xml:space="preserve">Dynamic food web models provide a mechanistic framework for understanding ecological stability, extinction cascades, and responses to environmental change, but their predictions depend on the network supplied as model input. Empirical metawebs provide rich information on potential species interactions, yet contain interactions that may not occur simultaneously within any particular community. Converting these interaction pools into realised networks therefore requires assumptions about which interactions are likely to co-occur, potentially introducing uncertainty before population dynamics are simulated. Here, we investigate how alternative approaches to network realisation influence network structure and subsequent ecological dynamics. Using empirical metawebs, we generated realised food webs using four ecologically motivated downsampling approaches, alongside networks generated using Niche and allometric trophic network models as reference approaches. We then compared network topology, structural change during dynamical burn-in, and inferred robustness under topological and dynamic extinction simulations. Downsampling approach altered network topology, with differences becoming increasingly pronounced as greater proportions of interactions were removed. Dynamical burn-in further reorganised network structure, but did not erase the signatures introduced during network construction; instead, downsampled networks underwent structural changes that were often more similar to the niche model than the original metaweb. Despite these differences, the broad tendency for topological extinction simulations to infer greater robustness than dynamic simulations was consistent across network reconstruction approaches. However, dynamic simulations revealed differences in network behaviour that were not apparent from topology alone, including convergence of niche-based downsampling towards the behaviour of the synthetic niche model. These results demonstrate that network realisation is not simply a preprocessing step, but an additional source of ecological model uncertainty. Dynamic food web predictions are therefore shaped by successive assumptions about which interactions are realised and which of those realised networks can persist dynamically, highlighting the importance of explicitly considering network reconstruction when using empirical interaction data to make mechanistic predictions about ecological change.</w:t>
+        <w:t xml:space="preserve">Dynamic food web models provide a mechanistic framework for understanding ecological stability, extinction cascades, and responses to environmental change, but their predictions depend on the network supplied as model input. Empirical metawebs provide rich information on potential species interactions yet contain interactions that may not occur simultaneously within a community. Converting these interaction pools into realised networks therefore requires assumptions about which interactions are likely to co-occur, potentially introducing uncertainty before population dynamics are simulated. Here, we investigate how alternative approaches to network realisation influence network structure and subsequent ecological dynamics. Using empirical metawebs, we generated realised food webs using four ecologically motivated downsampling approaches, alongside networks generated using Niche and allometric trophic network models as reference approaches. We then compared network topology, structural change during dynamical burn-in, and inferred robustness under topological and dynamic extinction simulations. Downsampling approach altered network topology, with differences becoming increasingly pronounced as greater proportions of interactions were removed. Dynamical burn-in further reorganised network structure but did not erase the signatures introduced during network construction; instead, downsampled networks underwent structural changes that were often more like the niche model than the original metaweb. Despite these differences, the broad tendency for topological extinction simulations to infer greater robustness than dynamic simulations were consistent across network reconstruction approaches. However, dynamic simulations revealed differences in network behaviour that were not apparent from topology alone, including convergence of niche-based downsampling towards the behaviour of the synthetic niche model. These results demonstrate that network realisation is not simply a preprocessing step, but an additional source of ecological model uncertainty. Dynamic food web predictions are therefore shaped by successive assumptions about which interactions are realised and which of those realised networks can persist dynamically, highlighting the importance of explicitly considering network reconstruction when using empirical interaction data to make mechanistic predictions about ecological change.</w:t>
       </w:r>
     </w:p>
     <w:bookmarkStart w:id="9" w:name="introduction"/>
@@ -66,7 +66,7 @@
         <w:t xml:space="preserve">(Brose et al., 2006; Curtsdotter et al., 2011; Delmas et al., 2017; Yodzis &amp; Innes, 1992)</w:t>
       </w:r>
       <w:r>
-        <w:t xml:space="preserve">. By incorporating resource limitation, interaction strengths, and feedbacks, these models provide a means of linking network structure to ecological dynamics. Their predictions, however, depend not only on the equations governing population dynamics, but also on the network supplied as model input.</w:t>
+        <w:t xml:space="preserve">. By incorporating resource limitation, interaction strengths, and feedback, these models provide a means of linking network structure to ecological dynamics. Their predictions, however, depend not only on the equations governing population dynamics, but also on the network supplied as model input.</w:t>
       </w:r>
     </w:p>
     <w:p>
@@ -92,7 +92,7 @@
         <w:t xml:space="preserve">(Brose et al., 2006; Petchey et al., 2008)</w:t>
       </w:r>
       <w:r>
-        <w:t xml:space="preserve">. However, these approaches embody particular assumptions about how trophic interactions are organised and do not necessarily recover the specific interactions occurring within a given community, limiting their applicability to species-specific, real world tangibility. Empirical metawebs offer an alternative by compiling potential trophic interactions among species from observations, literature, or trait-based inference</w:t>
+        <w:t xml:space="preserve">. However, these approaches make assumptions about how trophic interactions are organised and do not necessarily recover the specific interactions occurring within a given community, limiting their applicability to species-specific, real-world tangibility. Empirical metawebs offer an alternative by compiling potential trophic interactions among species from observations, literature, or trait-based inference</w:t>
       </w:r>
       <w:r>
         <w:t xml:space="preserve"> </w:t>
@@ -109,7 +109,7 @@
         <w:pStyle w:val="BodyText"/>
       </w:pPr>
       <w:r>
-        <w:t xml:space="preserve">This process of network realisation introduces assumptions about how ecological processes filter potential interactions into realised communities. Different approaches may favour interactions near the centre of a consumer’s trophic niche, assign retention probabilities according to consumer trophic breadth, favour links involving particular combinations of highly connected species, or remove interactions without reference to their ecological characteristics. Although these approaches can operate on the same empirical metaweb, they may produce networks with different structural properties. Such differences may become particularly important when substantial reductions in connectance are required, because the choice of which interactions to retain increasingly determines the architecture of the resulting network. Network reconstruction is therefore not simply a technical step for reducing network size or connectance, but an ecological modelling decision that can influence subsequent inference. More broadly, concerns about the comparability and reuse of interaction networks highlight the potential for methodological choices to propagate into ecological conclusions</w:t>
+        <w:t xml:space="preserve">This process of network realisation introduces assumptions about how ecological processes filter potential interactions into realised communities. Different approaches may favour interactions near the centre of a consumer’s trophic niche, assign retention probabilities according to consumer trophic breadth, favour links involving specific combinations of highly connected species, or remove interactions without reference to their ecological characteristics. Although these approaches can operate on the same empirical metaweb, they may produce networks with different structural properties. Such differences may become particularly important when substantial reductions in connectance are required, because the choice of which interactions to retain increasingly determines the architecture of the resulting network. Network reconstruction is therefore not simply a technical step for reducing network size or connectance, but an ecological modelling decision that can influence subsequent inference. More broadly, concerns about the comparability and reuse of interaction networks highlight the potential for methodological choices to propagate into ecological conclusions</w:t>
       </w:r>
       <w:r>
         <w:t xml:space="preserve"> </w:t>
@@ -372,7 +372,7 @@
         <w:t xml:space="preserve"> </w:t>
       </w:r>
       <w:r>
-        <w:t xml:space="preserve">assumes that realised interactions represent the core of a consumer’s trophic niche, and that these diets can be arranged along a single niche axis. In order to create a downsampling approach that mimics this we we infer a latent trophic axis directly from the metaweb using Singular Value Decomposition (SVD). It has been shown that the latent spaces described by the left and right singular vectors are closely aligned wth the generality and vulnerability of species</w:t>
+        <w:t xml:space="preserve">assumes that realised interactions represent the core of a consumer’s trophic niche, and that these diets can be arranged along a single niche axis. In order to create a downsampling approach that mimics this we infer a latent trophic axis directly from the metaweb using Singular Value Decomposition (SVD). It has been shown that the latent spaces described by the left and right singular vectors are closely aligned with the generality and vulnerability of species</w:t>
       </w:r>
       <w:r>
         <w:t xml:space="preserve"> </w:t>
@@ -2529,7 +2529,7 @@
         <w:t xml:space="preserve"> </w:t>
       </w:r>
       <w:r>
-        <w:t xml:space="preserve">the 50% robustness estimated by linear interpolation between extinction events.</w:t>
+        <w:t xml:space="preserve">the 50% robustness was estimated by linear interpolation between extinction events.</w:t>
       </w:r>
     </w:p>
     <w:bookmarkEnd w:id="17"/>
@@ -3256,7 +3256,7 @@
         <w:t xml:space="preserve"> </w:t>
       </w:r>
       <w:r>
-        <w:t xml:space="preserve">extends well beyond the niche model. While the precise magnitude of the discrepancy between topological and dynamic robustness depends on both network reconstruction and extinction mechanism, the qualitative tendency for topological extinction simulations to infer greater robustness than dynamic simulations was recovered across the vast majority of reconstructed food webs examined here.</w:t>
+        <w:t xml:space="preserve">extends well beyond the niche model. While the precise magnitude of the discrepancy between topological and dynamic robustness depends on both network reconstruction and extinction mechanism, the qualitative tendency for topological extinction simulations to infer greater robustness than dynamic simulations were recovered across most reconstructed food webs examined here.</w:t>
       </w:r>
     </w:p>
     <w:bookmarkEnd w:id="30"/>

--- a/index.docx
+++ b/index.docx
@@ -15,7 +15,7 @@
         <w:pStyle w:val="Date"/>
       </w:pPr>
       <w:r>
-        <w:t xml:space="preserve">2026-10-19</w:t>
+        <w:t xml:space="preserve">2026-10-27</w:t>
       </w:r>
     </w:p>
     <w:p>

--- a/index.docx
+++ b/index.docx
@@ -15,7 +15,7 @@
         <w:pStyle w:val="Date"/>
       </w:pPr>
       <w:r>
-        <w:t xml:space="preserve">2026-10-27</w:t>
+        <w:t xml:space="preserve">2026-10-30</w:t>
       </w:r>
     </w:p>
     <w:p>
@@ -48,7 +48,33 @@
         <w:pStyle w:val="FirstParagraph"/>
       </w:pPr>
       <w:r>
-        <w:t xml:space="preserve">Ecological networks provide a powerful framework for understanding how biodiversity is organised and how ecological communities respond to environmental change. Early food web research focused largely on describing structural properties such as connectance, trophic organisation, and degree distributions, revealing recurring patterns across ecosystems</w:t>
+        <w:t xml:space="preserve">Understanding how the loss of individual species propagates through ecological communities is a central challenge in ecology. The loss of a species triggers secondary extinctions that propagate throughout the food web. Being able to predict extinction cascades resulting from the removal of a specific species requires more than knowing how many interactions occur within a community or how species are connected. Rather it requires understanding which specific species interact, and how those particular interactions underpin the persistence of other species. Food web approaches to studying extinction have traditionally addressed this problem through topological simulations, in which species are sequentially removed and secondary extinctions are inferred from the structure of the network. These approaches provide a tractable, but simplified means of assessing community robustness as they are only driven by bottom-up processes and do not explicitly account for the population processes governing species persistence</w:t>
+      </w:r>
+      <w:r>
+        <w:t xml:space="preserve"> </w:t>
+      </w:r>
+      <w:r>
+        <w:t xml:space="preserve">(Curtsdotter et al., 2011)</w:t>
+      </w:r>
+      <w:r>
+        <w:t xml:space="preserve">. Dynamic food web models offer a complementary approach by simulating biomass changes and energy transfer among interacting species, allowing secondary extinctions to emerge from changes in resource availability and population dynamics</w:t>
+      </w:r>
+      <w:r>
+        <w:t xml:space="preserve"> </w:t>
+      </w:r>
+      <w:r>
+        <w:t xml:space="preserve">(Brose et al., 2006; Delmas et al., 2017; Yodzis &amp; Innes, 1992)</w:t>
+      </w:r>
+      <w:r>
+        <w:t xml:space="preserve">. However, the ecological realism of these predictions depends fundamentally on the network supplied to the model. In particular, whether the species interactions represented in the network adequately reflect those occurring within the community.</w:t>
+      </w:r>
+    </w:p>
+    <w:p>
+      <w:pPr>
+        <w:pStyle w:val="BodyText"/>
+      </w:pPr>
+      <w:r>
+        <w:t xml:space="preserve">A limitation of existing approaches to dynamic food web modelling is that networks are commonly generated using theoretical rules rather than empirical knowledge of species interactions. The niche model, for example, generates plausible food web structures by arranging species along a continuous niche axis, with consumers feeding within a defined region of that axis</w:t>
       </w:r>
       <w:r>
         <w:t xml:space="preserve"> </w:t>
@@ -57,16 +83,32 @@
         <w:t xml:space="preserve">(Williams &amp; Martinez, 2000)</w:t>
       </w:r>
       <w:r>
-        <w:t xml:space="preserve">. Increasingly, however, attention has shifted from describing network architecture to predicting ecological processes. Mechanistic dynamic food web models enable researchers to investigate community stability, biomass dynamics, extinction cascades, and responses to perturbation by explicitly simulating energy transfer among interacting species</w:t>
-      </w:r>
-      <w:r>
-        <w:t xml:space="preserve"> </w:t>
-      </w:r>
-      <w:r>
-        <w:t xml:space="preserve">(Brose et al., 2006; Curtsdotter et al., 2011; Delmas et al., 2017; Yodzis &amp; Innes, 1992)</w:t>
-      </w:r>
-      <w:r>
-        <w:t xml:space="preserve">. By incorporating resource limitation, interaction strengths, and feedback, these models provide a means of linking network structure to ecological dynamics. Their predictions, however, depend not only on the equations governing population dynamics, but also on the network supplied as model input.</w:t>
+        <w:t xml:space="preserve">. This approach reproduces several characteristic properties of empirical food webs and provides a convenient framework for coupling network structure to population dynamics. However, it is fundamentally species-agnostic where interactions are generated from generalised structural rules rather than the known ecological relationships between particular species. Although the resulting networks may reproduce realistic networks structure they do not necessarily represent the interactions that actually occur within a given community. Allometric trophic network models provide a step towards greater biological realism by incorporating consumer–resource body-size relationships and associated assumptions about feeding interactions</w:t>
+      </w:r>
+      <w:r>
+        <w:t xml:space="preserve"> </w:t>
+      </w:r>
+      <w:r>
+        <w:t xml:space="preserve">(Brose et al., 2006; Petchey et al., 2008)</w:t>
+      </w:r>
+      <w:r>
+        <w:t xml:space="preserve">. However body size is only one component of trophic feasibility. Species may differ in their feeding strategies, habitat requirements, functional morphology and other ecological characteristics that constrain their interactions [REF]. Networks generated primarily from body-size relationships may therefore include interactions that are theoretically plausible but biologically impossible</w:t>
+      </w:r>
+      <w:r>
+        <w:t xml:space="preserve"> </w:t>
+      </w:r>
+      <w:r>
+        <w:rPr>
+          <w:i/>
+          <w:iCs/>
+        </w:rPr>
+        <w:t xml:space="preserve">i.e.</w:t>
+      </w:r>
+      <w:r>
+        <w:t xml:space="preserve"> </w:t>
+      </w:r>
+      <w:r>
+        <w:t xml:space="preserve">predict forbidden links. While these approaches provide useful representations of food web structure and trophic processes, they do not necessarily preserve the species-specific interaction identity required to reconstruct realistic, empirically grounded, extinction pathways.</w:t>
       </w:r>
     </w:p>
     <w:p>
@@ -74,25 +116,7 @@
         <w:pStyle w:val="BodyText"/>
       </w:pPr>
       <w:r>
-        <w:t xml:space="preserve">Constructing appropriate networks for dynamic modelling presents a fundamental challenge. Synthetic food web models, such as the niche model, provide tractable representations of trophic structure and can be readily coupled to population dynamics</w:t>
-      </w:r>
-      <w:r>
-        <w:t xml:space="preserve"> </w:t>
-      </w:r>
-      <w:r>
-        <w:t xml:space="preserve">(Williams &amp; Martinez, 2000)</w:t>
-      </w:r>
-      <w:r>
-        <w:t xml:space="preserve">. Other approaches incorporate biological information, including consumer–resource body-size relationships, to generate mechanistically informed networks, as in allometric models</w:t>
-      </w:r>
-      <w:r>
-        <w:t xml:space="preserve"> </w:t>
-      </w:r>
-      <w:r>
-        <w:t xml:space="preserve">(Brose et al., 2006; Petchey et al., 2008)</w:t>
-      </w:r>
-      <w:r>
-        <w:t xml:space="preserve">. However, these approaches make assumptions about how trophic interactions are organised and do not necessarily recover the specific interactions occurring within a given community, limiting their applicability to species-specific, real-world tangibility. Empirical metawebs offer an alternative by compiling potential trophic interactions among species from observations, literature, or trait-based inference</w:t>
+        <w:t xml:space="preserve">Empirical metawebs offer an opportunity to address this limitation. By compiling potential trophic interactions among particular species from observations, published literature and trait-based inference, metawebs retain information about the identity of consumer–resource relationships that is absent from species-agnostic network models</w:t>
       </w:r>
       <w:r>
         <w:t xml:space="preserve"> </w:t>
@@ -101,7 +125,16 @@
         <w:t xml:space="preserve">(Dunne, 2006)</w:t>
       </w:r>
       <w:r>
-        <w:t xml:space="preserve">. Because these interactions may have been observed or inferred across different locations, seasons, or environmental conditions, however, a metaweb does not necessarily represent a set of interactions that can occur simultaneously within a single community. Using empirical interaction pools in dynamic models therefore requires an additional step: selecting which potential interactions are realised together to construct a plausible community-level food web.</w:t>
+        <w:t xml:space="preserve">. This distinction is particularly important for extinction modelling. The loss of a species does not simply remove a node with a given number of connections, it removes a particular set of ecological relationships, potentially affecting consumers in ways that depend on the identity and availability of alternative resources. Empirically constrained interactions therefore provide a more biologically meaningful basis for predicting how the loss of a specific species propagates through a community. However, metawebs represent pools of potential interactions rather than necessarily realised community networks. Because interactions may have been recorded or inferred across different locations, environmental conditions and periods, they need not all occur simultaneously within a single ecological community</w:t>
+      </w:r>
+      <w:r>
+        <w:t xml:space="preserve"> </w:t>
+      </w:r>
+      <w:r>
+        <w:t xml:space="preserve">(Strydom, Dunhill, et al., 2026)</w:t>
+      </w:r>
+      <w:r>
+        <w:t xml:space="preserve">. Thus the distribution of links within a metaweb are not constrained by community context. Directly using metawebs as inputs to population dynamic models is a philosophical misalignment as the resulting structure of the network does not necessarily represent a system that is compatible with the energetic assumptions of dynamic models.</w:t>
       </w:r>
     </w:p>
     <w:p>
@@ -109,16 +142,7 @@
         <w:pStyle w:val="BodyText"/>
       </w:pPr>
       <w:r>
-        <w:t xml:space="preserve">This process of network realisation introduces assumptions about how ecological processes filter potential interactions into realised communities. Different approaches may favour interactions near the centre of a consumer’s trophic niche, assign retention probabilities according to consumer trophic breadth, favour links involving specific combinations of highly connected species, or remove interactions without reference to their ecological characteristics. Although these approaches can operate on the same empirical metaweb, they may produce networks with different structural properties. Such differences may become particularly important when substantial reductions in connectance are required, because the choice of which interactions to retain increasingly determines the architecture of the resulting network. Network reconstruction is therefore not simply a technical step for reducing network size or connectance, but an ecological modelling decision that can influence subsequent inference. More broadly, concerns about the comparability and reuse of interaction networks highlight the potential for methodological choices to propagate into ecological conclusions</w:t>
-      </w:r>
-      <w:r>
-        <w:t xml:space="preserve"> </w:t>
-      </w:r>
-      <w:r>
-        <w:t xml:space="preserve">(Brimacombe et al., 2023)</w:t>
-      </w:r>
-      <w:r>
-        <w:t xml:space="preserve">. Yet how reconstruction assumptions influence both the subsequent structural reorganisation and the dynamical behaviour of food webs remains insufficiently understood.</w:t>
+        <w:t xml:space="preserve">Translating empirical metawebs into networks suitable for dynamic modelling therefore requires a means of distinguishing potential interactions from those likely to be realised within a particular community. Downsampling provides a promising approach to this problem by reducing the number of interactions while retaining the identity of the species involved [EG ROOPNARINE]. Rather than generating interactions from generalised structural rules, downsampling starts with an empirically constrained pool of potential interactions and selects a subset to represent a plausible realised food web. This offers a potential bridge between empirical interaction data and mechanistic dynamic modelling, retaining species-specific trophic relationships (and importantly no forbidden links) while producing networks with more realistically constrained structures. However, the selection of interactions to remove or retain is not necessarily neutral. Different downsampling approaches will embody different assumptions about how potential interactions are filtered into realised communities. These different assumptions may preserve different subsets of species interactions, with potentially important consequences for the structure of the resulting food web, the secondary extinction pathways that it supports, and importantly the exact identity of species lost. Thus, although downsampling provides a means of incorporating empirical interaction identity into dynamic models, the ecological assumptions used to select interactions may themselves influence subsequent predictions.</w:t>
       </w:r>
     </w:p>
     <w:p>
@@ -126,7 +150,7 @@
         <w:pStyle w:val="BodyText"/>
       </w:pPr>
       <w:r>
-        <w:t xml:space="preserve">Network construction is followed by a second filtering process when the resulting food web is subjected to population dynamics. Dynamic models typically undergo a burn-in period during which biomass changes and species unable to persist under the specified model conditions are lost. This process transforms the initial network into a dynamically viable community, potentially altering its structure before any perturbation is imposed. Network realisation thus occurs in two stages: the initial selection of potential interactions and the subsequent filtering of the constructed network through dynamical persistence. These stages may have different consequences for ecological inference. Initial reconstruction may determine much of the network architecture inherited by subsequent simulations, whereas dynamical filtering may introduce additional differences through biomass-dependent and rate-dependent processes. It is therefore important to establish whether structural differences introduced during network construction persist through burn-in, and whether networks that differ in their initial topology also differ in their responses to extinction.</w:t>
+        <w:t xml:space="preserve">Importantly, the construction of a network is not the only process determining which interactions ultimately contribute to community persistence. Once a network has been parameterised and subjected to population dynamics, an initial burn-in period allows biomass to change and species unable to persist under the specified model conditions to become extinct. This process effectively imposes a second filter on the network, transforming the initially constructed topology into a dynamically viable community. Interactions that are retained during downsampling may therefore not necessarily persist as part of the resulting community, because their associated species may fail to maintain viable populations. Conversely, the removal of particular species during burn-in can alter the structure of the surviving network. The resulting community reflects both the assumptions used to select interactions from the original metaweb and the constraints imposed by the population dynamics themselves. Understanding how these successive filters influence network structure is therefore important for establishing whether the empirical information retained during downsampling persists through dynamic modelling, and whether alternative approaches to network construction ultimately produce different ecological outcomes.</w:t>
       </w:r>
     </w:p>
     <w:p>
@@ -134,7 +158,7 @@
         <w:pStyle w:val="BodyText"/>
       </w:pPr>
       <w:r>
-        <w:t xml:space="preserve">This distinction is particularly relevant when comparing topological and dynamic approaches to extinction robustness. Topological extinction simulations infer secondary extinctions from network structure, whereas dynamic simulations additionally account for changes in biomass and the ecological processes governing species persistence. Previous work has shown that these approaches can yield different estimates of food web robustness</w:t>
+        <w:t xml:space="preserve">The importance of these considerations becomes particularly apparent when comparing topological and dynamic approaches to extinction robustness. Topological simulations infer secondary extinctions from the loss of trophic connections, whereas dynamic simulations additionally account for changes in biomass and the rate-dependent processes governing species persistence. Previous work has demonstrated that these approaches can produce different estimates of food web robustness, with topological simulations generally indicating greater robustness than dynamic simulations</w:t>
       </w:r>
       <w:r>
         <w:t xml:space="preserve"> </w:t>
@@ -143,7 +167,41 @@
         <w:t xml:space="preserve">(Curtsdotter et al., 2011)</w:t>
       </w:r>
       <w:r>
-        <w:t xml:space="preserve">, but the extent to which this difference generalises across alternative network reconstruction approaches remains unclear. Moreover, similarities in topological extinction responses need not imply similarities in dynamic behaviour, because networks with comparable structural properties may interact differently with their functional parameterisation. Comparing network types across both approaches can therefore distinguish conclusions that are relatively insensitive to reconstruction choices from those that depend on how networks are constructed and dynamically parameterised.</w:t>
+        <w:t xml:space="preserve">. However, this comparison has largely been developed using theoretically constructed food webs, leaving it unclear whether the same conclusions extend to networks retaining empirical, species-specific interaction identity. Moreover, the extent to which network reconstruction influences the relationship between topological and dynamic extinction responses remains poorly understood. Networks with similar structural properties may differ in the identity of their interactions, while networks derived from the same empirical metaweb may retain different subsets of potential interactions following downsampling. These differences may be inconsequential for some topological measures of robustness but become important when population dynamics determine how species respond to the loss of particular resources. Comparing extinction responses across alternative network representations therefore provides an opportunity to establish whether incorporating empirical interaction identity changes inferred robustness, and whether dynamic modelling reveals differences that are not apparent from network topology alone.</w:t>
+      </w:r>
+    </w:p>
+    <w:p>
+      <w:pPr>
+        <w:pStyle w:val="BlockText"/>
+      </w:pPr>
+      <w:r>
+        <w:t xml:space="preserve">probably need a version of the paragraph below..</w:t>
+      </w:r>
+    </w:p>
+    <w:p>
+      <w:pPr>
+        <w:pStyle w:val="FirstParagraph"/>
+      </w:pPr>
+      <w:r>
+        <w:t xml:space="preserve">These questions are particularly relevant when modelling ecological communities for which complete observations of realised food webs are unavailable, including palaeoecological systems. Fossil assemblages provide opportunities to investigate ecological change across major extinction events, but the interactions reconstructed from the fossil record are more appropriately understood as empirically constrained pools of potential trophic relationships than complete representations of a single realised community</w:t>
+      </w:r>
+      <w:r>
+        <w:t xml:space="preserve"> </w:t>
+      </w:r>
+      <w:r>
+        <w:t xml:space="preserve">(Dunhill et al., 2024; Fricke et al., 2022; Karapunar et al., 2026; Roopnarine, 2017; Roopnarine, 2006)</w:t>
+      </w:r>
+      <w:r>
+        <w:t xml:space="preserve">. Developing approaches that translate these interaction pools into plausible, dynamically viable food webs could therefore provide a means of moving beyond structural reconstructions towards mechanistic explanations of ecological change, including the processes underlying extinction cascades and community collapse. More broadly, integrating empirical interaction identity with population dynamics represents an important step towards making predictions from ecological network models more representative of the communities they are intended to describe</w:t>
+      </w:r>
+      <w:r>
+        <w:t xml:space="preserve"> </w:t>
+      </w:r>
+      <w:r>
+        <w:t xml:space="preserve">(Strydom, Catchen, et al., 2021)</w:t>
+      </w:r>
+      <w:r>
+        <w:t xml:space="preserve">.</w:t>
       </w:r>
     </w:p>
     <w:p>
@@ -151,33 +209,7 @@
         <w:pStyle w:val="BodyText"/>
       </w:pPr>
       <w:r>
-        <w:t xml:space="preserve">Understanding these dependencies is particularly important for ecological systems in which empirical interaction data are incomplete, including palaeoecological communities. Fossil records provide opportunities to investigate ecological change across major extinction events, but reconstructed assemblages rarely provide a complete observation of a single realised food web</w:t>
-      </w:r>
-      <w:r>
-        <w:t xml:space="preserve"> </w:t>
-      </w:r>
-      <w:r>
-        <w:t xml:space="preserve">(Dunhill et al., 2024; Fricke et al., 2022; Karapunar et al., 2026; Roopnarine, 2017; Roopnarine, 2006)</w:t>
-      </w:r>
-      <w:r>
-        <w:t xml:space="preserve">. Instead, they may be more appropriately represented as empirically constrained pools of potential interactions from which plausible community networks must be inferred. Translating these interaction pools into dynamically viable food webs could provide a route towards testing mechanistic explanations of ecological change, including through comparisons across extinction events and hindcasting exercises</w:t>
-      </w:r>
-      <w:r>
-        <w:t xml:space="preserve"> </w:t>
-      </w:r>
-      <w:r>
-        <w:t xml:space="preserve">(Strydom, Catchen, et al., 2021)</w:t>
-      </w:r>
-      <w:r>
-        <w:t xml:space="preserve">. Such applications, however, require an understanding of how assumptions made during network reconstruction influence the ecological behaviour subsequently inferred from dynamic models.</w:t>
-      </w:r>
-    </w:p>
-    <w:p>
-      <w:pPr>
-        <w:pStyle w:val="BodyText"/>
-      </w:pPr>
-      <w:r>
-        <w:t xml:space="preserve">Here, we investigate how alternative approaches to network realisation influence food web structure, burn-in, and inferred extinction robustness. Using empirical metawebs, we generate networks with four ecologically motivated downsampling approaches and compare them with networks constructed using the niche and allometric trophic network models. Specifically, we ask three questions. First, how does downsampling approach influence network topology, and to what extent do these differences persist following burn-in? Second, does the difference between topological and dynamic estimates of extinction robustness generalise across network reconstruction approaches and extinction scenarios? Third, do alternative network types retain similar relationships in inferred robustness under topological and dynamic extinction simulations, or does incorporating population dynamics reveal differences that are not apparent from topology alone? Rather than identifying a single optimal reconstruction method, we use these comparisons to investigate how assumptions introduced during network construction propagate through subsequent dynamical modelling. We show that reconstruction approaches produce increasingly distinct topologies as greater proportions of interactions are removed, that burn-in acts as an additional structural filter, and that the relationship between topological and dynamic robustness is broadly consistent across network types despite differences in their inferred behaviour. Together, these results demonstrate that network realisation is an important source of ecological model uncertainty, while also identifying conclusions that remain comparatively robust across alternative representations of food web structure.</w:t>
+        <w:t xml:space="preserve">Here, we investigate how empirically informed network reconstruction influences food web structure and inferred extinction robustness under topological and dynamic extinction simulations. Using empirical metawebs, we generate community-level networks through four alternative downsampling approaches and compare these with networks constructed using the niche and allometric trophic network models. By retaining species-specific interactions from empirical metawebs, our approach provides a means of incorporating interaction identity into dynamic extinction modelling while investigating the consequences of alternative assumptions about how potential interactions are realised. Specifically, we address three questions. First, how does downsampling approach influence network topology, and to what extent do these structural differences persist following dynamical burn-in? Second, does the difference between topological and dynamic estimates of extinction robustness generalise across alternative approaches to network construction and extinction scenarios? Third, do alternative network types retain similar relationships in inferred robustness under topological and dynamic extinction simulations, or does incorporating population dynamics reveal differences that are not apparent from topology alone? Rather than identifying a single optimal reconstruction method, we use these comparisons to investigate the extent to which empirical interaction identity can be retained through dynamic modelling, and how assumptions made during network construction propagate into subsequent ecological predictions. We show that downsampling approaches produce increasingly distinct network topologies as greater proportions of interactions are removed, that dynamical burn-in acts as an additional structural filter, and that the broad difference between topological and dynamic estimates of robustness is maintained across alternative network representations. However, dynamic simulations also reveal differences in network behaviour that are not apparent from topology alone. Together, these findings demonstrate the potential of empirical metawebs and downsampling to bridge the gap between species-specific interaction data and mechanistic extinction modelling, while highlighting network reconstruction as an important source of uncertainty in ecological predictions.</w:t>
       </w:r>
     </w:p>
     <w:bookmarkEnd w:id="9"/>
@@ -2996,7 +3028,7 @@
         <w:t xml:space="preserve"> </w:t>
       </w:r>
       <w:r>
-        <w:t xml:space="preserve">(Strydom et al., 2026)</w:t>
+        <w:t xml:space="preserve">(Strydom, Karapunar, et al., 2026)</w:t>
       </w:r>
       <w:r>
         <w:t xml:space="preserve">.</w:t>
@@ -3671,7 +3703,7 @@
         <w:t xml:space="preserve"> </w:t>
       </w:r>
       <w:r>
-        <w:t xml:space="preserve">(Strydom et al., 2026)</w:t>
+        <w:t xml:space="preserve">(Strydom, Karapunar, et al., 2026)</w:t>
       </w:r>
       <w:r>
         <w:t xml:space="preserve">. However, dynamic simulations also revealed differences among networks that were not apparent from topology alone, demonstrating that networks generated from the same empirical interaction pool can exhibit different dynamical behaviour depending on the assumptions used to realise that pool.</w:t>
@@ -3798,23 +3830,41 @@
       </w:hyperlink>
     </w:p>
     <w:bookmarkEnd w:id="38"/>
-    <w:bookmarkStart w:id="40" w:name="X539896ce86e228708f5963ceeaf0e82711f0c07"/>
+    <w:bookmarkStart w:id="40" w:name="ref-broseConsumerResourceBodySize2006"/>
     <w:p>
       <w:pPr>
         <w:pStyle w:val="Bibliography"/>
       </w:pPr>
       <w:r>
-        <w:t xml:space="preserve">Brimacombe, C., Bodner, K., Michalska-Smith, M., Poisot, T., &amp; Fortin, M.-J. (2023). Shortcomings of reusing species interaction networks created by different sets of researchers.</w:t>
-      </w:r>
-      <w:r>
-        <w:t xml:space="preserve"> </w:t>
-      </w:r>
-      <w:r>
-        <w:rPr>
-          <w:i/>
-          <w:iCs/>
-        </w:rPr>
-        <w:t xml:space="preserve">PLOS Biology</w:t>
+        <w:t xml:space="preserve">Brose, U., Jonsson, T., Berlow, E. L., Warren, P., Banasek-Richter, C., Bersier, L.-F., Blanchard, J. L., Brey, T., Carpenter, S. R., Blandenier, M.-F. C., Cushing, L., Dawah, H. A., Dell, T., Edwards, F., Harper-Smith, S., Jacob, U., Ledger, M. E., Martinez, N. D., Memmott, J., … Cohen, J. E. (2006). Consumer–</w:t>
+      </w:r>
+      <w:r>
+        <w:t xml:space="preserve">Resource Body-Size Relationships</w:t>
+      </w:r>
+      <w:r>
+        <w:t xml:space="preserve"> </w:t>
+      </w:r>
+      <w:r>
+        <w:t xml:space="preserve">in</w:t>
+      </w:r>
+      <w:r>
+        <w:t xml:space="preserve"> </w:t>
+      </w:r>
+      <w:r>
+        <w:t xml:space="preserve">Natural Food Webs</w:t>
+      </w:r>
+      <w:r>
+        <w:t xml:space="preserve">.</w:t>
+      </w:r>
+      <w:r>
+        <w:t xml:space="preserve"> </w:t>
+      </w:r>
+      <w:r>
+        <w:rPr>
+          <w:i/>
+          <w:iCs/>
+        </w:rPr>
+        <w:t xml:space="preserve">Ecology</w:t>
       </w:r>
       <w:r>
         <w:t xml:space="preserve">,</w:t>
@@ -3827,80 +3877,15 @@
           <w:i/>
           <w:iCs/>
         </w:rPr>
-        <w:t xml:space="preserve">21</w:t>
-      </w:r>
-      <w:r>
-        <w:t xml:space="preserve">(4), e3002068.</w:t>
+        <w:t xml:space="preserve">87</w:t>
+      </w:r>
+      <w:r>
+        <w:t xml:space="preserve">(10), 2411–2417.</w:t>
       </w:r>
       <w:r>
         <w:t xml:space="preserve"> </w:t>
       </w:r>
       <w:hyperlink r:id="rId39">
-        <w:r>
-          <w:rPr>
-            <w:rStyle w:val="Hyperlink"/>
-          </w:rPr>
-          <w:t xml:space="preserve">https://doi.org/10.1371/journal.pbio.3002068</w:t>
-        </w:r>
-      </w:hyperlink>
-    </w:p>
-    <w:bookmarkEnd w:id="40"/>
-    <w:bookmarkStart w:id="42" w:name="ref-broseConsumerResourceBodySize2006"/>
-    <w:p>
-      <w:pPr>
-        <w:pStyle w:val="Bibliography"/>
-      </w:pPr>
-      <w:r>
-        <w:t xml:space="preserve">Brose, U., Jonsson, T., Berlow, E. L., Warren, P., Banasek-Richter, C., Bersier, L.-F., Blanchard, J. L., Brey, T., Carpenter, S. R., Blandenier, M.-F. C., Cushing, L., Dawah, H. A., Dell, T., Edwards, F., Harper-Smith, S., Jacob, U., Ledger, M. E., Martinez, N. D., Memmott, J., … Cohen, J. E. (2006). Consumer–</w:t>
-      </w:r>
-      <w:r>
-        <w:t xml:space="preserve">Resource Body-Size Relationships</w:t>
-      </w:r>
-      <w:r>
-        <w:t xml:space="preserve"> </w:t>
-      </w:r>
-      <w:r>
-        <w:t xml:space="preserve">in</w:t>
-      </w:r>
-      <w:r>
-        <w:t xml:space="preserve"> </w:t>
-      </w:r>
-      <w:r>
-        <w:t xml:space="preserve">Natural Food Webs</w:t>
-      </w:r>
-      <w:r>
-        <w:t xml:space="preserve">.</w:t>
-      </w:r>
-      <w:r>
-        <w:t xml:space="preserve"> </w:t>
-      </w:r>
-      <w:r>
-        <w:rPr>
-          <w:i/>
-          <w:iCs/>
-        </w:rPr>
-        <w:t xml:space="preserve">Ecology</w:t>
-      </w:r>
-      <w:r>
-        <w:t xml:space="preserve">,</w:t>
-      </w:r>
-      <w:r>
-        <w:t xml:space="preserve"> </w:t>
-      </w:r>
-      <w:r>
-        <w:rPr>
-          <w:i/>
-          <w:iCs/>
-        </w:rPr>
-        <w:t xml:space="preserve">87</w:t>
-      </w:r>
-      <w:r>
-        <w:t xml:space="preserve">(10), 2411–2417.</w:t>
-      </w:r>
-      <w:r>
-        <w:t xml:space="preserve"> </w:t>
-      </w:r>
-      <w:hyperlink r:id="rId41">
         <w:r>
           <w:rPr>
             <w:rStyle w:val="Hyperlink"/>
@@ -3909,8 +3894,8 @@
         </w:r>
       </w:hyperlink>
     </w:p>
-    <w:bookmarkEnd w:id="42"/>
-    <w:bookmarkStart w:id="44" w:name="X146b3e079d29156a751b0b16e1dc13291aa3399"/>
+    <w:bookmarkEnd w:id="40"/>
+    <w:bookmarkStart w:id="42" w:name="X146b3e079d29156a751b0b16e1dc13291aa3399"/>
     <w:p>
       <w:pPr>
         <w:pStyle w:val="Bibliography"/>
@@ -3959,7 +3944,7 @@
       <w:r>
         <w:t xml:space="preserve"> </w:t>
       </w:r>
-      <w:hyperlink r:id="rId43">
+      <w:hyperlink r:id="rId41">
         <w:r>
           <w:rPr>
             <w:rStyle w:val="Hyperlink"/>
@@ -3968,8 +3953,8 @@
         </w:r>
       </w:hyperlink>
     </w:p>
-    <w:bookmarkEnd w:id="44"/>
-    <w:bookmarkStart w:id="46" w:name="ref-delmasSimulationsBiomassDynamics2017"/>
+    <w:bookmarkEnd w:id="42"/>
+    <w:bookmarkStart w:id="44" w:name="ref-delmasSimulationsBiomassDynamics2017"/>
     <w:p>
       <w:pPr>
         <w:pStyle w:val="Bibliography"/>
@@ -4006,7 +3991,7 @@
       <w:r>
         <w:t xml:space="preserve"> </w:t>
       </w:r>
-      <w:hyperlink r:id="rId45">
+      <w:hyperlink r:id="rId43">
         <w:r>
           <w:rPr>
             <w:rStyle w:val="Hyperlink"/>
@@ -4015,8 +4000,8 @@
         </w:r>
       </w:hyperlink>
     </w:p>
-    <w:bookmarkEnd w:id="46"/>
-    <w:bookmarkStart w:id="48" w:name="X252b8e82e5b3d72ad0b35a3cf499df77ed31d0f"/>
+    <w:bookmarkEnd w:id="44"/>
+    <w:bookmarkStart w:id="46" w:name="X252b8e82e5b3d72ad0b35a3cf499df77ed31d0f"/>
     <w:p>
       <w:pPr>
         <w:pStyle w:val="Bibliography"/>
@@ -4065,7 +4050,7 @@
       <w:r>
         <w:t xml:space="preserve"> </w:t>
       </w:r>
-      <w:hyperlink r:id="rId47">
+      <w:hyperlink r:id="rId45">
         <w:r>
           <w:rPr>
             <w:rStyle w:val="Hyperlink"/>
@@ -4074,8 +4059,8 @@
         </w:r>
       </w:hyperlink>
     </w:p>
-    <w:bookmarkEnd w:id="48"/>
-    <w:bookmarkStart w:id="49" w:name="ref-dunneNetworkStructureFood2006a"/>
+    <w:bookmarkEnd w:id="46"/>
+    <w:bookmarkStart w:id="47" w:name="ref-dunneNetworkStructureFood2006a"/>
     <w:p>
       <w:pPr>
         <w:pStyle w:val="Bibliography"/>
@@ -4191,8 +4176,8 @@
         <w:t xml:space="preserve">(pp. 27–86).</w:t>
       </w:r>
     </w:p>
-    <w:bookmarkEnd w:id="49"/>
-    <w:bookmarkStart w:id="51" w:name="ref-frickeCollapseTerrestrialMammal2022"/>
+    <w:bookmarkEnd w:id="47"/>
+    <w:bookmarkStart w:id="49" w:name="ref-frickeCollapseTerrestrialMammal2022"/>
     <w:p>
       <w:pPr>
         <w:pStyle w:val="Bibliography"/>
@@ -4238,7 +4223,7 @@
       <w:r>
         <w:t xml:space="preserve"> </w:t>
       </w:r>
-      <w:hyperlink r:id="rId50">
+      <w:hyperlink r:id="rId48">
         <w:r>
           <w:rPr>
             <w:rStyle w:val="Hyperlink"/>
@@ -4247,8 +4232,8 @@
         </w:r>
       </w:hyperlink>
     </w:p>
-    <w:bookmarkEnd w:id="51"/>
-    <w:bookmarkStart w:id="53" w:name="ref-jonssonReliabilityR50Measure2015"/>
+    <w:bookmarkEnd w:id="49"/>
+    <w:bookmarkStart w:id="51" w:name="ref-jonssonReliabilityR50Measure2015"/>
     <w:p>
       <w:pPr>
         <w:pStyle w:val="Bibliography"/>
@@ -4297,7 +4282,7 @@
       <w:r>
         <w:t xml:space="preserve"> </w:t>
       </w:r>
-      <w:hyperlink r:id="rId52">
+      <w:hyperlink r:id="rId50">
         <w:r>
           <w:rPr>
             <w:rStyle w:val="Hyperlink"/>
@@ -4306,8 +4291,8 @@
         </w:r>
       </w:hyperlink>
     </w:p>
-    <w:bookmarkEnd w:id="53"/>
-    <w:bookmarkStart w:id="55" w:name="ref-karapunarNoGlobalCollapse2026"/>
+    <w:bookmarkEnd w:id="51"/>
+    <w:bookmarkStart w:id="53" w:name="ref-karapunarNoGlobalCollapse2026"/>
     <w:p>
       <w:pPr>
         <w:pStyle w:val="Bibliography"/>
@@ -4345,7 +4330,7 @@
       <w:r>
         <w:t xml:space="preserve"> </w:t>
       </w:r>
-      <w:hyperlink r:id="rId54">
+      <w:hyperlink r:id="rId52">
         <w:r>
           <w:rPr>
             <w:rStyle w:val="Hyperlink"/>
@@ -4360,8 +4345,8 @@
         <w:t xml:space="preserve">(Pre-published)</w:t>
       </w:r>
     </w:p>
-    <w:bookmarkEnd w:id="55"/>
-    <w:bookmarkStart w:id="57" w:name="Xf8c7976e50e0e9dabef8a2b9856e58ecaca4342"/>
+    <w:bookmarkEnd w:id="53"/>
+    <w:bookmarkStart w:id="55" w:name="Xf8c7976e50e0e9dabef8a2b9856e58ecaca4342"/>
     <w:p>
       <w:pPr>
         <w:pStyle w:val="Bibliography"/>
@@ -4419,7 +4404,7 @@
       <w:r>
         <w:t xml:space="preserve"> </w:t>
       </w:r>
-      <w:hyperlink r:id="rId56">
+      <w:hyperlink r:id="rId54">
         <w:r>
           <w:rPr>
             <w:rStyle w:val="Hyperlink"/>
@@ -4428,8 +4413,8 @@
         </w:r>
       </w:hyperlink>
     </w:p>
-    <w:bookmarkEnd w:id="57"/>
-    <w:bookmarkStart w:id="59" w:name="ref-petcheyTrophicallyUniqueSpecies2008"/>
+    <w:bookmarkEnd w:id="55"/>
+    <w:bookmarkStart w:id="57" w:name="ref-petcheyTrophicallyUniqueSpecies2008"/>
     <w:p>
       <w:pPr>
         <w:pStyle w:val="Bibliography"/>
@@ -4487,7 +4472,7 @@
       <w:r>
         <w:t xml:space="preserve"> </w:t>
       </w:r>
-      <w:hyperlink r:id="rId58">
+      <w:hyperlink r:id="rId56">
         <w:r>
           <w:rPr>
             <w:rStyle w:val="Hyperlink"/>
@@ -4496,8 +4481,8 @@
         </w:r>
       </w:hyperlink>
     </w:p>
-    <w:bookmarkEnd w:id="59"/>
-    <w:bookmarkStart w:id="61" w:name="ref-poisotWhenEcologicalNetwork2014"/>
+    <w:bookmarkEnd w:id="57"/>
+    <w:bookmarkStart w:id="59" w:name="ref-poisotWhenEcologicalNetwork2014"/>
     <w:p>
       <w:pPr>
         <w:pStyle w:val="Bibliography"/>
@@ -4546,7 +4531,7 @@
       <w:r>
         <w:t xml:space="preserve"> </w:t>
       </w:r>
-      <w:hyperlink r:id="rId60">
+      <w:hyperlink r:id="rId58">
         <w:r>
           <w:rPr>
             <w:rStyle w:val="Hyperlink"/>
@@ -4555,8 +4540,8 @@
         </w:r>
       </w:hyperlink>
     </w:p>
-    <w:bookmarkEnd w:id="61"/>
-    <w:bookmarkStart w:id="63" w:name="ref-RCoreTeam2024"/>
+    <w:bookmarkEnd w:id="59"/>
+    <w:bookmarkStart w:id="61" w:name="ref-RCoreTeam2024"/>
     <w:p>
       <w:pPr>
         <w:pStyle w:val="Bibliography"/>
@@ -4653,7 +4638,7 @@
       <w:r>
         <w:t xml:space="preserve"> </w:t>
       </w:r>
-      <w:hyperlink r:id="rId62">
+      <w:hyperlink r:id="rId60">
         <w:r>
           <w:rPr>
             <w:rStyle w:val="Hyperlink"/>
@@ -4662,8 +4647,8 @@
         </w:r>
       </w:hyperlink>
     </w:p>
-    <w:bookmarkEnd w:id="63"/>
-    <w:bookmarkStart w:id="64" w:name="Xc3fc4268009fd3331eb271d54635005ba876970"/>
+    <w:bookmarkEnd w:id="61"/>
+    <w:bookmarkStart w:id="62" w:name="Xc3fc4268009fd3331eb271d54635005ba876970"/>
     <w:p>
       <w:pPr>
         <w:pStyle w:val="Bibliography"/>
@@ -4828,8 +4813,8 @@
         <w:t xml:space="preserve">(pp. 201–226). University of Chicago Press.</w:t>
       </w:r>
     </w:p>
-    <w:bookmarkEnd w:id="64"/>
-    <w:bookmarkStart w:id="66" w:name="X0db465d2ec8683a81b001c1b3069bfe5ad58a88"/>
+    <w:bookmarkEnd w:id="62"/>
+    <w:bookmarkStart w:id="64" w:name="X0db465d2ec8683a81b001c1b3069bfe5ad58a88"/>
     <w:p>
       <w:pPr>
         <w:pStyle w:val="Bibliography"/>
@@ -4899,7 +4884,7 @@
       <w:r>
         <w:t xml:space="preserve"> </w:t>
       </w:r>
-      <w:hyperlink r:id="rId65">
+      <w:hyperlink r:id="rId63">
         <w:r>
           <w:rPr>
             <w:rStyle w:val="Hyperlink"/>
@@ -4908,8 +4893,8 @@
         </w:r>
       </w:hyperlink>
     </w:p>
-    <w:bookmarkEnd w:id="66"/>
-    <w:bookmarkStart w:id="68" w:name="X0fb50f1746fa9d2b24f89ed5bfe6ae1a2f58cc2"/>
+    <w:bookmarkEnd w:id="64"/>
+    <w:bookmarkStart w:id="66" w:name="X0fb50f1746fa9d2b24f89ed5bfe6ae1a2f58cc2"/>
     <w:p>
       <w:pPr>
         <w:pStyle w:val="Bibliography"/>
@@ -4933,7 +4918,7 @@
       <w:r>
         <w:t xml:space="preserve"> </w:t>
       </w:r>
-      <w:hyperlink r:id="rId67">
+      <w:hyperlink r:id="rId65">
         <w:r>
           <w:rPr>
             <w:rStyle w:val="Hyperlink"/>
@@ -4948,8 +4933,8 @@
         <w:t xml:space="preserve">(Pre-published)</w:t>
       </w:r>
     </w:p>
-    <w:bookmarkEnd w:id="68"/>
-    <w:bookmarkStart w:id="70" w:name="ref-strydomFoodWebReconstruction2022a"/>
+    <w:bookmarkEnd w:id="66"/>
+    <w:bookmarkStart w:id="68" w:name="ref-strydomFoodWebReconstruction2022a"/>
     <w:p>
       <w:pPr>
         <w:pStyle w:val="Bibliography"/>
@@ -4986,7 +4971,7 @@
       <w:r>
         <w:t xml:space="preserve"> </w:t>
       </w:r>
-      <w:hyperlink r:id="rId69">
+      <w:hyperlink r:id="rId67">
         <w:r>
           <w:rPr>
             <w:rStyle w:val="Hyperlink"/>
@@ -4995,8 +4980,8 @@
         </w:r>
       </w:hyperlink>
     </w:p>
-    <w:bookmarkEnd w:id="70"/>
-    <w:bookmarkStart w:id="72" w:name="ref-strydomRoadmapPredictingSpecies2021"/>
+    <w:bookmarkEnd w:id="68"/>
+    <w:bookmarkStart w:id="70" w:name="ref-strydomRoadmapPredictingSpecies2021"/>
     <w:p>
       <w:pPr>
         <w:pStyle w:val="Bibliography"/>
@@ -5033,7 +5018,7 @@
       <w:r>
         <w:t xml:space="preserve"> </w:t>
       </w:r>
-      <w:hyperlink r:id="rId71">
+      <w:hyperlink r:id="rId69">
         <w:r>
           <w:rPr>
             <w:rStyle w:val="Hyperlink"/>
@@ -5042,70 +5027,223 @@
         </w:r>
       </w:hyperlink>
     </w:p>
+    <w:bookmarkEnd w:id="70"/>
+    <w:bookmarkStart w:id="72" w:name="ref-strydomSVDEntropyReveals2021"/>
+    <w:p>
+      <w:pPr>
+        <w:pStyle w:val="Bibliography"/>
+      </w:pPr>
+      <w:r>
+        <w:t xml:space="preserve">Strydom, T., Dalla Riva, G. V., &amp; Poisot, T. (2021).</w:t>
+      </w:r>
+      <w:r>
+        <w:t xml:space="preserve"> </w:t>
+      </w:r>
+      <w:r>
+        <w:t xml:space="preserve">SVD Entropy Reveals</w:t>
+      </w:r>
+      <w:r>
+        <w:t xml:space="preserve"> </w:t>
+      </w:r>
+      <w:r>
+        <w:t xml:space="preserve">the</w:t>
+      </w:r>
+      <w:r>
+        <w:t xml:space="preserve"> </w:t>
+      </w:r>
+      <w:r>
+        <w:t xml:space="preserve">High Complexity</w:t>
+      </w:r>
+      <w:r>
+        <w:t xml:space="preserve"> </w:t>
+      </w:r>
+      <w:r>
+        <w:t xml:space="preserve">of</w:t>
+      </w:r>
+      <w:r>
+        <w:t xml:space="preserve"> </w:t>
+      </w:r>
+      <w:r>
+        <w:t xml:space="preserve">Ecological Networks</w:t>
+      </w:r>
+      <w:r>
+        <w:t xml:space="preserve">.</w:t>
+      </w:r>
+      <w:r>
+        <w:t xml:space="preserve"> </w:t>
+      </w:r>
+      <w:r>
+        <w:rPr>
+          <w:i/>
+          <w:iCs/>
+        </w:rPr>
+        <w:t xml:space="preserve">Frontiers in Ecology and Evolution</w:t>
+      </w:r>
+      <w:r>
+        <w:t xml:space="preserve">,</w:t>
+      </w:r>
+      <w:r>
+        <w:t xml:space="preserve"> </w:t>
+      </w:r>
+      <w:r>
+        <w:rPr>
+          <w:i/>
+          <w:iCs/>
+        </w:rPr>
+        <w:t xml:space="preserve">9</w:t>
+      </w:r>
+      <w:r>
+        <w:t xml:space="preserve">.</w:t>
+      </w:r>
+      <w:r>
+        <w:t xml:space="preserve"> </w:t>
+      </w:r>
+      <w:hyperlink r:id="rId71">
+        <w:r>
+          <w:rPr>
+            <w:rStyle w:val="Hyperlink"/>
+          </w:rPr>
+          <w:t xml:space="preserve">https://doi.org/10.3389/fevo.2021.623141</w:t>
+        </w:r>
+      </w:hyperlink>
+    </w:p>
     <w:bookmarkEnd w:id="72"/>
-    <w:bookmarkStart w:id="74" w:name="ref-strydomSVDEntropyReveals2021"/>
+    <w:bookmarkStart w:id="74" w:name="ref-strydomScalingMetawebsRealised2026"/>
     <w:p>
       <w:pPr>
         <w:pStyle w:val="Bibliography"/>
       </w:pPr>
       <w:r>
-        <w:t xml:space="preserve">Strydom, T., Dalla Riva, G. V., &amp; Poisot, T. (2021).</w:t>
-      </w:r>
-      <w:r>
-        <w:t xml:space="preserve"> </w:t>
-      </w:r>
-      <w:r>
-        <w:t xml:space="preserve">SVD Entropy Reveals</w:t>
-      </w:r>
-      <w:r>
-        <w:t xml:space="preserve"> </w:t>
-      </w:r>
-      <w:r>
-        <w:t xml:space="preserve">the</w:t>
-      </w:r>
-      <w:r>
-        <w:t xml:space="preserve"> </w:t>
-      </w:r>
-      <w:r>
-        <w:t xml:space="preserve">High Complexity</w:t>
-      </w:r>
-      <w:r>
-        <w:t xml:space="preserve"> </w:t>
-      </w:r>
-      <w:r>
-        <w:t xml:space="preserve">of</w:t>
-      </w:r>
-      <w:r>
-        <w:t xml:space="preserve"> </w:t>
-      </w:r>
-      <w:r>
-        <w:t xml:space="preserve">Ecological Networks</w:t>
-      </w:r>
-      <w:r>
-        <w:t xml:space="preserve">.</w:t>
-      </w:r>
-      <w:r>
-        <w:t xml:space="preserve"> </w:t>
-      </w:r>
-      <w:r>
-        <w:rPr>
-          <w:i/>
-          <w:iCs/>
-        </w:rPr>
-        <w:t xml:space="preserve">Frontiers in Ecology and Evolution</w:t>
-      </w:r>
-      <w:r>
-        <w:t xml:space="preserve">,</w:t>
-      </w:r>
-      <w:r>
-        <w:t xml:space="preserve"> </w:t>
-      </w:r>
-      <w:r>
-        <w:rPr>
-          <w:i/>
-          <w:iCs/>
-        </w:rPr>
-        <w:t xml:space="preserve">9</w:t>
+        <w:t xml:space="preserve">Strydom, T., Dunhill, A. M., Dunne, J. A., Poisot, T., &amp; Beckerman, A. P. (2026).</w:t>
+      </w:r>
+      <w:r>
+        <w:t xml:space="preserve"> </w:t>
+      </w:r>
+      <w:r>
+        <w:rPr>
+          <w:i/>
+          <w:iCs/>
+        </w:rPr>
+        <w:t xml:space="preserve">From</w:t>
+      </w:r>
+      <w:r>
+        <w:rPr>
+          <w:i/>
+          <w:iCs/>
+        </w:rPr>
+        <w:t xml:space="preserve"> </w:t>
+      </w:r>
+      <w:r>
+        <w:rPr>
+          <w:i/>
+          <w:iCs/>
+        </w:rPr>
+        <w:t xml:space="preserve">Metawebs</w:t>
+      </w:r>
+      <w:r>
+        <w:rPr>
+          <w:i/>
+          <w:iCs/>
+        </w:rPr>
+        <w:t xml:space="preserve"> </w:t>
+      </w:r>
+      <w:r>
+        <w:rPr>
+          <w:i/>
+          <w:iCs/>
+        </w:rPr>
+        <w:t xml:space="preserve">to</w:t>
+      </w:r>
+      <w:r>
+        <w:rPr>
+          <w:i/>
+          <w:iCs/>
+        </w:rPr>
+        <w:t xml:space="preserve"> </w:t>
+      </w:r>
+      <w:r>
+        <w:rPr>
+          <w:i/>
+          <w:iCs/>
+        </w:rPr>
+        <w:t xml:space="preserve">Realised Webs</w:t>
+      </w:r>
+      <w:r>
+        <w:rPr>
+          <w:i/>
+          <w:iCs/>
+        </w:rPr>
+        <w:t xml:space="preserve">:</w:t>
+      </w:r>
+      <w:r>
+        <w:rPr>
+          <w:i/>
+          <w:iCs/>
+        </w:rPr>
+        <w:t xml:space="preserve"> </w:t>
+      </w:r>
+      <w:r>
+        <w:rPr>
+          <w:i/>
+          <w:iCs/>
+        </w:rPr>
+        <w:t xml:space="preserve">A Framework</w:t>
+      </w:r>
+      <w:r>
+        <w:rPr>
+          <w:i/>
+          <w:iCs/>
+        </w:rPr>
+        <w:t xml:space="preserve"> </w:t>
+      </w:r>
+      <w:r>
+        <w:rPr>
+          <w:i/>
+          <w:iCs/>
+        </w:rPr>
+        <w:t xml:space="preserve">for</w:t>
+      </w:r>
+      <w:r>
+        <w:rPr>
+          <w:i/>
+          <w:iCs/>
+        </w:rPr>
+        <w:t xml:space="preserve"> </w:t>
+      </w:r>
+      <w:r>
+        <w:rPr>
+          <w:i/>
+          <w:iCs/>
+        </w:rPr>
+        <w:t xml:space="preserve">Ecological Network Representation</w:t>
+      </w:r>
+      <w:r>
+        <w:rPr>
+          <w:i/>
+          <w:iCs/>
+        </w:rPr>
+        <w:t xml:space="preserve"> </w:t>
+      </w:r>
+      <w:r>
+        <w:rPr>
+          <w:i/>
+          <w:iCs/>
+        </w:rPr>
+        <w:t xml:space="preserve">under</w:t>
+      </w:r>
+      <w:r>
+        <w:rPr>
+          <w:i/>
+          <w:iCs/>
+        </w:rPr>
+        <w:t xml:space="preserve"> </w:t>
+      </w:r>
+      <w:r>
+        <w:rPr>
+          <w:i/>
+          <w:iCs/>
+        </w:rPr>
+        <w:t xml:space="preserve">Global Change</w:t>
       </w:r>
       <w:r>
         <w:t xml:space="preserve">.</w:t>
@@ -5118,7 +5256,7 @@
           <w:rPr>
             <w:rStyle w:val="Hyperlink"/>
           </w:rPr>
-          <w:t xml:space="preserve">https://doi.org/10.3389/fevo.2021.623141</w:t>
+          <w:t xml:space="preserve">https://ecoevorxiv.org/repository/view/11514/</w:t>
         </w:r>
       </w:hyperlink>
     </w:p>

--- a/index.docx
+++ b/index.docx
@@ -15,7 +15,7 @@
         <w:pStyle w:val="Date"/>
       </w:pPr>
       <w:r>
-        <w:t xml:space="preserve">2026-10-30</w:t>
+        <w:t xml:space="preserve">2026-10-31</w:t>
       </w:r>
     </w:p>
     <w:p>
@@ -48,7 +48,7 @@
         <w:pStyle w:val="FirstParagraph"/>
       </w:pPr>
       <w:r>
-        <w:t xml:space="preserve">Understanding how the loss of individual species propagates through ecological communities is a central challenge in ecology. The loss of a species triggers secondary extinctions that propagate throughout the food web. Being able to predict extinction cascades resulting from the removal of a specific species requires more than knowing how many interactions occur within a community or how species are connected. Rather it requires understanding which specific species interact, and how those particular interactions underpin the persistence of other species. Food web approaches to studying extinction have traditionally addressed this problem through topological simulations, in which species are sequentially removed and secondary extinctions are inferred from the structure of the network. These approaches provide a tractable, but simplified means of assessing community robustness as they are only driven by bottom-up processes and do not explicitly account for the population processes governing species persistence</w:t>
+        <w:t xml:space="preserve">Understanding how species loss propagates through ecological communities is a central challenge in ecology. The extinction of a species can have consequences that extend beyond the direct loss of that species, as the removal of ecological interactions can cause further species to decline or disappear. These secondary extinctions can generate cascading losses of biodiversity, alter community composition and disrupt ecosystem functioning. Predicting the consequences of species loss therefore requires understanding not only which species are initially threatened, but also how their removal affects the persistence of other species within the community. Food web models provide a framework for investigating these processes by representing feeding relationships among species and simulating the consequences of species removal. In this context, extinction robustness describes the capacity of a community to withstand species loss before substantial secondary extinctions occur</w:t>
       </w:r>
       <w:r>
         <w:t xml:space="preserve"> </w:t>
@@ -57,7 +57,23 @@
         <w:t xml:space="preserve">(Curtsdotter et al., 2011)</w:t>
       </w:r>
       <w:r>
-        <w:t xml:space="preserve">. Dynamic food web models offer a complementary approach by simulating biomass changes and energy transfer among interacting species, allowing secondary extinctions to emerge from changes in resource availability and population dynamics</w:t>
+        <w:t xml:space="preserve">.</w:t>
+      </w:r>
+    </w:p>
+    <w:p>
+      <w:pPr>
+        <w:pStyle w:val="BodyText"/>
+      </w:pPr>
+      <w:r>
+        <w:t xml:space="preserve">Secondary extinction simulations generally involve two components: a primary extinction sequence, which determines the order in which species are initially removed, and secondary extinctions, which determines when the loss of a species or its interactions causes other species to become extinct. Primary extinction sequences can represent different ecological or environmental pressures, for example, the removal of species according to their abundance, traits or randomly. Secondary extinction rules then determine how the remaining community responds. In topological approaches, these rules are based on network structure where species are considered extinct when they lose the trophic connections required to persist, typically all of their resources. These approaches provide a tractable way to investigate how network structure influences extinction cascades, but they do not explicitly represent the population or indirect processes governing species persistence. In particular, they cannot account for changes in population biomass, rates of resource consumption, indirect interactions such as apparent or emerging competition, or the potential for species to persist despite changes in their interactions.</w:t>
+      </w:r>
+    </w:p>
+    <w:p>
+      <w:pPr>
+        <w:pStyle w:val="BodyText"/>
+      </w:pPr>
+      <w:r>
+        <w:t xml:space="preserve">Dynamic food web models provide an alternative by explicitly representing population and energetic processes. Rather than inferring secondary extinctions from the loss of network connections alone, these models simulate changes in species biomass through time, allowing extinctions to emerge when populations decline below persistence thresholds</w:t>
       </w:r>
       <w:r>
         <w:t xml:space="preserve"> </w:t>
@@ -66,7 +82,16 @@
         <w:t xml:space="preserve">(Brose et al., 2006; Delmas et al., 2017; Yodzis &amp; Innes, 1992)</w:t>
       </w:r>
       <w:r>
-        <w:t xml:space="preserve">. However, the ecological realism of these predictions depends fundamentally on the network supplied to the model. In particular, whether the species interactions represented in the network adequately reflect those occurring within the community.</w:t>
+        <w:t xml:space="preserve">. Consequently, dynamic models can capture processes that are absent from purely topological simulations, including the effects of changing resource availability and the rates at which consumers and resources interact. Previous comparisons have shown that topological and dynamic approaches can produce substantially different estimates of extinction robustness, with topological simulations often suggesting greater robustness than dynamic simulations</w:t>
+      </w:r>
+      <w:r>
+        <w:t xml:space="preserve"> </w:t>
+      </w:r>
+      <w:r>
+        <w:t xml:space="preserve">(Curtsdotter et al., 2011)</w:t>
+      </w:r>
+      <w:r>
+        <w:t xml:space="preserve">. Dynamic approaches are therefore important when the aim is to understand the population-level mechanisms underlying extinction cascades, rather than simply the structural consequences of species removal.</w:t>
       </w:r>
     </w:p>
     <w:p>
@@ -74,7 +99,7 @@
         <w:pStyle w:val="BodyText"/>
       </w:pPr>
       <w:r>
-        <w:t xml:space="preserve">A limitation of existing approaches to dynamic food web modelling is that networks are commonly generated using theoretical rules rather than empirical knowledge of species interactions. The niche model, for example, generates plausible food web structures by arranging species along a continuous niche axis, with consumers feeding within a defined region of that axis</w:t>
+        <w:t xml:space="preserve">Despite these advantages, secondary extinction research has relied predominantly on topological approaches [REF]. Furthermore, where dynamic models have been used to investigate general principles of food web robustness, network structure has commonly been generated using theoretical approaches such as the niche model</w:t>
       </w:r>
       <w:r>
         <w:t xml:space="preserve"> </w:t>
@@ -83,7 +108,15 @@
         <w:t xml:space="preserve">(Williams &amp; Martinez, 2000)</w:t>
       </w:r>
       <w:r>
-        <w:t xml:space="preserve">. This approach reproduces several characteristic properties of empirical food webs and provides a convenient framework for coupling network structure to population dynamics. However, it is fundamentally species-agnostic where interactions are generated from generalised structural rules rather than the known ecological relationships between particular species. Although the resulting networks may reproduce realistic networks structure they do not necessarily represent the interactions that actually occur within a given community. Allometric trophic network models provide a step towards greater biological realism by incorporating consumer–resource body-size relationships and associated assumptions about feeding interactions</w:t>
+        <w:t xml:space="preserve">. The niche model generates plausible food web structures by arranging species along a continuous niche axis and assigning consumers a feeding range within that axis. It reproduces several characteristic properties of empirical food webs providing a convenient means of generating networks for subsequent dynamic simulations. However, it is species-agnostic, whereby interactions are generated from generalised structural rules rather than from knowledge of the ecological relationships between particular species. Consequently, although niche-model networks can provide useful conceptual insight into how general properties of food web structure influence extinction dynamics, they do not necessarily represent the interactions occurring within any particular ecological community.</w:t>
+      </w:r>
+    </w:p>
+    <w:p>
+      <w:pPr>
+        <w:pStyle w:val="BodyText"/>
+      </w:pPr>
+      <w:r>
+        <w:t xml:space="preserve">Allometric trophic network models offer a step towards greater biological realism by incorporating consumer–resource body-size relationships and associated assumptions about feeding interactions</w:t>
       </w:r>
       <w:r>
         <w:t xml:space="preserve"> </w:t>
@@ -92,23 +125,7 @@
         <w:t xml:space="preserve">(Brose et al., 2006; Petchey et al., 2008)</w:t>
       </w:r>
       <w:r>
-        <w:t xml:space="preserve">. However body size is only one component of trophic feasibility. Species may differ in their feeding strategies, habitat requirements, functional morphology and other ecological characteristics that constrain their interactions [REF]. Networks generated primarily from body-size relationships may therefore include interactions that are theoretically plausible but biologically impossible</w:t>
-      </w:r>
-      <w:r>
-        <w:t xml:space="preserve"> </w:t>
-      </w:r>
-      <w:r>
-        <w:rPr>
-          <w:i/>
-          <w:iCs/>
-        </w:rPr>
-        <w:t xml:space="preserve">i.e.</w:t>
-      </w:r>
-      <w:r>
-        <w:t xml:space="preserve"> </w:t>
-      </w:r>
-      <w:r>
-        <w:t xml:space="preserve">predict forbidden links. While these approaches provide useful representations of food web structure and trophic processes, they do not necessarily preserve the species-specific interaction identity required to reconstruct realistic, empirically grounded, extinction pathways.</w:t>
+        <w:t xml:space="preserve">. However, body size is only one component of trophic feasibility. Species also differ in their feeding strategies, habitat requirements, functional morphology and other ecological characteristics that constrain which interactions are possible [REF]. Networks generated primarily from body-size relationships may therefore include interactions that are theoretically plausible under allometric assumptions but biologically impossible for the particular species involved. In other words, incorporating population dynamics and additional biological constraints does not necessarily mean that a model preserves the identity of ecologically possible interactions within a real community. This distinction matters because extinction pathways depend not simply on the number or distribution of links, but on which species interact and which alternative resources are available to particular consumers.</w:t>
       </w:r>
     </w:p>
     <w:p>
@@ -116,7 +133,15 @@
         <w:pStyle w:val="BodyText"/>
       </w:pPr>
       <w:r>
-        <w:t xml:space="preserve">Empirical metawebs offer an opportunity to address this limitation. By compiling potential trophic interactions among particular species from observations, published literature and trait-based inference, metawebs retain information about the identity of consumer–resource relationships that is absent from species-agnostic network models</w:t>
+        <w:t xml:space="preserve">The application of dynamic extinction models to networks retaining species-specific interaction identity remains limited, particularly in contemporary food web research [REF: review of species-specific dynamic food web applications]. This represents an important obstacle to moving from general conceptual predictions towards system-specific inference. If the objective is to predict how the loss of a particular species will affect the composition and functioning of a particular ecological community, then the model must represent the interactions that are possible between the species in that system. A dynamically realistic model supplied with a network that does not represent those relationships may produce mechanistically detailed predictions, but those predictions need not describe the ecological system of interest. The challenge is therefore to combine the population-level processes represented by dynamic models with food web structures that retain empirically grounded, species-specific interaction identity.</w:t>
+      </w:r>
+    </w:p>
+    <w:p>
+      <w:pPr>
+        <w:pStyle w:val="BodyText"/>
+      </w:pPr>
+      <w:r>
+        <w:t xml:space="preserve">Empirical grounded metawebs offer an opportunity to address this challenge. By compiling potential trophic interactions among particular species from observations, published literature and trait-based inference, metawebs retain information about the identity of consumer–resource relationships that is absent from species-agnostic network generation approaches</w:t>
       </w:r>
       <w:r>
         <w:t xml:space="preserve"> </w:t>
@@ -125,7 +150,7 @@
         <w:t xml:space="preserve">(Dunne, 2006)</w:t>
       </w:r>
       <w:r>
-        <w:t xml:space="preserve">. This distinction is particularly important for extinction modelling. The loss of a species does not simply remove a node with a given number of connections, it removes a particular set of ecological relationships, potentially affecting consumers in ways that depend on the identity and availability of alternative resources. Empirically constrained interactions therefore provide a more biologically meaningful basis for predicting how the loss of a specific species propagates through a community. However, metawebs represent pools of potential interactions rather than necessarily realised community networks. Because interactions may have been recorded or inferred across different locations, environmental conditions and periods, they need not all occur simultaneously within a single ecological community</w:t>
+        <w:t xml:space="preserve">. This is important for extinction modelling because the loss of a species removes a particular set of ecological relationships, potentially affecting consumers in ways that depend on the identity and availability of their alternative resources. However, metawebs represent pools of potential interactions rather than necessarily realised community networks. Interactions may have been recorded or inferred across different locations, environmental conditions and periods, and therefore need not all occur simultaneously within a single ecological community</w:t>
       </w:r>
       <w:r>
         <w:t xml:space="preserve"> </w:t>
@@ -134,7 +159,7 @@
         <w:t xml:space="preserve">(Strydom, Dunhill, et al., 2026)</w:t>
       </w:r>
       <w:r>
-        <w:t xml:space="preserve">. Thus the distribution of links within a metaweb are not constrained by community context. Directly using metawebs as inputs to population dynamic models is a philosophical misalignment as the resulting structure of the network does not necessarily represent a system that is compatible with the energetic assumptions of dynamic models.</w:t>
+        <w:t xml:space="preserve">. As a result, metawebs can be highly connected relative to realised food webs and may include interactions that are possible in principle but not realised under the ecological conditions of a particular system. Directly using an entire metaweb as the input to a population dynamic model therefore risks representing a community that does not correspond to a plausible realised ecological system.</w:t>
       </w:r>
     </w:p>
     <w:p>
@@ -142,7 +167,7 @@
         <w:pStyle w:val="BodyText"/>
       </w:pPr>
       <w:r>
-        <w:t xml:space="preserve">Translating empirical metawebs into networks suitable for dynamic modelling therefore requires a means of distinguishing potential interactions from those likely to be realised within a particular community. Downsampling provides a promising approach to this problem by reducing the number of interactions while retaining the identity of the species involved [EG ROOPNARINE]. Rather than generating interactions from generalised structural rules, downsampling starts with an empirically constrained pool of potential interactions and selects a subset to represent a plausible realised food web. This offers a potential bridge between empirical interaction data and mechanistic dynamic modelling, retaining species-specific trophic relationships (and importantly no forbidden links) while producing networks with more realistically constrained structures. However, the selection of interactions to remove or retain is not necessarily neutral. Different downsampling approaches will embody different assumptions about how potential interactions are filtered into realised communities. These different assumptions may preserve different subsets of species interactions, with potentially important consequences for the structure of the resulting food web, the secondary extinction pathways that it supports, and importantly the exact identity of species lost. Thus, although downsampling provides a means of incorporating empirical interaction identity into dynamic models, the ecological assumptions used to select interactions may themselves influence subsequent predictions.</w:t>
+        <w:t xml:space="preserve">Translating empirical metawebs into networks suitable for dynamic modelling requires a means of distinguishing the pool of potential interactions from those likely to be realised within a particular community. Downsampling provides a promising approach by reducing the number of interactions while retaining the identity of the species involved [EG ROOPNARINE]. Rather than generating links from generalised structural rules, downsampling begins with an empirically constrained pool of potential interactions and selects a subset to represent a plausible community-level food web. This offers a way to retain species-specific trophic relationships while reducing the excessive connectivity of metawebs and avoiding the introduction of links between species for which no potential interaction is represented in the empirical interaction pool. In this way, downsampling provides a potential bridge between empirical interaction data and mechanistic dynamic modelling.</w:t>
       </w:r>
     </w:p>
     <w:p>
@@ -150,7 +175,49 @@
         <w:pStyle w:val="BodyText"/>
       </w:pPr>
       <w:r>
-        <w:t xml:space="preserve">Importantly, the construction of a network is not the only process determining which interactions ultimately contribute to community persistence. Once a network has been parameterised and subjected to population dynamics, an initial burn-in period allows biomass to change and species unable to persist under the specified model conditions to become extinct. This process effectively imposes a second filter on the network, transforming the initially constructed topology into a dynamically viable community. Interactions that are retained during downsampling may therefore not necessarily persist as part of the resulting community, because their associated species may fail to maintain viable populations. Conversely, the removal of particular species during burn-in can alter the structure of the surviving network. The resulting community reflects both the assumptions used to select interactions from the original metaweb and the constraints imposed by the population dynamics themselves. Understanding how these successive filters influence network structure is therefore important for establishing whether the empirical information retained during downsampling persists through dynamic modelling, and whether alternative approaches to network construction ultimately produce different ecological outcomes.</w:t>
+        <w:t xml:space="preserve">However, the selection of interactions to remove or retain is not necessarily neutral. Different downsampling approaches embody different assumptions about how potential interactions are filtered into realised communities. These assumptions may preserve different subsets of species interactions, with consequences for network structure, the resources available to individual consumers and the secondary extinction pathways supported by the resulting network. In particular, alternative approaches may produce different predictions about the identity of species lost, even when they begin with the same empirical metaweb. Thus, incorporating species-specific interaction identity into dynamic models does not remove uncertainty from network construction; rather, it makes it possible to investigate how assumptions about the realisation of potential interactions influence subsequent ecological predictions.</w:t>
+      </w:r>
+    </w:p>
+    <w:p>
+      <w:pPr>
+        <w:pStyle w:val="BlockText"/>
+      </w:pPr>
+      <w:r>
+        <w:t xml:space="preserve">Network construction is also not the only process determining which interactions ultimately contribute to community persistence. Once a network has been parameterised and subjected to population dynamics, an initial burn-in period allows biomass to change and species unable to persist under the specified model conditions to become extinct. This imposes a further filter on the network, transforming the initially constructed topology into a dynamically viable community. Interactions retained during downsampling may therefore not necessarily persist in the resulting community if their associated species fail to maintain viable populations. Conversely, the removal of particular species during burn-in can alter the structure of the surviving network. The resulting community reflects both the assumptions used to select interactions from the original metaweb and the constraints imposed by population dynamics. Understanding how these successive filters influence network structure is important for determining whether empirical interaction identity is retained through dynamic modelling, and whether alternative approaches to network construction ultimately produce different ecological outcomes.</w:t>
+      </w:r>
+    </w:p>
+    <w:p>
+      <w:pPr>
+        <w:pStyle w:val="BlockText"/>
+      </w:pPr>
+      <w:r>
+        <w:t xml:space="preserve">probably need a version of the paragraph below…</w:t>
+      </w:r>
+    </w:p>
+    <w:p>
+      <w:pPr>
+        <w:pStyle w:val="FirstParagraph"/>
+      </w:pPr>
+      <w:r>
+        <w:t xml:space="preserve">These challenges are particularly relevant when modelling ecological communities for which complete observations of realised food webs are unavailable, including palaeoecological systems. Fossil assemblages provide opportunities to investigate ecological change across major extinction events, but interactions reconstructed from the fossil record are more appropriately understood as empirically constrained pools of potential trophic relationships than as complete representations of a single realised community</w:t>
+      </w:r>
+      <w:r>
+        <w:t xml:space="preserve"> </w:t>
+      </w:r>
+      <w:r>
+        <w:t xml:space="preserve">(Dunhill et al., 2024; Fricke et al., 2022; Karapunar et al., 2026; Roopnarine, 2017; Roopnarine, 2006)</w:t>
+      </w:r>
+      <w:r>
+        <w:t xml:space="preserve">. Developing approaches that translate these interaction pools into plausible, dynamically viable food webs could provide a means of moving beyond structural reconstructions towards mechanistic explanations of ecological change, including the processes underlying extinction cascades and community collapse. More broadly, the ability to combine species-specific interaction information with population dynamics is essential if food web models are to move towards system-specific predictions that can inform our understanding of ecological change and, ultimately, conservation and management in contemporary ecosystems</w:t>
+      </w:r>
+      <w:r>
+        <w:t xml:space="preserve"> </w:t>
+      </w:r>
+      <w:r>
+        <w:t xml:space="preserve">(Strydom, Catchen, et al., 2021)</w:t>
+      </w:r>
+      <w:r>
+        <w:t xml:space="preserve">.</w:t>
       </w:r>
     </w:p>
     <w:p>
@@ -158,50 +225,7 @@
         <w:pStyle w:val="BodyText"/>
       </w:pPr>
       <w:r>
-        <w:t xml:space="preserve">The importance of these considerations becomes particularly apparent when comparing topological and dynamic approaches to extinction robustness. Topological simulations infer secondary extinctions from the loss of trophic connections, whereas dynamic simulations additionally account for changes in biomass and the rate-dependent processes governing species persistence. Previous work has demonstrated that these approaches can produce different estimates of food web robustness, with topological simulations generally indicating greater robustness than dynamic simulations</w:t>
-      </w:r>
-      <w:r>
-        <w:t xml:space="preserve"> </w:t>
-      </w:r>
-      <w:r>
-        <w:t xml:space="preserve">(Curtsdotter et al., 2011)</w:t>
-      </w:r>
-      <w:r>
-        <w:t xml:space="preserve">. However, this comparison has largely been developed using theoretically constructed food webs, leaving it unclear whether the same conclusions extend to networks retaining empirical, species-specific interaction identity. Moreover, the extent to which network reconstruction influences the relationship between topological and dynamic extinction responses remains poorly understood. Networks with similar structural properties may differ in the identity of their interactions, while networks derived from the same empirical metaweb may retain different subsets of potential interactions following downsampling. These differences may be inconsequential for some topological measures of robustness but become important when population dynamics determine how species respond to the loss of particular resources. Comparing extinction responses across alternative network representations therefore provides an opportunity to establish whether incorporating empirical interaction identity changes inferred robustness, and whether dynamic modelling reveals differences that are not apparent from network topology alone.</w:t>
-      </w:r>
-    </w:p>
-    <w:p>
-      <w:pPr>
-        <w:pStyle w:val="BlockText"/>
-      </w:pPr>
-      <w:r>
-        <w:t xml:space="preserve">probably need a version of the paragraph below..</w:t>
-      </w:r>
-    </w:p>
-    <w:p>
-      <w:pPr>
-        <w:pStyle w:val="FirstParagraph"/>
-      </w:pPr>
-      <w:r>
-        <w:t xml:space="preserve">These questions are particularly relevant when modelling ecological communities for which complete observations of realised food webs are unavailable, including palaeoecological systems. Fossil assemblages provide opportunities to investigate ecological change across major extinction events, but the interactions reconstructed from the fossil record are more appropriately understood as empirically constrained pools of potential trophic relationships than complete representations of a single realised community</w:t>
-      </w:r>
-      <w:r>
-        <w:t xml:space="preserve"> </w:t>
-      </w:r>
-      <w:r>
-        <w:t xml:space="preserve">(Dunhill et al., 2024; Fricke et al., 2022; Karapunar et al., 2026; Roopnarine, 2017; Roopnarine, 2006)</w:t>
-      </w:r>
-      <w:r>
-        <w:t xml:space="preserve">. Developing approaches that translate these interaction pools into plausible, dynamically viable food webs could therefore provide a means of moving beyond structural reconstructions towards mechanistic explanations of ecological change, including the processes underlying extinction cascades and community collapse. More broadly, integrating empirical interaction identity with population dynamics represents an important step towards making predictions from ecological network models more representative of the communities they are intended to describe</w:t>
-      </w:r>
-      <w:r>
-        <w:t xml:space="preserve"> </w:t>
-      </w:r>
-      <w:r>
-        <w:t xml:space="preserve">(Strydom, Catchen, et al., 2021)</w:t>
-      </w:r>
-      <w:r>
-        <w:t xml:space="preserve">.</w:t>
+        <w:t xml:space="preserve">Here, we investigate how empirically informed network reconstruction influences food web structure and inferred extinction robustness under topological and dynamic extinction simulations. Using empirical metawebs, we generate community-level networks through four alternative downsampling approaches and compare these with networks constructed using the niche and allometric trophic network models. By retaining species-specific interactions from empirical metawebs, our approach provides a means of incorporating interaction identity into dynamic extinction modelling while investigating the consequences of alternative assumptions about how potential interactions are realised. Specifically, we address four questions. First, how does downsampling approach influence network topology, and to what extent do these structural differences persist following dynamic burn-in? Second, does the difference between topological and dynamic estimates of extinction robustness generalise across alternative approaches to network construction and extinction scenarios? Third, do alternative network types retain similar relationships in inferred robustness under topological and dynamic extinction simulations, or does incorporating population dynamics reveal differences that are not apparent from topology alone? Fourth, how do alternative network construction approaches influence the retention and loss of individual species and trophic links during extinction simulations, and do topological and dynamic approaches differ in the identity of species and interactions that persist?</w:t>
       </w:r>
     </w:p>
     <w:p>
@@ -209,7 +233,7 @@
         <w:pStyle w:val="BodyText"/>
       </w:pPr>
       <w:r>
-        <w:t xml:space="preserve">Here, we investigate how empirically informed network reconstruction influences food web structure and inferred extinction robustness under topological and dynamic extinction simulations. Using empirical metawebs, we generate community-level networks through four alternative downsampling approaches and compare these with networks constructed using the niche and allometric trophic network models. By retaining species-specific interactions from empirical metawebs, our approach provides a means of incorporating interaction identity into dynamic extinction modelling while investigating the consequences of alternative assumptions about how potential interactions are realised. Specifically, we address three questions. First, how does downsampling approach influence network topology, and to what extent do these structural differences persist following dynamical burn-in? Second, does the difference between topological and dynamic estimates of extinction robustness generalise across alternative approaches to network construction and extinction scenarios? Third, do alternative network types retain similar relationships in inferred robustness under topological and dynamic extinction simulations, or does incorporating population dynamics reveal differences that are not apparent from topology alone? Rather than identifying a single optimal reconstruction method, we use these comparisons to investigate the extent to which empirical interaction identity can be retained through dynamic modelling, and how assumptions made during network construction propagate into subsequent ecological predictions. We show that downsampling approaches produce increasingly distinct network topologies as greater proportions of interactions are removed, that dynamical burn-in acts as an additional structural filter, and that the broad difference between topological and dynamic estimates of robustness is maintained across alternative network representations. However, dynamic simulations also reveal differences in network behaviour that are not apparent from topology alone. Together, these findings demonstrate the potential of empirical metawebs and downsampling to bridge the gap between species-specific interaction data and mechanistic extinction modelling, while highlighting network reconstruction as an important source of uncertainty in ecological predictions.</w:t>
+        <w:t xml:space="preserve">Rather than identifying a single optimal reconstruction method, we investigate the extent to which empirical interaction identity can be retained through dynamic modelling, and how assumptions made during network construction propagate into subsequent ecological predictions. We show that downsampling approaches produce increasingly distinct network topologies as greater proportions of interactions are removed, that dynamic burn-in acts as an additional structural filter, and that the broad difference between topological and dynamic estimates of robustness is maintained across alternative network representations. However, dynamic simulations also reveal differences in network behaviour that are not apparent from topology alone. By examining species and link retention throughout extinction simulations, we further assess whether similar estimates of overall robustness conceal differences in the composition and interaction structure of surviving communities. Together, these findings demonstrate the potential of empirical metawebs and downsampling to bridge the gap between species-specific interaction data and mechanistic extinction modelling, while highlighting network reconstruction as an important source of uncertainty in ecological predictions.</w:t>
       </w:r>
     </w:p>
     <w:bookmarkEnd w:id="9"/>
